--- a/downloads/workbook/ai-5-week-09.docx
+++ b/downloads/workbook/ai-5-week-09.docx
@@ -956,6 +956,178 @@
         <w:t>Project connection: For your Image-pattern Network Investigation, save the input, procedure, observed result and limitation of this check. Label this worked example as practice; use a different, previously unreviewed case when checking independent understanding.</w:t>
       </w:r>
     </w:p>
+    <w:p>
+      <w:pPr>
+        <w:pStyle w:val="Heading1"/>
+      </w:pPr>
+      <w:r>
+        <w:t>13. Project portfolio milestone</w:t>
+      </w:r>
+    </w:p>
+    <w:p>
+      <w:r>
+        <w:t>Project: Image-pattern Network Investigation</w:t>
+      </w:r>
+    </w:p>
+    <w:p>
+      <w:r>
+        <w:t>Current milestone: Make a transparent first version. Keep a trace of how one input becomes an output; explain the rule or learned component.</w:t>
+      </w:r>
+    </w:p>
+    <w:p>
+      <w:r>
+        <w:t>For your Image-pattern Network Investigation, save the input, procedure, observed result and limitation of this check. Label this worked example as practice; use a different, previously unreviewed case when checking independent understanding.</w:t>
+      </w:r>
+    </w:p>
+    <w:tbl>
+      <w:tblPr>
+        <w:tblStyle w:val="LightShading-Accent1"/>
+        <w:tblW w:type="auto" w:w="0"/>
+        <w:tblLook w:firstColumn="1" w:firstRow="1" w:lastColumn="0" w:lastRow="0" w:noHBand="0" w:noVBand="1" w:val="04A0"/>
+      </w:tblPr>
+      <w:tblGrid>
+        <w:gridCol w:w="5112"/>
+        <w:gridCol w:w="5112"/>
+      </w:tblGrid>
+      <w:tr>
+        <w:trPr>
+          <w:tblHeader/>
+        </w:trPr>
+        <w:tc>
+          <w:tcPr>
+            <w:tcW w:type="dxa" w:w="5112"/>
+          </w:tcPr>
+          <w:p>
+            <w:r>
+              <w:t>Evidence to keep</w:t>
+            </w:r>
+          </w:p>
+        </w:tc>
+        <w:tc>
+          <w:tcPr>
+            <w:tcW w:type="dxa" w:w="5112"/>
+          </w:tcPr>
+          <w:p>
+            <w:r>
+              <w:t>My record</w:t>
+            </w:r>
+          </w:p>
+        </w:tc>
+      </w:tr>
+      <w:tr>
+        <w:tc>
+          <w:tcPr>
+            <w:tcW w:type="dxa" w:w="5112"/>
+          </w:tcPr>
+          <w:p>
+            <w:r>
+              <w:t>This week’s input and deciding step</w:t>
+            </w:r>
+          </w:p>
+        </w:tc>
+        <w:tc>
+          <w:tcPr>
+            <w:tcW w:type="dxa" w:w="5112"/>
+          </w:tcPr>
+          <w:p>
+            <w:r/>
+          </w:p>
+        </w:tc>
+      </w:tr>
+      <w:tr>
+        <w:tc>
+          <w:tcPr>
+            <w:tcW w:type="dxa" w:w="5112"/>
+          </w:tcPr>
+          <w:p>
+            <w:r>
+              <w:t>Prediction and actual result (or labelled paper trace)</w:t>
+            </w:r>
+          </w:p>
+        </w:tc>
+        <w:tc>
+          <w:tcPr>
+            <w:tcW w:type="dxa" w:w="5112"/>
+          </w:tcPr>
+          <w:p>
+            <w:r/>
+          </w:p>
+        </w:tc>
+      </w:tr>
+      <w:tr>
+        <w:tc>
+          <w:tcPr>
+            <w:tcW w:type="dxa" w:w="5112"/>
+          </w:tcPr>
+          <w:p>
+            <w:r>
+              <w:t>One change since the previous checkpoint and why</w:t>
+            </w:r>
+          </w:p>
+        </w:tc>
+        <w:tc>
+          <w:tcPr>
+            <w:tcW w:type="dxa" w:w="5112"/>
+          </w:tcPr>
+          <w:p>
+            <w:r/>
+          </w:p>
+        </w:tc>
+      </w:tr>
+      <w:tr>
+        <w:tc>
+          <w:tcPr>
+            <w:tcW w:type="dxa" w:w="5112"/>
+          </w:tcPr>
+          <w:p>
+            <w:r>
+              <w:t>One error or limit and the next test</w:t>
+            </w:r>
+          </w:p>
+        </w:tc>
+        <w:tc>
+          <w:tcPr>
+            <w:tcW w:type="dxa" w:w="5112"/>
+          </w:tcPr>
+          <w:p>
+            <w:r/>
+          </w:p>
+        </w:tc>
+      </w:tr>
+    </w:tbl>
+    <w:p>
+      <w:pPr>
+        <w:pStyle w:val="Heading3"/>
+      </w:pPr>
+      <w:r>
+        <w:t>Explain what this week adds to your project. Reuse last week’s record rather than starting again.</w:t>
+      </w:r>
+    </w:p>
+    <w:p>
+      <w:r>
+        <w:t>________________________________________________________________</w:t>
+      </w:r>
+    </w:p>
+    <w:p>
+      <w:r>
+        <w:t>________________________________________________________________</w:t>
+      </w:r>
+    </w:p>
+    <w:p>
+      <w:r>
+        <w:t>________________________________________________________________</w:t>
+      </w:r>
+    </w:p>
+    <w:p>
+      <w:r>
+        <w:t>________________________________________________________________</w:t>
+      </w:r>
+    </w:p>
+    <w:p>
+      <w:r>
+        <w:t>________________________________________________________________</w:t>
+      </w:r>
+    </w:p>
     <w:sectPr>
       <w:pgSz w:w="12240" w:h="15840"/>
       <w:pgMar w:top="936" w:right="1008" w:bottom="936" w:left="1008" w:header="720" w:footer="720" w:gutter="0"/>

--- a/downloads/workbook/ai-5-week-09.docx
+++ b/downloads/workbook/ai-5-week-09.docx
@@ -1128,6 +1128,248 @@
         <w:t>________________________________________________________________</w:t>
       </w:r>
     </w:p>
+    <w:p>
+      <w:pPr>
+        <w:pStyle w:val="Heading1"/>
+      </w:pPr>
+      <w:r>
+        <w:t>14. Supported practice and learning evidence</w:t>
+      </w:r>
+    </w:p>
+    <w:p>
+      <w:r>
+        <w:t>Use this supported practice once, in the browser or on paper. Keep the reserved independent assessment for a separate first attempt before teacher feedback.</w:t>
+      </w:r>
+    </w:p>
+    <w:p>
+      <w:r>
+        <w:t>Use a local slope to propose a small move rather than claiming every move helps.</w:t>
+      </w:r>
+    </w:p>
+    <w:p>
+      <w:pPr>
+        <w:pStyle w:val="Heading3"/>
+      </w:pPr>
+      <w:r>
+        <w:t>Practice 1: explain the deciding evidence</w:t>
+      </w:r>
+    </w:p>
+    <w:p>
+      <w:r>
+        <w:t>Which labelled step matches this detail? Move to a = 0.25: loss 3.0625, below starting loss 4.</w:t>
+      </w:r>
+    </w:p>
+    <w:p>
+      <w:r>
+        <w:t>1. Check small move</w:t>
+      </w:r>
+    </w:p>
+    <w:p>
+      <w:r>
+        <w:t>2. Estimate slope</w:t>
+      </w:r>
+    </w:p>
+    <w:p>
+      <w:r>
+        <w:t>3. Evaluate nearby points</w:t>
+      </w:r>
+    </w:p>
+    <w:p>
+      <w:pPr>
+        <w:pStyle w:val="Heading3"/>
+      </w:pPr>
+      <w:r>
+        <w:t>My selected conclusion, deciding fact and explanation</w:t>
+      </w:r>
+    </w:p>
+    <w:p>
+      <w:r>
+        <w:t>________________________________________________________________</w:t>
+      </w:r>
+    </w:p>
+    <w:p>
+      <w:r>
+        <w:t>________________________________________________________________</w:t>
+      </w:r>
+    </w:p>
+    <w:p>
+      <w:r>
+        <w:t>________________________________________________________________</w:t>
+      </w:r>
+    </w:p>
+    <w:p>
+      <w:r>
+        <w:t>________________________________________________________________</w:t>
+      </w:r>
+    </w:p>
+    <w:p>
+      <w:r>
+        <w:t>________________________________________________________________</w:t>
+      </w:r>
+    </w:p>
+    <w:p>
+      <w:r>
+        <w:t>Hint if needed: Read the steps in the pictorial case. Match the supplied detail to the stage that performs or records it.</w:t>
+      </w:r>
+    </w:p>
+    <w:p>
+      <w:r>
+        <w:t>After your attempt, compare with the supported explanation: Check small move Move to a = 0.25: loss 3.0625, below starting loss 4. A slope describes how the loss changes near the current parameter. The symmetric calculation compares equal small moves on either side. Its negative result suggests a small increase may help at zero. It does not promise every increase helps: jumping to five passes the optimum at two and produces a larger loss. Check the new loss after each proposed step.</w:t>
+      </w:r>
+    </w:p>
+    <w:p>
+      <w:pPr>
+        <w:pStyle w:val="Heading3"/>
+      </w:pPr>
+      <w:r>
+        <w:t>Practice 2: explain the deciding evidence</w:t>
+      </w:r>
+    </w:p>
+    <w:p>
+      <w:r>
+        <w:t>Changed-case practice: Move from 0 all the way to5. Which conclusion is supported by the supplied facts?</w:t>
+      </w:r>
+    </w:p>
+    <w:p>
+      <w:r>
+        <w:t>1. We can decide the result without examining the changed input or the procedure.</w:t>
+      </w:r>
+    </w:p>
+    <w:p>
+      <w:r>
+        <w:t>2. Loss becomes9, exceeding the starting4.</w:t>
+      </w:r>
+    </w:p>
+    <w:p>
+      <w:r>
+        <w:t>3. This one example guarantees correct results for every future input.</w:t>
+      </w:r>
+    </w:p>
+    <w:p>
+      <w:pPr>
+        <w:pStyle w:val="Heading3"/>
+      </w:pPr>
+      <w:r>
+        <w:t>My selected conclusion, deciding fact and explanation</w:t>
+      </w:r>
+    </w:p>
+    <w:p>
+      <w:r>
+        <w:t>________________________________________________________________</w:t>
+      </w:r>
+    </w:p>
+    <w:p>
+      <w:r>
+        <w:t>________________________________________________________________</w:t>
+      </w:r>
+    </w:p>
+    <w:p>
+      <w:r>
+        <w:t>________________________________________________________________</w:t>
+      </w:r>
+    </w:p>
+    <w:p>
+      <w:r>
+        <w:t>________________________________________________________________</w:t>
+      </w:r>
+    </w:p>
+    <w:p>
+      <w:r>
+        <w:t>________________________________________________________________</w:t>
+      </w:r>
+    </w:p>
+    <w:p>
+      <w:r>
+        <w:t>Hint if needed: Use the changed condition and the deciding step in the pictorial trace. The answer must say what follows from those facts.</w:t>
+      </w:r>
+    </w:p>
+    <w:p>
+      <w:r>
+        <w:t>After your attempt, compare with the supported explanation: Loss becomes9, exceeding the starting4. A negative local slope suggests increasing a locally, not that every positive jump decreases loss.</w:t>
+      </w:r>
+    </w:p>
+    <w:p>
+      <w:pPr>
+        <w:pStyle w:val="Heading3"/>
+      </w:pPr>
+      <w:r>
+        <w:t>Repair a missing building block</w:t>
+      </w:r>
+    </w:p>
+    <w:p>
+      <w:r>
+        <w:t>Review Loss functions (ai-5/8). Goal: Calculate per-example squared error and mean squared error. Short practice: Why must the report name the chosen loss? Point to the relevant step in the picture, then write the changed result and the rule or evidence that supports it.. Return to this week and explain what you changed.</w:t>
+      </w:r>
+    </w:p>
+    <w:p>
+      <w:r>
+        <w:t>Review Forward passes by hand (ai-5/6). Goal: Record scores and activations in dependency order. Short practice: Why should feedback identify h before correcting only y? Point to the relevant step in the picture, then write the changed result and the rule or evidence that supports it.. Return to this week and explain what you changed.</w:t>
+      </w:r>
+    </w:p>
+    <w:p>
+      <w:r>
+        <w:t>Review Bias terms and decision boundaries (ai-5/3). Goal: Calculate a weighted score with a bias term. Short practice: Is B positive under the original or changed model? Point to the relevant step in the picture, then write the changed result and the rule or evidence that supports it.. Return to this week and explain what you changed.</w:t>
+      </w:r>
+    </w:p>
+    <w:p>
+      <w:pPr>
+        <w:pStyle w:val="Heading3"/>
+      </w:pPr>
+      <w:r>
+        <w:t>Predict, run and debug</w:t>
+      </w:r>
+    </w:p>
+    <w:p>
+      <w:r>
+        <w:t>The browser lab lets you edit the supported Python examples already included in this lesson. Predict first, run, inspect the actual output or error, change one input, then run again. Keep code, predictions, actual results and a reasoned revision together. On paper, label your result as a trace rather than an execution.</w:t>
+      </w:r>
+    </w:p>
+    <w:p>
+      <w:pPr>
+        <w:pStyle w:val="Heading3"/>
+      </w:pPr>
+      <w:r>
+        <w:t>Keep your completed work</w:t>
+      </w:r>
+    </w:p>
+    <w:p>
+      <w:r>
+        <w:t>Use Download completed work in the hosted lesson to export your answers, reflections, practice feedback and code-run evidence. Open the HTML copy to read or print it. Drafts stay in this browser when storage is available; clear drafts on a shared device.</w:t>
+      </w:r>
+    </w:p>
+    <w:p>
+      <w:pPr>
+        <w:pStyle w:val="Heading3"/>
+      </w:pPr>
+      <w:r>
+        <w:t>What I repaired, the evidence I kept and the next test</w:t>
+      </w:r>
+    </w:p>
+    <w:p>
+      <w:r>
+        <w:t>________________________________________________________________</w:t>
+      </w:r>
+    </w:p>
+    <w:p>
+      <w:r>
+        <w:t>________________________________________________________________</w:t>
+      </w:r>
+    </w:p>
+    <w:p>
+      <w:r>
+        <w:t>________________________________________________________________</w:t>
+      </w:r>
+    </w:p>
+    <w:p>
+      <w:r>
+        <w:t>________________________________________________________________</w:t>
+      </w:r>
+    </w:p>
+    <w:p>
+      <w:r>
+        <w:t>________________________________________________________________</w:t>
+      </w:r>
+    </w:p>
     <w:sectPr>
       <w:pgSz w:w="12240" w:h="15840"/>
       <w:pgMar w:top="936" w:right="1008" w:bottom="936" w:left="1008" w:header="720" w:footer="720" w:gutter="0"/>

--- a/downloads/workbook/ai-5-week-09.docx
+++ b/downloads/workbook/ai-5-week-09.docx
@@ -30,33 +30,45 @@
     </w:p>
     <w:p>
       <w:r>
-        <w:t>Try the recall before opening notes. Then use a different colour or a labelled second line to correct your explanation.</w:t>
+        <w:t>Record your starting explanation for Slopes and local change before opening notes. Show any later correction separately.</w:t>
       </w:r>
     </w:p>
     <w:p>
       <w:pPr>
-        <w:pStyle w:val="Heading3"/>
-      </w:pPr>
-      <w:r>
-        <w:t>Loss functions</w:t>
+        <w:spacing w:line="336" w:lineRule="auto" w:after="180"/>
+      </w:pPr>
+      <w:r>
+        <w:rPr>
+          <w:b w:val="0"/>
+        </w:rPr>
+        <w:t>Try the recall before opening notes. Then use a different colour or a labelled second line to correct your explanation.</w:t>
       </w:r>
     </w:p>
     <w:p>
-      <w:r>
-        <w:t>Without opening the old lesson, explain one key idea from Loss functions. Give an example and a mistake that the idea helps you avoid.</w:t>
+      <w:pPr>
+        <w:pStyle w:val="Heading3"/>
+      </w:pPr>
+      <w:r>
+        <w:t>Loss functions</w:t>
       </w:r>
     </w:p>
     <w:p>
       <w:pPr>
-        <w:pStyle w:val="Heading3"/>
-      </w:pPr>
-      <w:r>
-        <w:t>My remembered idea, example and correction</w:t>
+        <w:spacing w:line="336" w:lineRule="auto" w:after="180"/>
+      </w:pPr>
+      <w:r>
+        <w:rPr>
+          <w:b w:val="0"/>
+        </w:rPr>
+        <w:t>Without opening the old lesson, explain one key idea from Loss functions. Give an example and a mistake that the idea helps you avoid.</w:t>
       </w:r>
     </w:p>
     <w:p>
-      <w:r>
-        <w:t>________________________________________________________________</w:t>
+      <w:pPr>
+        <w:pStyle w:val="Heading3"/>
+      </w:pPr>
+      <w:r>
+        <w:t>My remembered idea, example and correction</w:t>
       </w:r>
     </w:p>
     <w:p>
@@ -70,29 +82,35 @@
       </w:r>
     </w:p>
     <w:p>
-      <w:pPr>
-        <w:pStyle w:val="Heading3"/>
-      </w:pPr>
-      <w:r>
-        <w:t>Forward passes by hand</w:t>
+      <w:r>
+        <w:t>________________________________________________________________</w:t>
       </w:r>
     </w:p>
     <w:p>
-      <w:r>
-        <w:t>Without opening the old lesson, explain one key idea from Forward passes by hand. Give an example and a mistake that the idea helps you avoid.</w:t>
+      <w:pPr>
+        <w:pStyle w:val="Heading3"/>
+      </w:pPr>
+      <w:r>
+        <w:t>Forward passes by hand</w:t>
       </w:r>
     </w:p>
     <w:p>
       <w:pPr>
-        <w:pStyle w:val="Heading3"/>
-      </w:pPr>
-      <w:r>
-        <w:t>My remembered idea, example and correction</w:t>
+        <w:spacing w:line="336" w:lineRule="auto" w:after="180"/>
+      </w:pPr>
+      <w:r>
+        <w:rPr>
+          <w:b w:val="0"/>
+        </w:rPr>
+        <w:t>Without opening the old lesson, explain one key idea from Forward passes by hand. Give an example and a mistake that the idea helps you avoid.</w:t>
       </w:r>
     </w:p>
     <w:p>
-      <w:r>
-        <w:t>________________________________________________________________</w:t>
+      <w:pPr>
+        <w:pStyle w:val="Heading3"/>
+      </w:pPr>
+      <w:r>
+        <w:t>My remembered idea, example and correction</w:t>
       </w:r>
     </w:p>
     <w:p>
@@ -106,29 +124,35 @@
       </w:r>
     </w:p>
     <w:p>
-      <w:pPr>
-        <w:pStyle w:val="Heading3"/>
-      </w:pPr>
-      <w:r>
-        <w:t>Bias terms and decision boundaries</w:t>
+      <w:r>
+        <w:t>________________________________________________________________</w:t>
       </w:r>
     </w:p>
     <w:p>
-      <w:r>
-        <w:t>Without opening the old lesson, explain one key idea from Bias terms and decision boundaries. Give an example and a mistake that the idea helps you avoid.</w:t>
+      <w:pPr>
+        <w:pStyle w:val="Heading3"/>
+      </w:pPr>
+      <w:r>
+        <w:t>Bias terms and decision boundaries</w:t>
       </w:r>
     </w:p>
     <w:p>
       <w:pPr>
-        <w:pStyle w:val="Heading3"/>
-      </w:pPr>
-      <w:r>
-        <w:t>My remembered idea, example and correction</w:t>
+        <w:spacing w:line="336" w:lineRule="auto" w:after="180"/>
+      </w:pPr>
+      <w:r>
+        <w:rPr>
+          <w:b w:val="0"/>
+        </w:rPr>
+        <w:t>Without opening the old lesson, explain one key idea from Bias terms and decision boundaries. Give an example and a mistake that the idea helps you avoid.</w:t>
       </w:r>
     </w:p>
     <w:p>
-      <w:r>
-        <w:t>________________________________________________________________</w:t>
+      <w:pPr>
+        <w:pStyle w:val="Heading3"/>
+      </w:pPr>
+      <w:r>
+        <w:t>My remembered idea, example and correction</w:t>
       </w:r>
     </w:p>
     <w:p>
@@ -142,16 +166,56 @@
       </w:r>
     </w:p>
     <w:p>
-      <w:pPr>
-        <w:pStyle w:val="Heading1"/>
-      </w:pPr>
-      <w:r>
-        <w:t>02. Practise with fading help</w:t>
+      <w:r>
+        <w:t>________________________________________________________________</w:t>
       </w:r>
     </w:p>
     <w:p>
-      <w:r>
-        <w:t>Use W2: Check a symmetric estimate for Slopes and local change. Record the answer once; the lesson and workbook refer to the same attempt.</w:t>
+      <w:pPr>
+        <w:pStyle w:val="Heading1"/>
+      </w:pPr>
+      <w:r>
+        <w:t>02. Practise with fading help</w:t>
+      </w:r>
+    </w:p>
+    <w:p>
+      <w:r>
+        <w:t>Complete the supported Slopes and local change trace and record the first step you can explain without help.</w:t>
+      </w:r>
+    </w:p>
+    <w:p>
+      <w:pPr>
+        <w:spacing w:line="336" w:lineRule="auto" w:after="180"/>
+      </w:pPr>
+      <w:r>
+        <w:rPr>
+          <w:b w:val="0"/>
+        </w:rPr>
+        <w:t xml:space="preserve">Use W2: Check a symmetric estimate for </w:t>
+      </w:r>
+      <w:r>
+        <w:rPr>
+          <w:b/>
+        </w:rPr>
+        <w:t>Slope</w:t>
+      </w:r>
+      <w:r>
+        <w:rPr>
+          <w:b w:val="0"/>
+        </w:rPr>
+        <w:t xml:space="preserve">s and </w:t>
+      </w:r>
+      <w:r>
+        <w:rPr>
+          <w:b/>
+        </w:rPr>
+        <w:t>local change</w:t>
+      </w:r>
+      <w:r>
+        <w:rPr>
+          <w:b w:val="0"/>
+        </w:rPr>
+        <w:t>. Record the answer once; the lesson and workbook refer to the same attempt.</w:t>
       </w:r>
     </w:p>
     <w:tbl>
@@ -279,20 +343,50 @@
     </w:p>
     <w:p>
       <w:r>
-        <w:t>Use the worked case for Slopes and local change. Proposed explanation: “Divide by the step only”. Decide whether this explanation is supported. Point to the step or supplied fact that decides; explain your repair if needed.</w:t>
+        <w:t>Check the proposed Slopes and local change explanation against the supplied facts before discussing it.</w:t>
       </w:r>
     </w:p>
     <w:p>
       <w:pPr>
-        <w:pStyle w:val="Heading3"/>
-      </w:pPr>
-      <w:r>
-        <w:t>My explanation before partner discussion</w:t>
+        <w:spacing w:line="336" w:lineRule="auto" w:after="180"/>
+      </w:pPr>
+      <w:r>
+        <w:rPr>
+          <w:b w:val="0"/>
+        </w:rPr>
+        <w:t xml:space="preserve">Use the worked case for </w:t>
+      </w:r>
+      <w:r>
+        <w:rPr>
+          <w:b/>
+        </w:rPr>
+        <w:t>Slope</w:t>
+      </w:r>
+      <w:r>
+        <w:rPr>
+          <w:b w:val="0"/>
+        </w:rPr>
+        <w:t xml:space="preserve">s and </w:t>
+      </w:r>
+      <w:r>
+        <w:rPr>
+          <w:b/>
+        </w:rPr>
+        <w:t>local change</w:t>
+      </w:r>
+      <w:r>
+        <w:rPr>
+          <w:b w:val="0"/>
+        </w:rPr>
+        <w:t>. Proposed explanation: “Divide by the step only”. Decide whether this explanation is supported. Point to the step or supplied fact that decides; explain your repair if needed.</w:t>
       </w:r>
     </w:p>
     <w:p>
-      <w:r>
-        <w:t>________________________________________________________________</w:t>
+      <w:pPr>
+        <w:pStyle w:val="Heading3"/>
+      </w:pPr>
+      <w:r>
+        <w:t>My explanation before partner discussion</w:t>
       </w:r>
     </w:p>
     <w:p>
@@ -311,24 +405,21 @@
       </w:r>
     </w:p>
     <w:p>
-      <w:pPr>
-        <w:pStyle w:val="Heading1"/>
-      </w:pPr>
-      <w:r>
-        <w:t>04. Independent transfer case</w:t>
+      <w:r>
+        <w:t>________________________________________________________________</w:t>
       </w:r>
     </w:p>
     <w:p>
       <w:pPr>
-        <w:pStyle w:val="Heading3"/>
-      </w:pPr>
-      <w:r>
-        <w:t>Independent case: Estimate a new curve independently</w:t>
+        <w:pStyle w:val="Heading1"/>
+      </w:pPr>
+      <w:r>
+        <w:t>04. Independent transfer case</w:t>
       </w:r>
     </w:p>
     <w:p>
       <w:r>
-        <w:t>Let J(a) = (a + 1) squared. At a = 1 use step 0.25 to find the symmetric slope. Compare J(1) with J(0.9), then explain why moving to -4 does not follow safely from the slope clue.</w:t>
+        <w:t>Write one first attempt at the reserved independent case before feedback. Repeated copies of that case refer to the same recorded attempt.</w:t>
       </w:r>
     </w:p>
     <w:p>
@@ -336,17 +427,50 @@
         <w:pStyle w:val="Heading3"/>
       </w:pPr>
       <w:r>
-        <w:t>My independent explanation, trace and limits</w:t>
+        <w:t>Independent case: Estimate a new curve independently</w:t>
       </w:r>
     </w:p>
     <w:p>
-      <w:r>
-        <w:t>________________________________________________________________</w:t>
+      <w:pPr>
+        <w:spacing w:line="336" w:lineRule="auto" w:after="180"/>
+      </w:pPr>
+      <w:r>
+        <w:rPr>
+          <w:b w:val="0"/>
+        </w:rPr>
+        <w:t xml:space="preserve">Let J(a) = (a + 1) squared. At a = 1 use step 0.25 to find the symmetric </w:t>
+      </w:r>
+      <w:r>
+        <w:rPr>
+          <w:b/>
+        </w:rPr>
+        <w:t>slope</w:t>
+      </w:r>
+      <w:r>
+        <w:rPr>
+          <w:b w:val="0"/>
+        </w:rPr>
+        <w:t xml:space="preserve">. Compare J(1) with J(0.9), then explain why moving to -4 does not follow safely from the </w:t>
+      </w:r>
+      <w:r>
+        <w:rPr>
+          <w:b/>
+        </w:rPr>
+        <w:t>slope</w:t>
+      </w:r>
+      <w:r>
+        <w:rPr>
+          <w:b w:val="0"/>
+        </w:rPr>
+        <w:t xml:space="preserve"> clue.</w:t>
       </w:r>
     </w:p>
     <w:p>
-      <w:r>
-        <w:t>________________________________________________________________</w:t>
+      <w:pPr>
+        <w:pStyle w:val="Heading3"/>
+      </w:pPr>
+      <w:r>
+        <w:t>My independent explanation, trace and limits</w:t>
       </w:r>
     </w:p>
     <w:p>
@@ -376,43 +500,79 @@
     </w:p>
     <w:p>
       <w:r>
-        <w:t>Attempt this case before feedback. Record any help. Earlier examples below are further practice; a case already practised with feedback cannot establish fresh transfer.</w:t>
+        <w:t>________________________________________________________________</w:t>
       </w:r>
     </w:p>
     <w:p>
-      <w:pPr>
-        <w:pStyle w:val="Heading1"/>
-      </w:pPr>
-      <w:r>
-        <w:t>05. W1 Measure an interval slope</w:t>
+      <w:r>
+        <w:t>________________________________________________________________</w:t>
       </w:r>
     </w:p>
     <w:p>
-      <w:r>
-        <w:t>For L(w) = (w - 2) squared, calculate the average slope from w = 0 to w = 2. Compare it with the local slope at w = 2.</w:t>
+      <w:pPr>
+        <w:spacing w:line="336" w:lineRule="auto" w:after="180"/>
+      </w:pPr>
+      <w:r>
+        <w:rPr>
+          <w:b w:val="0"/>
+        </w:rPr>
+        <w:t>Attempt this case before feedback. Record any help. Earlier examples below are further practice; a case already practised with feedback cannot establish fresh transfer.</w:t>
       </w:r>
     </w:p>
     <w:p>
       <w:pPr>
-        <w:pStyle w:val="Heading3"/>
-      </w:pPr>
-      <w:r>
-        <w:t>My reasoning and evidence</w:t>
+        <w:pStyle w:val="Heading1"/>
+      </w:pPr>
+      <w:r>
+        <w:t>05. W1 Measure an interval slope</w:t>
       </w:r>
     </w:p>
     <w:p>
       <w:r>
-        <w:t>________________________________________________________________</w:t>
+        <w:t>Measure an interval slope. Apply the supplied Slopes and local change facts and keep your reasoning.</w:t>
       </w:r>
     </w:p>
     <w:p>
-      <w:r>
-        <w:t>________________________________________________________________</w:t>
+      <w:pPr>
+        <w:spacing w:line="336" w:lineRule="auto" w:after="180"/>
+      </w:pPr>
+      <w:r>
+        <w:rPr>
+          <w:b w:val="0"/>
+        </w:rPr>
+        <w:t xml:space="preserve">For L(w) = (w - 2) squared, calculate the average </w:t>
+      </w:r>
+      <w:r>
+        <w:rPr>
+          <w:b/>
+        </w:rPr>
+        <w:t>slope</w:t>
+      </w:r>
+      <w:r>
+        <w:rPr>
+          <w:b w:val="0"/>
+        </w:rPr>
+        <w:t xml:space="preserve"> from w = 0 to w = 2. Compare it with the local </w:t>
+      </w:r>
+      <w:r>
+        <w:rPr>
+          <w:b/>
+        </w:rPr>
+        <w:t>slope</w:t>
+      </w:r>
+      <w:r>
+        <w:rPr>
+          <w:b w:val="0"/>
+        </w:rPr>
+        <w:t xml:space="preserve"> at w = 2.</w:t>
       </w:r>
     </w:p>
     <w:p>
-      <w:r>
-        <w:t>________________________________________________________________</w:t>
+      <w:pPr>
+        <w:pStyle w:val="Heading3"/>
+      </w:pPr>
+      <w:r>
+        <w:t>My reasoning and evidence</w:t>
       </w:r>
     </w:p>
     <w:p>
@@ -431,44 +591,62 @@
       </w:r>
     </w:p>
     <w:p>
-      <w:pPr>
-        <w:pStyle w:val="Heading1"/>
-      </w:pPr>
-      <w:r>
-        <w:t>06. W2 Check a symmetric estimate</w:t>
+      <w:r>
+        <w:t>________________________________________________________________</w:t>
       </w:r>
     </w:p>
     <w:p>
       <w:r>
-        <w:t>At centre w = 0, use step 0.5. Calculate L(-0.5), L(0.5) and the symmetric slope.</w:t>
+        <w:t>________________________________________________________________</w:t>
       </w:r>
     </w:p>
     <w:p>
-      <w:pPr>
-        <w:pStyle w:val="Heading3"/>
-      </w:pPr>
-      <w:r>
-        <w:t>My reasoning and evidence</w:t>
+      <w:r>
+        <w:t>________________________________________________________________</w:t>
       </w:r>
     </w:p>
     <w:p>
-      <w:r>
-        <w:t>________________________________________________________________</w:t>
+      <w:pPr>
+        <w:pStyle w:val="Heading1"/>
+      </w:pPr>
+      <w:r>
+        <w:t>06. W2 Check a symmetric estimate</w:t>
       </w:r>
     </w:p>
     <w:p>
       <w:r>
-        <w:t>________________________________________________________________</w:t>
+        <w:t>Check a symmetric estimate. Apply the supplied Slopes and local change facts and keep your reasoning.</w:t>
       </w:r>
     </w:p>
     <w:p>
-      <w:r>
-        <w:t>________________________________________________________________</w:t>
+      <w:pPr>
+        <w:spacing w:line="336" w:lineRule="auto" w:after="180"/>
+      </w:pPr>
+      <w:r>
+        <w:rPr>
+          <w:b w:val="0"/>
+        </w:rPr>
+        <w:t xml:space="preserve">At centre w = 0, use step 0.5. Calculate L(-0.5), L(0.5) and the symmetric </w:t>
+      </w:r>
+      <w:r>
+        <w:rPr>
+          <w:b/>
+        </w:rPr>
+        <w:t>slope</w:t>
+      </w:r>
+      <w:r>
+        <w:rPr>
+          <w:b w:val="0"/>
+        </w:rPr>
+        <w:t>.</w:t>
       </w:r>
     </w:p>
     <w:p>
-      <w:r>
-        <w:t>________________________________________________________________</w:t>
+      <w:pPr>
+        <w:pStyle w:val="Heading3"/>
+      </w:pPr>
+      <w:r>
+        <w:t>My reasoning and evidence</w:t>
       </w:r>
     </w:p>
     <w:p>
@@ -482,24 +660,18 @@
       </w:r>
     </w:p>
     <w:p>
-      <w:pPr>
-        <w:pStyle w:val="Heading1"/>
-      </w:pPr>
-      <w:r>
-        <w:t>07. W3 Challenge a large step</w:t>
+      <w:r>
+        <w:t>________________________________________________________________</w:t>
       </w:r>
     </w:p>
     <w:p>
       <w:r>
-        <w:t>Starting at w = 3, compare loss after moving to 2.9 and after moving to -1. Both moves decrease w.</w:t>
+        <w:t>________________________________________________________________</w:t>
       </w:r>
     </w:p>
     <w:p>
-      <w:pPr>
-        <w:pStyle w:val="Heading3"/>
-      </w:pPr>
-      <w:r>
-        <w:t>My reasoning and evidence</w:t>
+      <w:r>
+        <w:t>________________________________________________________________</w:t>
       </w:r>
     </w:p>
     <w:p>
@@ -508,23 +680,35 @@
       </w:r>
     </w:p>
     <w:p>
-      <w:r>
-        <w:t>________________________________________________________________</w:t>
+      <w:pPr>
+        <w:pStyle w:val="Heading1"/>
+      </w:pPr>
+      <w:r>
+        <w:t>07. W3 Challenge a large step</w:t>
       </w:r>
     </w:p>
     <w:p>
       <w:r>
-        <w:t>________________________________________________________________</w:t>
+        <w:t>Challenge a large step. Apply the supplied Slopes and local change facts and keep your reasoning.</w:t>
       </w:r>
     </w:p>
     <w:p>
-      <w:r>
-        <w:t>________________________________________________________________</w:t>
+      <w:pPr>
+        <w:spacing w:line="336" w:lineRule="auto" w:after="180"/>
+      </w:pPr>
+      <w:r>
+        <w:rPr>
+          <w:b w:val="0"/>
+        </w:rPr>
+        <w:t>Starting at w = 3, compare loss after moving to 2.9 and after moving to -1. Both moves decrease w.</w:t>
       </w:r>
     </w:p>
     <w:p>
-      <w:r>
-        <w:t>________________________________________________________________</w:t>
+      <w:pPr>
+        <w:pStyle w:val="Heading3"/>
+      </w:pPr>
+      <w:r>
+        <w:t>My reasoning and evidence</w:t>
       </w:r>
     </w:p>
     <w:p>
@@ -533,24 +717,18 @@
       </w:r>
     </w:p>
     <w:p>
-      <w:pPr>
-        <w:pStyle w:val="Heading1"/>
-      </w:pPr>
-      <w:r>
-        <w:t>08. W4 Estimate a new curve independently</w:t>
+      <w:r>
+        <w:t>________________________________________________________________</w:t>
       </w:r>
     </w:p>
     <w:p>
       <w:r>
-        <w:t>Let J(a) = (a + 1) squared. At a = 1 use step 0.25 to find the symmetric slope. Compare J(1) with J(0.9), then explain why moving to -4 does not follow safely from the slope clue.</w:t>
+        <w:t>________________________________________________________________</w:t>
       </w:r>
     </w:p>
     <w:p>
-      <w:pPr>
-        <w:pStyle w:val="Heading3"/>
-      </w:pPr>
-      <w:r>
-        <w:t>My reasoning and evidence</w:t>
+      <w:r>
+        <w:t>________________________________________________________________</w:t>
       </w:r>
     </w:p>
     <w:p>
@@ -564,23 +742,59 @@
       </w:r>
     </w:p>
     <w:p>
-      <w:r>
-        <w:t>________________________________________________________________</w:t>
+      <w:pPr>
+        <w:pStyle w:val="Heading1"/>
+      </w:pPr>
+      <w:r>
+        <w:t>08. W4 Estimate a new curve independently</w:t>
       </w:r>
     </w:p>
     <w:p>
       <w:r>
-        <w:t>________________________________________________________________</w:t>
+        <w:t>Attempt before feedback. If this repeats the selected independent case, reuse that first attempt; otherwise keep a separate record. Estimate a new curve independently. Apply the supplied Slopes and local change facts and keep your reasoning.</w:t>
       </w:r>
     </w:p>
     <w:p>
-      <w:r>
-        <w:t>________________________________________________________________</w:t>
+      <w:pPr>
+        <w:spacing w:line="336" w:lineRule="auto" w:after="180"/>
+      </w:pPr>
+      <w:r>
+        <w:rPr>
+          <w:b w:val="0"/>
+        </w:rPr>
+        <w:t xml:space="preserve">Let J(a) = (a + 1) squared. At a = 1 use step 0.25 to find the symmetric </w:t>
+      </w:r>
+      <w:r>
+        <w:rPr>
+          <w:b/>
+        </w:rPr>
+        <w:t>slope</w:t>
+      </w:r>
+      <w:r>
+        <w:rPr>
+          <w:b w:val="0"/>
+        </w:rPr>
+        <w:t xml:space="preserve">. Compare J(1) with J(0.9), then explain why moving to -4 does not follow safely from the </w:t>
+      </w:r>
+      <w:r>
+        <w:rPr>
+          <w:b/>
+        </w:rPr>
+        <w:t>slope</w:t>
+      </w:r>
+      <w:r>
+        <w:rPr>
+          <w:b w:val="0"/>
+        </w:rPr>
+        <w:t xml:space="preserve"> clue.</w:t>
       </w:r>
     </w:p>
     <w:p>
-      <w:r>
-        <w:t>________________________________________________________________</w:t>
+      <w:pPr>
+        <w:pStyle w:val="Heading3"/>
+      </w:pPr>
+      <w:r>
+        <w:t>My reasoning and evidence</w:t>
       </w:r>
     </w:p>
     <w:p>
@@ -594,24 +808,18 @@
       </w:r>
     </w:p>
     <w:p>
-      <w:pPr>
-        <w:pStyle w:val="Heading1"/>
-      </w:pPr>
-      <w:r>
-        <w:t>09. W5 Limit zero slope evidence</w:t>
+      <w:r>
+        <w:t>________________________________________________________________</w:t>
       </w:r>
     </w:p>
     <w:p>
       <w:r>
-        <w:t>For F(w) = (w squared - 1) squared, compare F(0) and F(0.1). Does zero local slope at zero prove a minimum?</w:t>
+        <w:t>________________________________________________________________</w:t>
       </w:r>
     </w:p>
     <w:p>
-      <w:pPr>
-        <w:pStyle w:val="Heading3"/>
-      </w:pPr>
-      <w:r>
-        <w:t>My reasoning and evidence</w:t>
+      <w:r>
+        <w:t>________________________________________________________________</w:t>
       </w:r>
     </w:p>
     <w:p>
@@ -630,39 +838,58 @@
       </w:r>
     </w:p>
     <w:p>
-      <w:r>
-        <w:t>________________________________________________________________</w:t>
+      <w:pPr>
+        <w:pStyle w:val="Heading1"/>
+      </w:pPr>
+      <w:r>
+        <w:t>09. W5 Limit zero slope evidence</w:t>
       </w:r>
     </w:p>
     <w:p>
       <w:r>
-        <w:t>________________________________________________________________</w:t>
+        <w:t>Limit zero slope evidence. Apply the supplied Slopes and local change facts and keep your reasoning.</w:t>
       </w:r>
     </w:p>
     <w:p>
-      <w:r>
-        <w:t>________________________________________________________________</w:t>
+      <w:pPr>
+        <w:spacing w:line="336" w:lineRule="auto" w:after="180"/>
+        <w:shd w:fill="F5F1FB"/>
+      </w:pPr>
+      <w:r>
+        <w:rPr>
+          <w:b w:val="0"/>
+        </w:rPr>
+        <w:t xml:space="preserve">For F(w) = (w squared - 1) squared, compare F(0) and F(0.1). Does zero local </w:t>
+      </w:r>
+      <w:r>
+        <w:rPr>
+          <w:b/>
+        </w:rPr>
+        <w:t>slope</w:t>
+      </w:r>
+      <w:r>
+        <w:rPr>
+          <w:b w:val="0"/>
+        </w:rPr>
+        <w:t xml:space="preserve"> at zero prove a minimum?</w:t>
       </w:r>
     </w:p>
     <w:p>
       <w:pPr>
-        <w:pStyle w:val="Heading1"/>
-      </w:pPr>
-      <w:r>
-        <w:t>10. Project checkpoint and reflection</w:t>
+        <w:pStyle w:val="Heading3"/>
+      </w:pPr>
+      <w:r>
+        <w:t>My reasoning and evidence</w:t>
       </w:r>
     </w:p>
     <w:p>
       <w:r>
-        <w:t>Add a labelled slopes and local change evidence sheet to Image-pattern Network Investigation. Show how you can calculate an average rate of change over a stated interval. Use the supplied fictional case and keep its inputs, intermediate steps, calculation or prediction, and limitation. Connect this record to last week’s record; a matching answer without a trace is insufficient.</w:t>
+        <w:t>________________________________________________________________</w:t>
       </w:r>
     </w:p>
     <w:p>
-      <w:pPr>
-        <w:pStyle w:val="Heading3"/>
-      </w:pPr>
-      <w:r>
-        <w:t>My project change, supporting evidence and remaining limit</w:t>
+      <w:r>
+        <w:t>________________________________________________________________</w:t>
       </w:r>
     </w:p>
     <w:p>
@@ -686,21 +913,149 @@
       </w:r>
     </w:p>
     <w:p>
-      <w:r>
-        <w:t>________________________________________________________________</w:t>
+      <w:pPr>
+        <w:pStyle w:val="Heading1"/>
+      </w:pPr>
+      <w:r>
+        <w:t>10. Project checkpoint and reflection</w:t>
       </w:r>
     </w:p>
     <w:p>
       <w:r>
-        <w:t>________________________________________________________________</w:t>
+        <w:t>Connect Slopes and local change to Image-pattern Network Investigation, identify a limit and choose the next useful test.</w:t>
       </w:r>
     </w:p>
     <w:p>
       <w:pPr>
+        <w:spacing w:line="336" w:lineRule="auto" w:after="180"/>
+      </w:pPr>
+      <w:r>
+        <w:rPr>
+          <w:b w:val="0"/>
+        </w:rPr>
+        <w:t xml:space="preserve">Add a labelled </w:t>
+      </w:r>
+      <w:r>
+        <w:rPr>
+          <w:b/>
+        </w:rPr>
+        <w:t>slope</w:t>
+      </w:r>
+      <w:r>
+        <w:rPr>
+          <w:b w:val="0"/>
+        </w:rPr>
+        <w:t xml:space="preserve">s and </w:t>
+      </w:r>
+      <w:r>
+        <w:rPr>
+          <w:b/>
+        </w:rPr>
+        <w:t>local change</w:t>
+      </w:r>
+      <w:r>
+        <w:rPr>
+          <w:b w:val="0"/>
+        </w:rPr>
+        <w:t xml:space="preserve"> </w:t>
+      </w:r>
+      <w:r>
+        <w:rPr>
+          <w:b/>
+        </w:rPr>
+        <w:t>evidence</w:t>
+      </w:r>
+      <w:r>
+        <w:rPr>
+          <w:b w:val="0"/>
+        </w:rPr>
+        <w:t xml:space="preserve"> sheet to Image-pattern Network Investigation. Show how you can calculate an average rate of change over a stated interval.</w:t>
+      </w:r>
+    </w:p>
+    <w:p>
+      <w:pPr>
+        <w:spacing w:line="336" w:lineRule="auto" w:after="180"/>
+      </w:pPr>
+      <w:r>
+        <w:rPr>
+          <w:b w:val="0"/>
+        </w:rPr>
+        <w:t xml:space="preserve">Use the supplied fictional case and keep its </w:t>
+      </w:r>
+      <w:r>
+        <w:rPr>
+          <w:b/>
+        </w:rPr>
+        <w:t>input</w:t>
+      </w:r>
+      <w:r>
+        <w:rPr>
+          <w:b w:val="0"/>
+        </w:rPr>
+        <w:t xml:space="preserve">s, intermediate steps, calculation or </w:t>
+      </w:r>
+      <w:r>
+        <w:rPr>
+          <w:b/>
+        </w:rPr>
+        <w:t>prediction</w:t>
+      </w:r>
+      <w:r>
+        <w:rPr>
+          <w:b w:val="0"/>
+        </w:rPr>
+        <w:t>, and limitation. Connect this record to last week’s record; a matching answer without a trace is insufficient.</w:t>
+      </w:r>
+    </w:p>
+    <w:p>
+      <w:pPr>
+        <w:pStyle w:val="Heading3"/>
+      </w:pPr>
+      <w:r>
+        <w:t>My project change, supporting evidence and remaining limit</w:t>
+      </w:r>
+    </w:p>
+    <w:p>
+      <w:r>
+        <w:t>________________________________________________________________</w:t>
+      </w:r>
+    </w:p>
+    <w:p>
+      <w:r>
+        <w:t>________________________________________________________________</w:t>
+      </w:r>
+    </w:p>
+    <w:p>
+      <w:r>
+        <w:t>________________________________________________________________</w:t>
+      </w:r>
+    </w:p>
+    <w:p>
+      <w:r>
+        <w:t>________________________________________________________________</w:t>
+      </w:r>
+    </w:p>
+    <w:p>
+      <w:r>
+        <w:t>________________________________________________________________</w:t>
+      </w:r>
+    </w:p>
+    <w:p>
+      <w:r>
+        <w:t>________________________________________________________________</w:t>
+      </w:r>
+    </w:p>
+    <w:p>
+      <w:pPr>
         <w:pStyle w:val="Heading1"/>
       </w:pPr>
       <w:r>
         <w:t>11. Feedback, return check and learning record</w:t>
+      </w:r>
+    </w:p>
+    <w:p>
+      <w:r>
+        <w:t>Record the first repaired step and a different case to revisit after a delay.</w:t>
       </w:r>
     </w:p>
     <w:tbl>
@@ -840,7 +1195,13 @@
       </w:tr>
     </w:tbl>
     <w:p>
-      <w:r>
+      <w:pPr>
+        <w:spacing w:line="336" w:lineRule="auto" w:after="180"/>
+      </w:pPr>
+      <w:r>
+        <w:rPr>
+          <w:b w:val="0"/>
+        </w:rPr>
         <w:t>Revisit this idea with your teacher after a delay. Familiarity is different from explaining and using it on a changed case.</w:t>
       </w:r>
     </w:p>
@@ -854,17 +1215,64 @@
     </w:p>
     <w:p>
       <w:r>
-        <w:t>Use a local slope to propose a small move rather than claiming every move helps.</w:t>
+        <w:t>Use a local slope to propose a small move rather than claiming every move helps. Explain the labelled step before checking the changed condition.</w:t>
       </w:r>
     </w:p>
     <w:p>
-      <w:r>
-        <w:t>Toy loss J(a)=(a-2)². At a = 0, use symmetric step 0.5.</w:t>
+      <w:pPr>
+        <w:spacing w:line="336" w:lineRule="auto" w:after="180"/>
+      </w:pPr>
+      <w:r>
+        <w:rPr>
+          <w:b w:val="0"/>
+        </w:rPr>
+        <w:t xml:space="preserve">Use a local </w:t>
+      </w:r>
+      <w:r>
+        <w:rPr>
+          <w:b/>
+        </w:rPr>
+        <w:t>slope</w:t>
+      </w:r>
+      <w:r>
+        <w:rPr>
+          <w:b w:val="0"/>
+        </w:rPr>
+        <w:t xml:space="preserve"> to propose a small move rather than claiming every move helps.</w:t>
       </w:r>
     </w:p>
     <w:p>
-      <w:r>
-        <w:t>All inputs and outcomes in this worked example are invented classroom data; no real model run is claimed.</w:t>
+      <w:pPr>
+        <w:spacing w:line="336" w:lineRule="auto" w:after="180"/>
+      </w:pPr>
+      <w:r>
+        <w:rPr>
+          <w:b w:val="0"/>
+        </w:rPr>
+        <w:t>Toy loss J(a)=(a-2)². At a = 0, use symmetric step 0.5.</w:t>
+      </w:r>
+    </w:p>
+    <w:p>
+      <w:pPr>
+        <w:spacing w:line="336" w:lineRule="auto" w:after="180"/>
+      </w:pPr>
+      <w:r>
+        <w:rPr>
+          <w:b w:val="0"/>
+        </w:rPr>
+        <w:t xml:space="preserve">All </w:t>
+      </w:r>
+      <w:r>
+        <w:rPr>
+          <w:b/>
+        </w:rPr>
+        <w:t>input</w:t>
+      </w:r>
+      <w:r>
+        <w:rPr>
+          <w:b w:val="0"/>
+        </w:rPr>
+        <w:t>s and outcomes in this worked example are invented classroom data; no real model run is claimed.</w:t>
       </w:r>
     </w:p>
     <w:p>
@@ -904,8 +1312,26 @@
       </w:r>
     </w:p>
     <w:p>
-      <w:r>
-        <w:t>Which calculation disproves “any increase helps”? Point to the relevant step in the picture, then write the changed result and the rule or evidence that supports it.</w:t>
+      <w:pPr>
+        <w:spacing w:line="336" w:lineRule="auto" w:after="180"/>
+      </w:pPr>
+      <w:r>
+        <w:rPr>
+          <w:b w:val="0"/>
+        </w:rPr>
+        <w:t xml:space="preserve">Which calculation disproves “any increase helps”? Point to the relevant step in the picture, then write the changed result and the rule or </w:t>
+      </w:r>
+      <w:r>
+        <w:rPr>
+          <w:b/>
+        </w:rPr>
+        <w:t>evidence</w:t>
+      </w:r>
+      <w:r>
+        <w:rPr>
+          <w:b w:val="0"/>
+        </w:rPr>
+        <w:t xml:space="preserve"> that supports it.</w:t>
       </w:r>
     </w:p>
     <w:p>
@@ -947,36 +1373,162 @@
       </w:r>
     </w:p>
     <w:p>
-      <w:r>
-        <w:t>Support used: alone / hint / worked example. This record is practice evidence.</w:t>
+      <w:pPr>
+        <w:pStyle w:val="Heading3"/>
+      </w:pPr>
+      <w:r>
+        <w:t>Record the help used</w:t>
       </w:r>
     </w:p>
     <w:p>
-      <w:r>
-        <w:t>Project connection: For your Image-pattern Network Investigation, save the input, procedure, observed result and limitation of this check. Label this worked example as practice; use a different, previously unreviewed case when checking independent understanding.</w:t>
+      <w:pPr>
+        <w:spacing w:line="336" w:lineRule="auto" w:after="180"/>
+        <w:shd w:fill="F1F6F8"/>
+      </w:pPr>
+      <w:r>
+        <w:rPr>
+          <w:b w:val="0"/>
+        </w:rPr>
+        <w:t xml:space="preserve">Support used: alone / hint / worked example. This record is practice </w:t>
+      </w:r>
+      <w:r>
+        <w:rPr>
+          <w:b/>
+        </w:rPr>
+        <w:t>evidence</w:t>
+      </w:r>
+      <w:r>
+        <w:rPr>
+          <w:b w:val="0"/>
+        </w:rPr>
+        <w:t>.</w:t>
       </w:r>
     </w:p>
     <w:p>
       <w:pPr>
-        <w:pStyle w:val="Heading1"/>
-      </w:pPr>
-      <w:r>
-        <w:t>13. Project portfolio milestone</w:t>
+        <w:spacing w:line="336" w:lineRule="auto" w:after="180"/>
+      </w:pPr>
+      <w:r>
+        <w:rPr>
+          <w:b w:val="0"/>
+        </w:rPr>
+        <w:t xml:space="preserve">Project connection: For your Image-pattern Network Investigation, save the </w:t>
+      </w:r>
+      <w:r>
+        <w:rPr>
+          <w:b/>
+        </w:rPr>
+        <w:t>input</w:t>
+      </w:r>
+      <w:r>
+        <w:rPr>
+          <w:b w:val="0"/>
+        </w:rPr>
+        <w:t>, procedure, observed result and limitation of this check.</w:t>
       </w:r>
     </w:p>
     <w:p>
-      <w:r>
-        <w:t>Project: Image-pattern Network Investigation</w:t>
+      <w:pPr>
+        <w:spacing w:line="336" w:lineRule="auto" w:after="180"/>
+      </w:pPr>
+      <w:r>
+        <w:rPr>
+          <w:b w:val="0"/>
+        </w:rPr>
+        <w:t>Label this worked example as practice; use a different, previously unreviewed case when checking independent understanding.</w:t>
       </w:r>
     </w:p>
     <w:p>
-      <w:r>
-        <w:t>Current milestone: Make a transparent first version. Keep a trace of how one input becomes an output; explain the rule or learned component.</w:t>
+      <w:pPr>
+        <w:pStyle w:val="Heading1"/>
+      </w:pPr>
+      <w:r>
+        <w:t>13. Project portfolio milestone</w:t>
       </w:r>
     </w:p>
     <w:p>
       <w:r>
-        <w:t>For your Image-pattern Network Investigation, save the input, procedure, observed result and limitation of this check. Label this worked example as practice; use a different, previously unreviewed case when checking independent understanding.</w:t>
+        <w:t>Keep this week’s input, deciding step, result and limit together in the Image-pattern Network Investigation record.</w:t>
+      </w:r>
+    </w:p>
+    <w:p>
+      <w:pPr>
+        <w:spacing w:line="336" w:lineRule="auto" w:after="180"/>
+      </w:pPr>
+      <w:r>
+        <w:rPr>
+          <w:b w:val="0"/>
+        </w:rPr>
+        <w:t>Project: Image-pattern Network Investigation</w:t>
+      </w:r>
+    </w:p>
+    <w:p>
+      <w:pPr>
+        <w:spacing w:line="336" w:lineRule="auto" w:after="180"/>
+      </w:pPr>
+      <w:r>
+        <w:rPr>
+          <w:b w:val="0"/>
+        </w:rPr>
+        <w:t xml:space="preserve">Current milestone: Make a transparent first version. Keep a trace of how one </w:t>
+      </w:r>
+      <w:r>
+        <w:rPr>
+          <w:b/>
+        </w:rPr>
+        <w:t>input</w:t>
+      </w:r>
+      <w:r>
+        <w:rPr>
+          <w:b w:val="0"/>
+        </w:rPr>
+        <w:t xml:space="preserve"> becomes an </w:t>
+      </w:r>
+      <w:r>
+        <w:rPr>
+          <w:b/>
+        </w:rPr>
+        <w:t>output</w:t>
+      </w:r>
+      <w:r>
+        <w:rPr>
+          <w:b w:val="0"/>
+        </w:rPr>
+        <w:t>; explain the rule or learned component.</w:t>
+      </w:r>
+    </w:p>
+    <w:p>
+      <w:pPr>
+        <w:spacing w:line="336" w:lineRule="auto" w:after="180"/>
+      </w:pPr>
+      <w:r>
+        <w:rPr>
+          <w:b w:val="0"/>
+        </w:rPr>
+        <w:t xml:space="preserve">For your Image-pattern Network Investigation, save the </w:t>
+      </w:r>
+      <w:r>
+        <w:rPr>
+          <w:b/>
+        </w:rPr>
+        <w:t>input</w:t>
+      </w:r>
+      <w:r>
+        <w:rPr>
+          <w:b w:val="0"/>
+        </w:rPr>
+        <w:t>, procedure, observed result and limitation of this check.</w:t>
+      </w:r>
+    </w:p>
+    <w:p>
+      <w:pPr>
+        <w:spacing w:line="336" w:lineRule="auto" w:after="180"/>
+      </w:pPr>
+      <w:r>
+        <w:rPr>
+          <w:b w:val="0"/>
+        </w:rPr>
+        <w:t>Label this worked example as practice; use a different, previously unreviewed case when checking independent understanding.</w:t>
       </w:r>
     </w:p>
     <w:tbl>
@@ -1138,53 +1690,110 @@
     </w:p>
     <w:p>
       <w:r>
-        <w:t>Use this supported practice once, in the browser or on paper. Keep the reserved independent assessment for a separate first attempt before teacher feedback.</w:t>
+        <w:t>Try the supported questions before comparing with hints and feedback. Record what you repaired and the evidence you retained.</w:t>
       </w:r>
     </w:p>
     <w:p>
-      <w:r>
-        <w:t>Use a local slope to propose a small move rather than claiming every move helps.</w:t>
+      <w:pPr>
+        <w:spacing w:line="336" w:lineRule="auto" w:after="180"/>
+      </w:pPr>
+      <w:r>
+        <w:rPr>
+          <w:b w:val="0"/>
+        </w:rPr>
+        <w:t>Use this supported practice once, in the browser or on paper. Keep the reserved independent assessment for a separate first attempt before teacher feedback.</w:t>
       </w:r>
     </w:p>
     <w:p>
       <w:pPr>
-        <w:pStyle w:val="Heading3"/>
-      </w:pPr>
-      <w:r>
-        <w:t>Practice 1: explain the deciding evidence</w:t>
+        <w:spacing w:line="336" w:lineRule="auto" w:after="180"/>
+      </w:pPr>
+      <w:r>
+        <w:rPr>
+          <w:b w:val="0"/>
+        </w:rPr>
+        <w:t xml:space="preserve">Use a local </w:t>
+      </w:r>
+      <w:r>
+        <w:rPr>
+          <w:b/>
+        </w:rPr>
+        <w:t>slope</w:t>
+      </w:r>
+      <w:r>
+        <w:rPr>
+          <w:b w:val="0"/>
+        </w:rPr>
+        <w:t xml:space="preserve"> to propose a small move rather than claiming every move helps.</w:t>
       </w:r>
     </w:p>
     <w:p>
-      <w:r>
-        <w:t>Which labelled step matches this detail? Move to a = 0.25: loss 3.0625, below starting loss 4.</w:t>
+      <w:pPr>
+        <w:pStyle w:val="Heading3"/>
+      </w:pPr>
+      <w:r>
+        <w:t>Practice 1: explain the deciding evidence</w:t>
       </w:r>
     </w:p>
     <w:p>
-      <w:r>
-        <w:t>1. Check small move</w:t>
+      <w:pPr>
+        <w:spacing w:line="336" w:lineRule="auto" w:after="180"/>
+      </w:pPr>
+      <w:r>
+        <w:rPr>
+          <w:b w:val="0"/>
+        </w:rPr>
+        <w:t>Which labelled step matches this detail? Move to a = 0.25: loss 3.0625, below starting loss 4.</w:t>
       </w:r>
     </w:p>
     <w:p>
-      <w:r>
-        <w:t>2. Estimate slope</w:t>
+      <w:pPr>
+        <w:spacing w:line="336" w:lineRule="auto" w:after="180"/>
+        <w:shd w:fill="F4F9FC"/>
+      </w:pPr>
+      <w:r>
+        <w:rPr>
+          <w:b w:val="0"/>
+        </w:rPr>
+        <w:t>1. Check small move</w:t>
       </w:r>
     </w:p>
     <w:p>
-      <w:r>
-        <w:t>3. Evaluate nearby points</w:t>
+      <w:pPr>
+        <w:spacing w:line="336" w:lineRule="auto" w:after="180"/>
+        <w:shd w:fill="F4F9FC"/>
+      </w:pPr>
+      <w:r>
+        <w:rPr>
+          <w:b w:val="0"/>
+        </w:rPr>
+        <w:t xml:space="preserve">2. Estimate </w:t>
+      </w:r>
+      <w:r>
+        <w:rPr>
+          <w:b/>
+        </w:rPr>
+        <w:t>slope</w:t>
       </w:r>
     </w:p>
     <w:p>
       <w:pPr>
-        <w:pStyle w:val="Heading3"/>
-      </w:pPr>
-      <w:r>
-        <w:t>My selected conclusion, deciding fact and explanation</w:t>
+        <w:spacing w:line="336" w:lineRule="auto" w:after="180"/>
+        <w:shd w:fill="F4F9FC"/>
+      </w:pPr>
+      <w:r>
+        <w:rPr>
+          <w:b w:val="0"/>
+        </w:rPr>
+        <w:t>3. Evaluate nearby points</w:t>
       </w:r>
     </w:p>
     <w:p>
-      <w:r>
-        <w:t>________________________________________________________________</w:t>
+      <w:pPr>
+        <w:pStyle w:val="Heading3"/>
+      </w:pPr>
+      <w:r>
+        <w:t>My selected conclusion, deciding fact and explanation</w:t>
       </w:r>
     </w:p>
     <w:p>
@@ -1209,40 +1818,83 @@
     </w:p>
     <w:p>
       <w:r>
-        <w:t>Hint if needed: Read the steps in the pictorial case. Match the supplied detail to the stage that performs or records it.</w:t>
+        <w:t>________________________________________________________________</w:t>
       </w:r>
     </w:p>
     <w:p>
-      <w:r>
-        <w:t>After your attempt, compare with the supported explanation: Check small move Move to a = 0.25: loss 3.0625, below starting loss 4. A slope describes how the loss changes near the current parameter. The symmetric calculation compares equal small moves on either side. Its negative result suggests a small increase may help at zero. It does not promise every increase helps: jumping to five passes the optimum at two and produces a larger loss. Check the new loss after each proposed step.</w:t>
+      <w:pPr>
+        <w:pStyle w:val="Heading3"/>
+      </w:pPr>
+      <w:r>
+        <w:t>Hint · try first</w:t>
       </w:r>
     </w:p>
     <w:p>
       <w:pPr>
-        <w:pStyle w:val="Heading3"/>
-      </w:pPr>
-      <w:r>
-        <w:t>Practice 2: explain the deciding evidence</w:t>
+        <w:spacing w:line="336" w:lineRule="auto" w:after="180"/>
+        <w:shd w:fill="F1F6F8"/>
+      </w:pPr>
+      <w:r>
+        <w:rPr>
+          <w:b w:val="0"/>
+        </w:rPr>
+        <w:t>Hint if needed: Read the steps in the pictorial case. Match the supplied detail to the stage that performs or records it.</w:t>
       </w:r>
     </w:p>
     <w:p>
-      <w:r>
-        <w:t>Changed-case practice: Move from 0 all the way to5. Which conclusion is supported by the supplied facts?</w:t>
+      <w:pPr>
+        <w:pStyle w:val="Heading3"/>
+      </w:pPr>
+      <w:r>
+        <w:t>Feedback · compare after trying</w:t>
       </w:r>
     </w:p>
     <w:p>
-      <w:r>
-        <w:t>1. We can decide the result without examining the changed input or the procedure.</w:t>
+      <w:pPr>
+        <w:spacing w:line="336" w:lineRule="auto" w:after="180"/>
+        <w:shd w:fill="F1F6FC"/>
+      </w:pPr>
+      <w:r>
+        <w:rPr>
+          <w:b w:val="0"/>
+        </w:rPr>
+        <w:t xml:space="preserve">After your attempt, compare with the supported explanation: Check small move Move to a = 0.25: loss 3.0625, below starting loss 4. A </w:t>
+      </w:r>
+      <w:r>
+        <w:rPr>
+          <w:b/>
+        </w:rPr>
+        <w:t>slope</w:t>
+      </w:r>
+      <w:r>
+        <w:rPr>
+          <w:b w:val="0"/>
+        </w:rPr>
+        <w:t xml:space="preserve"> describes how the loss changes near the current parameter.</w:t>
       </w:r>
     </w:p>
     <w:p>
-      <w:r>
-        <w:t>2. Loss becomes9, exceeding the starting4.</w:t>
+      <w:pPr>
+        <w:spacing w:line="336" w:lineRule="auto" w:after="180"/>
+        <w:shd w:fill="F1F6FC"/>
+      </w:pPr>
+      <w:r>
+        <w:rPr>
+          <w:b w:val="0"/>
+        </w:rPr>
+        <w:t>The symmetric calculation compares equal small moves on either side. Its negative result suggests a small increase may help at zero.</w:t>
       </w:r>
     </w:p>
     <w:p>
-      <w:r>
-        <w:t>3. This one example guarantees correct results for every future input.</w:t>
+      <w:pPr>
+        <w:spacing w:line="336" w:lineRule="auto" w:after="180"/>
+        <w:shd w:fill="F1F6FC"/>
+      </w:pPr>
+      <w:r>
+        <w:rPr>
+          <w:b w:val="0"/>
+        </w:rPr>
+        <w:t>It does not promise every increase helps: jumping to five passes the optimum at two and produces a larger loss. Check the new loss after each proposed step.</w:t>
       </w:r>
     </w:p>
     <w:p>
@@ -1250,65 +1902,120 @@
         <w:pStyle w:val="Heading3"/>
       </w:pPr>
       <w:r>
-        <w:t>My selected conclusion, deciding fact and explanation</w:t>
+        <w:t>Practice 2: explain the deciding evidence</w:t>
       </w:r>
     </w:p>
     <w:p>
-      <w:r>
-        <w:t>________________________________________________________________</w:t>
+      <w:pPr>
+        <w:pStyle w:val="Heading3"/>
+      </w:pPr>
+      <w:r>
+        <w:t>Changed case · predict first</w:t>
       </w:r>
     </w:p>
     <w:p>
-      <w:r>
-        <w:t>________________________________________________________________</w:t>
+      <w:pPr>
+        <w:spacing w:line="336" w:lineRule="auto" w:after="180"/>
+        <w:shd w:fill="F5F1FB"/>
+      </w:pPr>
+      <w:r>
+        <w:rPr>
+          <w:b w:val="0"/>
+        </w:rPr>
+        <w:t>Changed-case practice: Move from 0 all the way to5. Which conclusion is supported by the supplied facts?</w:t>
       </w:r>
     </w:p>
     <w:p>
-      <w:r>
-        <w:t>________________________________________________________________</w:t>
+      <w:pPr>
+        <w:spacing w:line="336" w:lineRule="auto" w:after="180"/>
+        <w:shd w:fill="F4F9FC"/>
+      </w:pPr>
+      <w:r>
+        <w:rPr>
+          <w:b w:val="0"/>
+        </w:rPr>
+        <w:t xml:space="preserve">1. We can decide the result without examining the changed </w:t>
+      </w:r>
+      <w:r>
+        <w:rPr>
+          <w:b/>
+        </w:rPr>
+        <w:t>input</w:t>
+      </w:r>
+      <w:r>
+        <w:rPr>
+          <w:b w:val="0"/>
+        </w:rPr>
+        <w:t xml:space="preserve"> or the procedure.</w:t>
       </w:r>
     </w:p>
     <w:p>
-      <w:r>
-        <w:t>________________________________________________________________</w:t>
+      <w:pPr>
+        <w:spacing w:line="336" w:lineRule="auto" w:after="180"/>
+        <w:shd w:fill="F4F9FC"/>
+      </w:pPr>
+      <w:r>
+        <w:rPr>
+          <w:b w:val="0"/>
+        </w:rPr>
+        <w:t>2. Loss becomes9, exceeding the starting4.</w:t>
       </w:r>
     </w:p>
     <w:p>
-      <w:r>
-        <w:t>________________________________________________________________</w:t>
+      <w:pPr>
+        <w:spacing w:line="336" w:lineRule="auto" w:after="180"/>
+        <w:shd w:fill="F4F9FC"/>
+      </w:pPr>
+      <w:r>
+        <w:rPr>
+          <w:b w:val="0"/>
+        </w:rPr>
+        <w:t xml:space="preserve">3. This one example guarantees correct results for every future </w:t>
+      </w:r>
+      <w:r>
+        <w:rPr>
+          <w:b/>
+        </w:rPr>
+        <w:t>input</w:t>
+      </w:r>
+      <w:r>
+        <w:rPr>
+          <w:b w:val="0"/>
+        </w:rPr>
+        <w:t>.</w:t>
       </w:r>
     </w:p>
     <w:p>
-      <w:r>
-        <w:t>Hint if needed: Use the changed condition and the deciding step in the pictorial trace. The answer must say what follows from those facts.</w:t>
+      <w:pPr>
+        <w:pStyle w:val="Heading3"/>
+      </w:pPr>
+      <w:r>
+        <w:t>My selected conclusion, deciding fact and explanation</w:t>
       </w:r>
     </w:p>
     <w:p>
       <w:r>
-        <w:t>After your attempt, compare with the supported explanation: Loss becomes9, exceeding the starting4. A negative local slope suggests increasing a locally, not that every positive jump decreases loss.</w:t>
+        <w:t>________________________________________________________________</w:t>
       </w:r>
     </w:p>
     <w:p>
-      <w:pPr>
-        <w:pStyle w:val="Heading3"/>
-      </w:pPr>
-      <w:r>
-        <w:t>Repair a missing building block</w:t>
+      <w:r>
+        <w:t>________________________________________________________________</w:t>
       </w:r>
     </w:p>
     <w:p>
       <w:r>
-        <w:t>Review Loss functions (ai-5/8). Goal: Calculate per-example squared error and mean squared error. Short practice: Why must the report name the chosen loss? Point to the relevant step in the picture, then write the changed result and the rule or evidence that supports it.. Return to this week and explain what you changed.</w:t>
+        <w:t>________________________________________________________________</w:t>
       </w:r>
     </w:p>
     <w:p>
       <w:r>
-        <w:t>Review Forward passes by hand (ai-5/6). Goal: Record scores and activations in dependency order. Short practice: Why should feedback identify h before correcting only y? Point to the relevant step in the picture, then write the changed result and the rule or evidence that supports it.. Return to this week and explain what you changed.</w:t>
+        <w:t>________________________________________________________________</w:t>
       </w:r>
     </w:p>
     <w:p>
       <w:r>
-        <w:t>Review Bias terms and decision boundaries (ai-5/3). Goal: Calculate a weighted score with a bias term. Short practice: Is B positive under the original or changed model? Point to the relevant step in the picture, then write the changed result and the rule or evidence that supports it.. Return to this week and explain what you changed.</w:t>
+        <w:t>________________________________________________________________</w:t>
       </w:r>
     </w:p>
     <w:p>
@@ -1316,12 +2023,19 @@
         <w:pStyle w:val="Heading3"/>
       </w:pPr>
       <w:r>
-        <w:t>Predict, run and debug</w:t>
+        <w:t>Hint · try first</w:t>
       </w:r>
     </w:p>
     <w:p>
-      <w:r>
-        <w:t>The browser lab lets you edit the supported Python examples already included in this lesson. Predict first, run, inspect the actual output or error, change one input, then run again. Keep code, predictions, actual results and a reasoned revision together. On paper, label your result as a trace rather than an execution.</w:t>
+      <w:pPr>
+        <w:spacing w:line="336" w:lineRule="auto" w:after="180"/>
+        <w:shd w:fill="F1F6F8"/>
+      </w:pPr>
+      <w:r>
+        <w:rPr>
+          <w:b w:val="0"/>
+        </w:rPr>
+        <w:t>Hint if needed: Use the changed condition and the deciding step in the pictorial trace. The answer must say what follows from those facts.</w:t>
       </w:r>
     </w:p>
     <w:p>
@@ -1329,12 +2043,31 @@
         <w:pStyle w:val="Heading3"/>
       </w:pPr>
       <w:r>
-        <w:t>Keep your completed work</w:t>
+        <w:t>Feedback · compare after trying</w:t>
       </w:r>
     </w:p>
     <w:p>
-      <w:r>
-        <w:t>Use Download completed work in the hosted lesson to export your answers, reflections, practice feedback and code-run evidence. Open the HTML copy to read or print it. Drafts stay in this browser when storage is available; clear drafts on a shared device.</w:t>
+      <w:pPr>
+        <w:spacing w:line="336" w:lineRule="auto" w:after="180"/>
+        <w:shd w:fill="F1F6FC"/>
+      </w:pPr>
+      <w:r>
+        <w:rPr>
+          <w:b w:val="0"/>
+        </w:rPr>
+        <w:t xml:space="preserve">After your attempt, compare with the supported explanation: Loss becomes9, exceeding the starting4. A negative local </w:t>
+      </w:r>
+      <w:r>
+        <w:rPr>
+          <w:b/>
+        </w:rPr>
+        <w:t>slope</w:t>
+      </w:r>
+      <w:r>
+        <w:rPr>
+          <w:b w:val="0"/>
+        </w:rPr>
+        <w:t xml:space="preserve"> suggests increasing a locally, not that every positive jump decreases loss.</w:t>
       </w:r>
     </w:p>
     <w:p>
@@ -1342,12 +2075,1035 @@
         <w:pStyle w:val="Heading3"/>
       </w:pPr>
       <w:r>
-        <w:t>What I repaired, the evidence I kept and the next test</w:t>
+        <w:t>Repair a missing building block</w:t>
       </w:r>
     </w:p>
     <w:p>
+      <w:pPr>
+        <w:spacing w:line="336" w:lineRule="auto" w:after="180"/>
+      </w:pPr>
+      <w:r>
+        <w:rPr>
+          <w:b w:val="0"/>
+        </w:rPr>
+        <w:t>Review Loss functions (ai-5/8). Goal: Calculate per-example squared error and mean squared error. Short practice: Why must the report name the chosen loss?</w:t>
+      </w:r>
+    </w:p>
+    <w:p>
+      <w:pPr>
+        <w:spacing w:line="336" w:lineRule="auto" w:after="180"/>
+      </w:pPr>
+      <w:r>
+        <w:rPr>
+          <w:b w:val="0"/>
+        </w:rPr>
+        <w:t xml:space="preserve">Point to the relevant step in the picture, then write the changed result and the rule or </w:t>
+      </w:r>
+      <w:r>
+        <w:rPr>
+          <w:b/>
+        </w:rPr>
+        <w:t>evidence</w:t>
+      </w:r>
+      <w:r>
+        <w:rPr>
+          <w:b w:val="0"/>
+        </w:rPr>
+        <w:t xml:space="preserve"> that supports it.. Return to this week and explain what you changed.</w:t>
+      </w:r>
+    </w:p>
+    <w:p>
+      <w:pPr>
+        <w:spacing w:line="336" w:lineRule="auto" w:after="180"/>
+      </w:pPr>
+      <w:r>
+        <w:rPr>
+          <w:b w:val="0"/>
+        </w:rPr>
+        <w:t>Review Forward passes by hand (ai-5/6). Goal: Record scores and activations in dependency order. Short practice: Why should feedback identify h before correcting only y?</w:t>
+      </w:r>
+    </w:p>
+    <w:p>
+      <w:pPr>
+        <w:spacing w:line="336" w:lineRule="auto" w:after="180"/>
+      </w:pPr>
+      <w:r>
+        <w:rPr>
+          <w:b w:val="0"/>
+        </w:rPr>
+        <w:t xml:space="preserve">Point to the relevant step in the picture, then write the changed result and the rule or </w:t>
+      </w:r>
+      <w:r>
+        <w:rPr>
+          <w:b/>
+        </w:rPr>
+        <w:t>evidence</w:t>
+      </w:r>
+      <w:r>
+        <w:rPr>
+          <w:b w:val="0"/>
+        </w:rPr>
+        <w:t xml:space="preserve"> that supports it.. Return to this week and explain what you changed.</w:t>
+      </w:r>
+    </w:p>
+    <w:p>
+      <w:pPr>
+        <w:spacing w:line="336" w:lineRule="auto" w:after="180"/>
+      </w:pPr>
+      <w:r>
+        <w:rPr>
+          <w:b w:val="0"/>
+        </w:rPr>
+        <w:t>Review Bias terms and decision boundaries (ai-5/3). Goal: Calculate a weighted score with a bias term. Short practice: Is B positive under the original or changed model?</w:t>
+      </w:r>
+    </w:p>
+    <w:p>
+      <w:pPr>
+        <w:spacing w:line="336" w:lineRule="auto" w:after="180"/>
+      </w:pPr>
+      <w:r>
+        <w:rPr>
+          <w:b w:val="0"/>
+        </w:rPr>
+        <w:t xml:space="preserve">Point to the relevant step in the picture, then write the changed result and the rule or </w:t>
+      </w:r>
+      <w:r>
+        <w:rPr>
+          <w:b/>
+        </w:rPr>
+        <w:t>evidence</w:t>
+      </w:r>
+      <w:r>
+        <w:rPr>
+          <w:b w:val="0"/>
+        </w:rPr>
+        <w:t xml:space="preserve"> that supports it.. Return to this week and explain what you changed.</w:t>
+      </w:r>
+    </w:p>
+    <w:p>
+      <w:pPr>
+        <w:pStyle w:val="Heading3"/>
+      </w:pPr>
+      <w:r>
+        <w:t>Predict, run and debug</w:t>
+      </w:r>
+    </w:p>
+    <w:p>
+      <w:pPr>
+        <w:spacing w:line="336" w:lineRule="auto" w:after="180"/>
+      </w:pPr>
+      <w:r>
+        <w:rPr>
+          <w:b w:val="0"/>
+        </w:rPr>
+        <w:t xml:space="preserve">The browser lab lets you edit the supported Python examples already included in this lesson. Predict first, run, inspect the actual </w:t>
+      </w:r>
+      <w:r>
+        <w:rPr>
+          <w:b/>
+        </w:rPr>
+        <w:t>output</w:t>
+      </w:r>
+      <w:r>
+        <w:rPr>
+          <w:b w:val="0"/>
+        </w:rPr>
+        <w:t xml:space="preserve"> or error, change one </w:t>
+      </w:r>
+      <w:r>
+        <w:rPr>
+          <w:b/>
+        </w:rPr>
+        <w:t>input</w:t>
+      </w:r>
+      <w:r>
+        <w:rPr>
+          <w:b w:val="0"/>
+        </w:rPr>
+        <w:t>, then run again.</w:t>
+      </w:r>
+    </w:p>
+    <w:p>
+      <w:pPr>
+        <w:spacing w:line="336" w:lineRule="auto" w:after="180"/>
+      </w:pPr>
+      <w:r>
+        <w:rPr>
+          <w:b w:val="0"/>
+        </w:rPr>
+        <w:t xml:space="preserve">Keep code, </w:t>
+      </w:r>
+      <w:r>
+        <w:rPr>
+          <w:b/>
+        </w:rPr>
+        <w:t>prediction</w:t>
+      </w:r>
+      <w:r>
+        <w:rPr>
+          <w:b w:val="0"/>
+        </w:rPr>
+        <w:t>s, actual results and a reasoned revision together. On paper, label your result as a trace rather than an execution.</w:t>
+      </w:r>
+    </w:p>
+    <w:p>
+      <w:pPr>
+        <w:pStyle w:val="Heading3"/>
+      </w:pPr>
+      <w:r>
+        <w:t>Keep your completed work</w:t>
+      </w:r>
+    </w:p>
+    <w:p>
+      <w:pPr>
+        <w:spacing w:line="336" w:lineRule="auto" w:after="180"/>
+      </w:pPr>
+      <w:r>
+        <w:rPr>
+          <w:b w:val="0"/>
+        </w:rPr>
+        <w:t xml:space="preserve">Use Download completed work in the hosted lesson to export your answers, reflections, practice feedback and code-run </w:t>
+      </w:r>
+      <w:r>
+        <w:rPr>
+          <w:b/>
+        </w:rPr>
+        <w:t>evidence</w:t>
+      </w:r>
+      <w:r>
+        <w:rPr>
+          <w:b w:val="0"/>
+        </w:rPr>
+        <w:t>. Open the HTML copy to read or print it.</w:t>
+      </w:r>
+    </w:p>
+    <w:p>
+      <w:pPr>
+        <w:spacing w:line="336" w:lineRule="auto" w:after="180"/>
+      </w:pPr>
+      <w:r>
+        <w:rPr>
+          <w:b w:val="0"/>
+        </w:rPr>
+        <w:t>Drafts stay in this browser when storage is available; clear drafts on a shared device.</w:t>
+      </w:r>
+    </w:p>
+    <w:p>
+      <w:pPr>
+        <w:pStyle w:val="Heading3"/>
+      </w:pPr>
+      <w:r>
+        <w:t>What I repaired, the evidence I kept and the next test</w:t>
+      </w:r>
+    </w:p>
+    <w:p>
       <w:r>
         <w:t>________________________________________________________________</w:t>
+      </w:r>
+    </w:p>
+    <w:p>
+      <w:r>
+        <w:t>________________________________________________________________</w:t>
+      </w:r>
+    </w:p>
+    <w:p>
+      <w:r>
+        <w:t>________________________________________________________________</w:t>
+      </w:r>
+    </w:p>
+    <w:p>
+      <w:r>
+        <w:t>________________________________________________________________</w:t>
+      </w:r>
+    </w:p>
+    <w:p>
+      <w:r>
+        <w:t>________________________________________________________________</w:t>
+      </w:r>
+    </w:p>
+    <w:p>
+      <w:pPr>
+        <w:pStyle w:val="Heading1"/>
+      </w:pPr>
+      <w:r>
+        <w:t>15. Visual concept journey</w:t>
+      </w:r>
+    </w:p>
+    <w:p>
+      <w:r>
+        <w:t>Explain each Slopes and local change picture from its labels, then record a relevant limit.</w:t>
+      </w:r>
+    </w:p>
+    <w:p>
+      <w:pPr>
+        <w:pStyle w:val="Heading3"/>
+      </w:pPr>
+      <w:r>
+        <w:t>01. Slopes and local change: the case</w:t>
+      </w:r>
+    </w:p>
+    <w:p>
+      <w:r>
+        <w:drawing>
+          <wp:inline xmlns:a="http://schemas.openxmlformats.org/drawingml/2006/main" xmlns:pic="http://schemas.openxmlformats.org/drawingml/2006/picture">
+            <wp:extent cx="5486400" cy="2840736"/>
+            <wp:docPr id="2" name="Picture 2" descr="Use a local slope to propose a small move rather than claiming every move helps. Supplied facts: Toy loss J(a)=(a-2)². At a = 0, use symmetric step 0.5. All inputs and outcomes in this worked example are invented classroom data; no real model run is claimed."/>
+            <wp:cNvGraphicFramePr>
+              <a:graphicFrameLocks noChangeAspect="1"/>
+            </wp:cNvGraphicFramePr>
+            <a:graphic>
+              <a:graphicData uri="http://schemas.openxmlformats.org/drawingml/2006/picture">
+                <pic:pic>
+                  <pic:nvPicPr>
+                    <pic:cNvPr id="0" name="academy-story-ai-5-9-01.png"/>
+                    <pic:cNvPicPr/>
+                  </pic:nvPicPr>
+                  <pic:blipFill>
+                    <a:blip r:embed="rId10"/>
+                    <a:stretch>
+                      <a:fillRect/>
+                    </a:stretch>
+                  </pic:blipFill>
+                  <pic:spPr>
+                    <a:xfrm>
+                      <a:off x="0" y="0"/>
+                      <a:ext cx="5486400" cy="2840736"/>
+                    </a:xfrm>
+                    <a:prstGeom prst="rect"/>
+                  </pic:spPr>
+                </pic:pic>
+              </a:graphicData>
+            </a:graphic>
+          </wp:inline>
+        </w:drawing>
+      </w:r>
+    </w:p>
+    <w:p>
+      <w:pPr>
+        <w:spacing w:line="336" w:lineRule="auto" w:after="180"/>
+      </w:pPr>
+      <w:r>
+        <w:rPr>
+          <w:b w:val="0"/>
+        </w:rPr>
+        <w:t xml:space="preserve">Use a local </w:t>
+      </w:r>
+      <w:r>
+        <w:rPr>
+          <w:b/>
+        </w:rPr>
+        <w:t>slope</w:t>
+      </w:r>
+      <w:r>
+        <w:rPr>
+          <w:b w:val="0"/>
+        </w:rPr>
+        <w:t xml:space="preserve"> to propose a small move rather than claiming every move helps. Supplied facts: Toy loss J(a)=(a-2)². At a = 0, use symmetric step 0.5.</w:t>
+      </w:r>
+    </w:p>
+    <w:p>
+      <w:pPr>
+        <w:spacing w:line="336" w:lineRule="auto" w:after="180"/>
+      </w:pPr>
+      <w:r>
+        <w:rPr>
+          <w:b w:val="0"/>
+        </w:rPr>
+        <w:t xml:space="preserve">All </w:t>
+      </w:r>
+      <w:r>
+        <w:rPr>
+          <w:b/>
+        </w:rPr>
+        <w:t>input</w:t>
+      </w:r>
+      <w:r>
+        <w:rPr>
+          <w:b w:val="0"/>
+        </w:rPr>
+        <w:t>s and outcomes in this worked example are invented classroom data; no real model run is claimed.</w:t>
+      </w:r>
+    </w:p>
+    <w:p>
+      <w:pPr>
+        <w:spacing w:line="336" w:lineRule="auto" w:after="180"/>
+        <w:shd w:fill="F5F1FB"/>
+      </w:pPr>
+      <w:r>
+        <w:rPr>
+          <w:b w:val="0"/>
+        </w:rPr>
+        <w:t>Point to the given fact that matters most. Explain why it matters.</w:t>
+      </w:r>
+    </w:p>
+    <w:p>
+      <w:pPr>
+        <w:pStyle w:val="Heading3"/>
+      </w:pPr>
+      <w:r>
+        <w:t>My picture explanation, deciding evidence and one limit</w:t>
+      </w:r>
+    </w:p>
+    <w:p>
+      <w:r>
+        <w:t>________________________________________________________________</w:t>
+      </w:r>
+    </w:p>
+    <w:p>
+      <w:r>
+        <w:t>________________________________________________________________</w:t>
+      </w:r>
+    </w:p>
+    <w:p>
+      <w:r>
+        <w:t>________________________________________________________________</w:t>
+      </w:r>
+    </w:p>
+    <w:p>
+      <w:r>
+        <w:t>________________________________________________________________</w:t>
+      </w:r>
+    </w:p>
+    <w:p>
+      <w:pPr>
+        <w:pStyle w:val="Heading3"/>
+      </w:pPr>
+      <w:r>
+        <w:t>02. Follow the deciding steps</w:t>
+      </w:r>
+    </w:p>
+    <w:p>
+      <w:r>
+        <w:drawing>
+          <wp:inline xmlns:a="http://schemas.openxmlformats.org/drawingml/2006/main" xmlns:pic="http://schemas.openxmlformats.org/drawingml/2006/picture">
+            <wp:extent cx="5486400" cy="3182112"/>
+            <wp:docPr id="3" name="Picture 3" descr="Evaluate nearby points: J(0.5)=2.25 and J(-0.5)=6.25. → Estimate slope: Slope=(2.25-6.25)/(0.5-(-0.5))=-4. → Check small move: Move to a = 0.25: loss 3.0625, below starting loss 4."/>
+            <wp:cNvGraphicFramePr>
+              <a:graphicFrameLocks noChangeAspect="1"/>
+            </wp:cNvGraphicFramePr>
+            <a:graphic>
+              <a:graphicData uri="http://schemas.openxmlformats.org/drawingml/2006/picture">
+                <pic:pic>
+                  <pic:nvPicPr>
+                    <pic:cNvPr id="0" name="academy-story-ai-5-9-02.png"/>
+                    <pic:cNvPicPr/>
+                  </pic:nvPicPr>
+                  <pic:blipFill>
+                    <a:blip r:embed="rId11"/>
+                    <a:stretch>
+                      <a:fillRect/>
+                    </a:stretch>
+                  </pic:blipFill>
+                  <pic:spPr>
+                    <a:xfrm>
+                      <a:off x="0" y="0"/>
+                      <a:ext cx="5486400" cy="3182112"/>
+                    </a:xfrm>
+                    <a:prstGeom prst="rect"/>
+                  </pic:spPr>
+                </pic:pic>
+              </a:graphicData>
+            </a:graphic>
+          </wp:inline>
+        </w:drawing>
+      </w:r>
+    </w:p>
+    <w:p>
+      <w:pPr>
+        <w:spacing w:line="336" w:lineRule="auto" w:after="180"/>
+      </w:pPr>
+      <w:r>
+        <w:rPr>
+          <w:b w:val="0"/>
+        </w:rPr>
+        <w:t xml:space="preserve">Evaluate nearby points: J(0.5)=2.25 and J(-0.5)=6.25. → Estimate </w:t>
+      </w:r>
+      <w:r>
+        <w:rPr>
+          <w:b/>
+        </w:rPr>
+        <w:t>slope</w:t>
+      </w:r>
+      <w:r>
+        <w:rPr>
+          <w:b w:val="0"/>
+        </w:rPr>
+        <w:t xml:space="preserve">: </w:t>
+      </w:r>
+      <w:r>
+        <w:rPr>
+          <w:b/>
+        </w:rPr>
+        <w:t>Slope</w:t>
+      </w:r>
+      <w:r>
+        <w:rPr>
+          <w:b w:val="0"/>
+        </w:rPr>
+        <w:t>=(2.25-6.25)/(0.5-(-0.5))=-4. → Check small move: Move to a = 0.25: loss 3.0625, below starting loss 4.</w:t>
+      </w:r>
+    </w:p>
+    <w:p>
+      <w:pPr>
+        <w:spacing w:line="336" w:lineRule="auto" w:after="180"/>
+        <w:shd w:fill="F5F1FB"/>
+      </w:pPr>
+      <w:r>
+        <w:rPr>
+          <w:b w:val="0"/>
+        </w:rPr>
+        <w:t xml:space="preserve">Point to each numbered stage and explain which recorded </w:t>
+      </w:r>
+      <w:r>
+        <w:rPr>
+          <w:b/>
+        </w:rPr>
+        <w:t>input</w:t>
+      </w:r>
+      <w:r>
+        <w:rPr>
+          <w:b w:val="0"/>
+        </w:rPr>
+        <w:t xml:space="preserve"> it uses.</w:t>
+      </w:r>
+    </w:p>
+    <w:p>
+      <w:pPr>
+        <w:pStyle w:val="Heading3"/>
+      </w:pPr>
+      <w:r>
+        <w:t>My picture explanation, deciding evidence and one limit</w:t>
+      </w:r>
+    </w:p>
+    <w:p>
+      <w:r>
+        <w:t>________________________________________________________________</w:t>
+      </w:r>
+    </w:p>
+    <w:p>
+      <w:r>
+        <w:t>________________________________________________________________</w:t>
+      </w:r>
+    </w:p>
+    <w:p>
+      <w:r>
+        <w:t>________________________________________________________________</w:t>
+      </w:r>
+    </w:p>
+    <w:p>
+      <w:r>
+        <w:t>________________________________________________________________</w:t>
+      </w:r>
+    </w:p>
+    <w:p>
+      <w:pPr>
+        <w:pStyle w:val="Heading3"/>
+      </w:pPr>
+      <w:r>
+        <w:t>03. Compare slope clues on the same loss curve</w:t>
+      </w:r>
+    </w:p>
+    <w:p>
+      <w:r>
+        <w:drawing>
+          <wp:inline xmlns:a="http://schemas.openxmlformats.org/drawingml/2006/main" xmlns:pic="http://schemas.openxmlformats.org/drawingml/2006/picture">
+            <wp:extent cx="5486400" cy="2834640"/>
+            <wp:docPr id="4" name="Picture 4" descr="Compare slope clues on the same loss curve. 1 | -2 | Increase w a little. 2 | 0 | No first order direction. 3 | 2 | Decrease w a little"/>
+            <wp:cNvGraphicFramePr>
+              <a:graphicFrameLocks noChangeAspect="1"/>
+            </wp:cNvGraphicFramePr>
+            <a:graphic>
+              <a:graphicData uri="http://schemas.openxmlformats.org/drawingml/2006/picture">
+                <pic:pic>
+                  <pic:nvPicPr>
+                    <pic:cNvPr id="0" name="academy-story-ai-5-9-03.png"/>
+                    <pic:cNvPicPr/>
+                  </pic:nvPicPr>
+                  <pic:blipFill>
+                    <a:blip r:embed="rId12"/>
+                    <a:stretch>
+                      <a:fillRect/>
+                    </a:stretch>
+                  </pic:blipFill>
+                  <pic:spPr>
+                    <a:xfrm>
+                      <a:off x="0" y="0"/>
+                      <a:ext cx="5486400" cy="2834640"/>
+                    </a:xfrm>
+                    <a:prstGeom prst="rect"/>
+                  </pic:spPr>
+                </pic:pic>
+              </a:graphicData>
+            </a:graphic>
+          </wp:inline>
+        </w:drawing>
+      </w:r>
+    </w:p>
+    <w:p>
+      <w:pPr>
+        <w:spacing w:line="336" w:lineRule="auto" w:after="180"/>
+      </w:pPr>
+      <w:r>
+        <w:rPr>
+          <w:b w:val="0"/>
+        </w:rPr>
+        <w:t xml:space="preserve">Compare </w:t>
+      </w:r>
+      <w:r>
+        <w:rPr>
+          <w:b/>
+        </w:rPr>
+        <w:t>slope</w:t>
+      </w:r>
+      <w:r>
+        <w:rPr>
+          <w:b w:val="0"/>
+        </w:rPr>
+        <w:t xml:space="preserve"> clues on the same loss curve. 1 | -2 | Increase w a little. 2 | 0 | No first order direction. 3 | 2 | Decrease w a little</w:t>
+      </w:r>
+    </w:p>
+    <w:p>
+      <w:pPr>
+        <w:spacing w:line="336" w:lineRule="auto" w:after="180"/>
+        <w:shd w:fill="F5F1FB"/>
+      </w:pPr>
+      <w:r>
+        <w:rPr>
+          <w:b w:val="0"/>
+        </w:rPr>
+        <w:t>Read the labels and values. Explain the relationship the model shows.</w:t>
+      </w:r>
+    </w:p>
+    <w:p>
+      <w:pPr>
+        <w:pStyle w:val="Heading3"/>
+      </w:pPr>
+      <w:r>
+        <w:t>My picture explanation, deciding evidence and one limit</w:t>
+      </w:r>
+    </w:p>
+    <w:p>
+      <w:r>
+        <w:t>________________________________________________________________</w:t>
+      </w:r>
+    </w:p>
+    <w:p>
+      <w:r>
+        <w:t>________________________________________________________________</w:t>
+      </w:r>
+    </w:p>
+    <w:p>
+      <w:r>
+        <w:t>________________________________________________________________</w:t>
+      </w:r>
+    </w:p>
+    <w:p>
+      <w:r>
+        <w:t>________________________________________________________________</w:t>
+      </w:r>
+    </w:p>
+    <w:p>
+      <w:pPr>
+        <w:pStyle w:val="Heading3"/>
+      </w:pPr>
+      <w:r>
+        <w:t>04. Change one thing. Trace what follows.</w:t>
+      </w:r>
+    </w:p>
+    <w:p>
+      <w:r>
+        <w:drawing>
+          <wp:inline xmlns:a="http://schemas.openxmlformats.org/drawingml/2006/main" xmlns:pic="http://schemas.openxmlformats.org/drawingml/2006/picture">
+            <wp:extent cx="5486400" cy="3179064"/>
+            <wp:docPr id="5" name="Picture 5" descr="Original case: Move to a = 0.25: loss 3.0625, below starting loss 4. Changed condition: Move from 0 all the way to5. Expected result: Loss becomes9, exceeding the starting4. Reason: A negative local slope suggests increasing a locally, not that every positive jump decreases loss."/>
+            <wp:cNvGraphicFramePr>
+              <a:graphicFrameLocks noChangeAspect="1"/>
+            </wp:cNvGraphicFramePr>
+            <a:graphic>
+              <a:graphicData uri="http://schemas.openxmlformats.org/drawingml/2006/picture">
+                <pic:pic>
+                  <pic:nvPicPr>
+                    <pic:cNvPr id="0" name="academy-story-ai-5-9-04.png"/>
+                    <pic:cNvPicPr/>
+                  </pic:nvPicPr>
+                  <pic:blipFill>
+                    <a:blip r:embed="rId13"/>
+                    <a:stretch>
+                      <a:fillRect/>
+                    </a:stretch>
+                  </pic:blipFill>
+                  <pic:spPr>
+                    <a:xfrm>
+                      <a:off x="0" y="0"/>
+                      <a:ext cx="5486400" cy="3179064"/>
+                    </a:xfrm>
+                    <a:prstGeom prst="rect"/>
+                  </pic:spPr>
+                </pic:pic>
+              </a:graphicData>
+            </a:graphic>
+          </wp:inline>
+        </w:drawing>
+      </w:r>
+    </w:p>
+    <w:p>
+      <w:pPr>
+        <w:spacing w:line="336" w:lineRule="auto" w:after="180"/>
+      </w:pPr>
+      <w:r>
+        <w:rPr>
+          <w:b w:val="0"/>
+        </w:rPr>
+        <w:t>Original case: Move to a = 0.25: loss 3.0625, below starting loss 4. Changed condition: Move from 0 all the way to5. Expected result: Loss becomes9, exceeding the starting4.</w:t>
+      </w:r>
+    </w:p>
+    <w:p>
+      <w:pPr>
+        <w:spacing w:line="336" w:lineRule="auto" w:after="180"/>
+      </w:pPr>
+      <w:r>
+        <w:rPr>
+          <w:b w:val="0"/>
+        </w:rPr>
+        <w:t xml:space="preserve">Reason: A negative local </w:t>
+      </w:r>
+      <w:r>
+        <w:rPr>
+          <w:b/>
+        </w:rPr>
+        <w:t>slope</w:t>
+      </w:r>
+      <w:r>
+        <w:rPr>
+          <w:b w:val="0"/>
+        </w:rPr>
+        <w:t xml:space="preserve"> suggests increasing a locally, not that every positive jump decreases loss.</w:t>
+      </w:r>
+    </w:p>
+    <w:p>
+      <w:pPr>
+        <w:spacing w:line="336" w:lineRule="auto" w:after="180"/>
+        <w:shd w:fill="F5F1FB"/>
+      </w:pPr>
+      <w:r>
+        <w:rPr>
+          <w:b w:val="0"/>
+        </w:rPr>
+        <w:t>Predict before checking the worked changed-case result. Name what changed and what the supplied facts allow you to conclude.</w:t>
+      </w:r>
+    </w:p>
+    <w:p>
+      <w:pPr>
+        <w:pStyle w:val="Heading3"/>
+      </w:pPr>
+      <w:r>
+        <w:t>My picture explanation, deciding evidence and one limit</w:t>
+      </w:r>
+    </w:p>
+    <w:p>
+      <w:r>
+        <w:t>________________________________________________________________</w:t>
+      </w:r>
+    </w:p>
+    <w:p>
+      <w:r>
+        <w:t>________________________________________________________________</w:t>
+      </w:r>
+    </w:p>
+    <w:p>
+      <w:r>
+        <w:t>________________________________________________________________</w:t>
+      </w:r>
+    </w:p>
+    <w:p>
+      <w:r>
+        <w:t>________________________________________________________________</w:t>
+      </w:r>
+    </w:p>
+    <w:p>
+      <w:pPr>
+        <w:pStyle w:val="Heading3"/>
+      </w:pPr>
+      <w:r>
+        <w:t>05. Connect the explanation to its limit</w:t>
+      </w:r>
+    </w:p>
+    <w:p>
+      <w:r>
+        <w:drawing>
+          <wp:inline xmlns:a="http://schemas.openxmlformats.org/drawingml/2006/main" xmlns:pic="http://schemas.openxmlformats.org/drawingml/2006/picture">
+            <wp:extent cx="5486400" cy="2834640"/>
+            <wp:docPr id="6" name="Picture 6" descr="A slope describes how the loss changes near the current parameter. The symmetric calculation compares equal small moves on either side. Its negative result suggests a small increase may help at zero. It does not promise every increase helps: jumping to five passes the optimum at two and produces a larger loss. Check the new loss after each proposed step. Limit: A finite difference approximates local change; numerical precision and nonsmooth points need care in more complex objectives."/>
+            <wp:cNvGraphicFramePr>
+              <a:graphicFrameLocks noChangeAspect="1"/>
+            </wp:cNvGraphicFramePr>
+            <a:graphic>
+              <a:graphicData uri="http://schemas.openxmlformats.org/drawingml/2006/picture">
+                <pic:pic>
+                  <pic:nvPicPr>
+                    <pic:cNvPr id="0" name="academy-story-ai-5-9-05.png"/>
+                    <pic:cNvPicPr/>
+                  </pic:nvPicPr>
+                  <pic:blipFill>
+                    <a:blip r:embed="rId14"/>
+                    <a:stretch>
+                      <a:fillRect/>
+                    </a:stretch>
+                  </pic:blipFill>
+                  <pic:spPr>
+                    <a:xfrm>
+                      <a:off x="0" y="0"/>
+                      <a:ext cx="5486400" cy="2834640"/>
+                    </a:xfrm>
+                    <a:prstGeom prst="rect"/>
+                  </pic:spPr>
+                </pic:pic>
+              </a:graphicData>
+            </a:graphic>
+          </wp:inline>
+        </w:drawing>
+      </w:r>
+    </w:p>
+    <w:p>
+      <w:pPr>
+        <w:spacing w:line="336" w:lineRule="auto" w:after="180"/>
+      </w:pPr>
+      <w:r>
+        <w:rPr>
+          <w:b w:val="0"/>
+        </w:rPr>
+        <w:t xml:space="preserve">A </w:t>
+      </w:r>
+      <w:r>
+        <w:rPr>
+          <w:b/>
+        </w:rPr>
+        <w:t>slope</w:t>
+      </w:r>
+      <w:r>
+        <w:rPr>
+          <w:b w:val="0"/>
+        </w:rPr>
+        <w:t xml:space="preserve"> describes how the loss changes near the current parameter. The symmetric calculation compares equal small moves on either side. Its negative result suggests a small increase may help at zero.</w:t>
+      </w:r>
+    </w:p>
+    <w:p>
+      <w:pPr>
+        <w:spacing w:line="336" w:lineRule="auto" w:after="180"/>
+      </w:pPr>
+      <w:r>
+        <w:rPr>
+          <w:b w:val="0"/>
+        </w:rPr>
+        <w:t>It does not promise every increase helps: jumping to five passes the optimum at two and produces a larger loss. Check the new loss after each proposed step.</w:t>
+      </w:r>
+    </w:p>
+    <w:p>
+      <w:pPr>
+        <w:spacing w:line="336" w:lineRule="auto" w:after="180"/>
+      </w:pPr>
+      <w:r>
+        <w:rPr>
+          <w:b w:val="0"/>
+        </w:rPr>
+        <w:t xml:space="preserve">Limit: A finite difference approximates </w:t>
+      </w:r>
+      <w:r>
+        <w:rPr>
+          <w:b/>
+        </w:rPr>
+        <w:t>local change</w:t>
+      </w:r>
+      <w:r>
+        <w:rPr>
+          <w:b w:val="0"/>
+        </w:rPr>
+        <w:t>; numerical precision and nonsmooth points need care in more complex objectives.</w:t>
+      </w:r>
+    </w:p>
+    <w:p>
+      <w:pPr>
+        <w:spacing w:line="336" w:lineRule="auto" w:after="180"/>
+        <w:shd w:fill="F5F1FB"/>
+      </w:pPr>
+      <w:r>
+        <w:rPr>
+          <w:b w:val="0"/>
+        </w:rPr>
+        <w:t>Explain the case, then point to a limit on the claim.</w:t>
+      </w:r>
+    </w:p>
+    <w:p>
+      <w:pPr>
+        <w:pStyle w:val="Heading3"/>
+      </w:pPr>
+      <w:r>
+        <w:t>My picture explanation, deciding evidence and one limit</w:t>
+      </w:r>
+    </w:p>
+    <w:p>
+      <w:r>
+        <w:t>________________________________________________________________</w:t>
+      </w:r>
+    </w:p>
+    <w:p>
+      <w:r>
+        <w:t>________________________________________________________________</w:t>
+      </w:r>
+    </w:p>
+    <w:p>
+      <w:r>
+        <w:t>________________________________________________________________</w:t>
+      </w:r>
+    </w:p>
+    <w:p>
+      <w:r>
+        <w:t>________________________________________________________________</w:t>
+      </w:r>
+    </w:p>
+    <w:p>
+      <w:pPr>
+        <w:pStyle w:val="Heading3"/>
+      </w:pPr>
+      <w:r>
+        <w:t>06. Make the idea visible in your project</w:t>
+      </w:r>
+    </w:p>
+    <w:p>
+      <w:r>
+        <w:drawing>
+          <wp:inline xmlns:a="http://schemas.openxmlformats.org/drawingml/2006/main" xmlns:pic="http://schemas.openxmlformats.org/drawingml/2006/picture">
+            <wp:extent cx="5486400" cy="3681984"/>
+            <wp:docPr id="7" name="Picture 7" descr="For your Image-pattern Network Investigation, save the input, procedure, observed result and limitation of this check. Label this worked example as practice; use a different, previously unreviewed case when checking independent understanding. Draw your input, deciding step, result and limit. Supported question: Which calculation disproves “any increase helps”? Point to the relevant step in the picture, then write the changed result and the rule or evidence that supports it."/>
+            <wp:cNvGraphicFramePr>
+              <a:graphicFrameLocks noChangeAspect="1"/>
+            </wp:cNvGraphicFramePr>
+            <a:graphic>
+              <a:graphicData uri="http://schemas.openxmlformats.org/drawingml/2006/picture">
+                <pic:pic>
+                  <pic:nvPicPr>
+                    <pic:cNvPr id="0" name="academy-story-ai-5-9-06.png"/>
+                    <pic:cNvPicPr/>
+                  </pic:nvPicPr>
+                  <pic:blipFill>
+                    <a:blip r:embed="rId15"/>
+                    <a:stretch>
+                      <a:fillRect/>
+                    </a:stretch>
+                  </pic:blipFill>
+                  <pic:spPr>
+                    <a:xfrm>
+                      <a:off x="0" y="0"/>
+                      <a:ext cx="5486400" cy="3681984"/>
+                    </a:xfrm>
+                    <a:prstGeom prst="rect"/>
+                  </pic:spPr>
+                </pic:pic>
+              </a:graphicData>
+            </a:graphic>
+          </wp:inline>
+        </w:drawing>
+      </w:r>
+    </w:p>
+    <w:p>
+      <w:pPr>
+        <w:spacing w:line="336" w:lineRule="auto" w:after="180"/>
+      </w:pPr>
+      <w:r>
+        <w:rPr>
+          <w:b w:val="0"/>
+        </w:rPr>
+        <w:t xml:space="preserve">For your Image-pattern Network Investigation, save the </w:t>
+      </w:r>
+      <w:r>
+        <w:rPr>
+          <w:b/>
+        </w:rPr>
+        <w:t>input</w:t>
+      </w:r>
+      <w:r>
+        <w:rPr>
+          <w:b w:val="0"/>
+        </w:rPr>
+        <w:t>, procedure, observed result and limitation of this check.</w:t>
+      </w:r>
+    </w:p>
+    <w:p>
+      <w:pPr>
+        <w:spacing w:line="336" w:lineRule="auto" w:after="180"/>
+      </w:pPr>
+      <w:r>
+        <w:rPr>
+          <w:b w:val="0"/>
+        </w:rPr>
+        <w:t xml:space="preserve">Label this worked example as practice; use a different, previously unreviewed case when checking independent understanding. Draw your </w:t>
+      </w:r>
+      <w:r>
+        <w:rPr>
+          <w:b/>
+        </w:rPr>
+        <w:t>input</w:t>
+      </w:r>
+      <w:r>
+        <w:rPr>
+          <w:b w:val="0"/>
+        </w:rPr>
+        <w:t>, deciding step, result and limit.</w:t>
+      </w:r>
+    </w:p>
+    <w:p>
+      <w:pPr>
+        <w:spacing w:line="336" w:lineRule="auto" w:after="180"/>
+      </w:pPr>
+      <w:r>
+        <w:rPr>
+          <w:b w:val="0"/>
+        </w:rPr>
+        <w:t xml:space="preserve">Supported question: Which calculation disproves “any increase helps”? Point to the relevant step in the picture, then write the changed result and the rule or </w:t>
+      </w:r>
+      <w:r>
+        <w:rPr>
+          <w:b/>
+        </w:rPr>
+        <w:t>evidence</w:t>
+      </w:r>
+      <w:r>
+        <w:rPr>
+          <w:b w:val="0"/>
+        </w:rPr>
+        <w:t xml:space="preserve"> that supports it.</w:t>
+      </w:r>
+    </w:p>
+    <w:p>
+      <w:pPr>
+        <w:spacing w:line="336" w:lineRule="auto" w:after="180"/>
+        <w:shd w:fill="F5F1FB"/>
+      </w:pPr>
+      <w:r>
+        <w:rPr>
+          <w:b w:val="0"/>
+        </w:rPr>
+        <w:t xml:space="preserve">Draw your project trace and justify the deciding step using </w:t>
+      </w:r>
+      <w:r>
+        <w:rPr>
+          <w:b/>
+        </w:rPr>
+        <w:t>evidence</w:t>
+      </w:r>
+      <w:r>
+        <w:rPr>
+          <w:b w:val="0"/>
+        </w:rPr>
+        <w:t>.</w:t>
+      </w:r>
+    </w:p>
+    <w:p>
+      <w:pPr>
+        <w:pStyle w:val="Heading3"/>
+      </w:pPr>
+      <w:r>
+        <w:t>My picture explanation, deciding evidence and one limit</w:t>
       </w:r>
     </w:p>
     <w:p>

--- a/downloads/workbook/ai-5-week-09.docx
+++ b/downloads/workbook/ai-5-week-09.docx
@@ -168,6 +168,279 @@
     <w:p>
       <w:r>
         <w:t>________________________________________________________________</w:t>
+      </w:r>
+    </w:p>
+    <w:p>
+      <w:pPr>
+        <w:pStyle w:val="Heading3"/>
+      </w:pPr>
+      <w:r>
+        <w:t>Lesson reference for workbook practice</w:t>
+      </w:r>
+    </w:p>
+    <w:p>
+      <w:pPr>
+        <w:spacing w:line="336" w:lineRule="auto" w:after="180"/>
+        <w:shd w:fill="F1F6F8"/>
+      </w:pPr>
+      <w:r>
+        <w:rPr>
+          <w:b w:val="0"/>
+        </w:rPr>
+        <w:t>Use this reference for the original W1–W3 and W5 exercises. The separately named independent case supplies its own changed facts; use those facts for that attempt before feedback.</w:t>
+      </w:r>
+    </w:p>
+    <w:p>
+      <w:pPr>
+        <w:spacing w:line="336" w:lineRule="auto" w:after="180"/>
+      </w:pPr>
+      <w:r>
+        <w:rPr>
+          <w:b w:val="0"/>
+        </w:rPr>
+        <w:t>Let a one-example model predict w and let its target be 2. Its squared loss is L(w) = (w - 2) squared. Here w is the parameter we vary, not a new data example. L is a nonnegative function of that parameter.</w:t>
+      </w:r>
+    </w:p>
+    <w:tbl>
+      <w:tblPr>
+        <w:tblStyle w:val="LightShading-Accent1"/>
+        <w:tblW w:type="auto" w:w="0"/>
+        <w:tblLook w:firstColumn="1" w:firstRow="1" w:lastColumn="0" w:lastRow="0" w:noHBand="0" w:noVBand="1" w:val="04A0"/>
+      </w:tblPr>
+      <w:tblGrid>
+        <w:gridCol w:w="3408"/>
+        <w:gridCol w:w="3408"/>
+        <w:gridCol w:w="3408"/>
+      </w:tblGrid>
+      <w:tr>
+        <w:trPr>
+          <w:tblHeader/>
+        </w:trPr>
+        <w:tc>
+          <w:tcPr>
+            <w:tcW w:type="dxa" w:w="3408"/>
+          </w:tcPr>
+          <w:p>
+            <w:r>
+              <w:t>w</w:t>
+            </w:r>
+          </w:p>
+        </w:tc>
+        <w:tc>
+          <w:tcPr>
+            <w:tcW w:type="dxa" w:w="3408"/>
+          </w:tcPr>
+          <w:p>
+            <w:r>
+              <w:t>Prediction minus target</w:t>
+            </w:r>
+          </w:p>
+        </w:tc>
+        <w:tc>
+          <w:tcPr>
+            <w:tcW w:type="dxa" w:w="3408"/>
+          </w:tcPr>
+          <w:p>
+            <w:r>
+              <w:t>L(w)</w:t>
+            </w:r>
+          </w:p>
+        </w:tc>
+      </w:tr>
+      <w:tr>
+        <w:tc>
+          <w:tcPr>
+            <w:tcW w:type="dxa" w:w="3408"/>
+          </w:tcPr>
+          <w:p>
+            <w:r>
+              <w:t>0</w:t>
+            </w:r>
+          </w:p>
+        </w:tc>
+        <w:tc>
+          <w:tcPr>
+            <w:tcW w:type="dxa" w:w="3408"/>
+          </w:tcPr>
+          <w:p>
+            <w:r>
+              <w:t>-2</w:t>
+            </w:r>
+          </w:p>
+        </w:tc>
+        <w:tc>
+          <w:tcPr>
+            <w:tcW w:type="dxa" w:w="3408"/>
+          </w:tcPr>
+          <w:p>
+            <w:r>
+              <w:t>4</w:t>
+            </w:r>
+          </w:p>
+        </w:tc>
+      </w:tr>
+      <w:tr>
+        <w:tc>
+          <w:tcPr>
+            <w:tcW w:type="dxa" w:w="3408"/>
+          </w:tcPr>
+          <w:p>
+            <w:r>
+              <w:t>1</w:t>
+            </w:r>
+          </w:p>
+        </w:tc>
+        <w:tc>
+          <w:tcPr>
+            <w:tcW w:type="dxa" w:w="3408"/>
+          </w:tcPr>
+          <w:p>
+            <w:r>
+              <w:t>-1</w:t>
+            </w:r>
+          </w:p>
+        </w:tc>
+        <w:tc>
+          <w:tcPr>
+            <w:tcW w:type="dxa" w:w="3408"/>
+          </w:tcPr>
+          <w:p>
+            <w:r>
+              <w:t>1</w:t>
+            </w:r>
+          </w:p>
+        </w:tc>
+      </w:tr>
+      <w:tr>
+        <w:tc>
+          <w:tcPr>
+            <w:tcW w:type="dxa" w:w="3408"/>
+          </w:tcPr>
+          <w:p>
+            <w:r>
+              <w:t>2</w:t>
+            </w:r>
+          </w:p>
+        </w:tc>
+        <w:tc>
+          <w:tcPr>
+            <w:tcW w:type="dxa" w:w="3408"/>
+          </w:tcPr>
+          <w:p>
+            <w:r>
+              <w:t>0</w:t>
+            </w:r>
+          </w:p>
+        </w:tc>
+        <w:tc>
+          <w:tcPr>
+            <w:tcW w:type="dxa" w:w="3408"/>
+          </w:tcPr>
+          <w:p>
+            <w:r>
+              <w:t>0</w:t>
+            </w:r>
+          </w:p>
+        </w:tc>
+      </w:tr>
+      <w:tr>
+        <w:tc>
+          <w:tcPr>
+            <w:tcW w:type="dxa" w:w="3408"/>
+          </w:tcPr>
+          <w:p>
+            <w:r>
+              <w:t>3</w:t>
+            </w:r>
+          </w:p>
+        </w:tc>
+        <w:tc>
+          <w:tcPr>
+            <w:tcW w:type="dxa" w:w="3408"/>
+          </w:tcPr>
+          <w:p>
+            <w:r>
+              <w:t>1</w:t>
+            </w:r>
+          </w:p>
+        </w:tc>
+        <w:tc>
+          <w:tcPr>
+            <w:tcW w:type="dxa" w:w="3408"/>
+          </w:tcPr>
+          <w:p>
+            <w:r>
+              <w:t>1</w:t>
+            </w:r>
+          </w:p>
+        </w:tc>
+      </w:tr>
+      <w:tr>
+        <w:tc>
+          <w:tcPr>
+            <w:tcW w:type="dxa" w:w="3408"/>
+          </w:tcPr>
+          <w:p>
+            <w:r>
+              <w:t>4</w:t>
+            </w:r>
+          </w:p>
+        </w:tc>
+        <w:tc>
+          <w:tcPr>
+            <w:tcW w:type="dxa" w:w="3408"/>
+          </w:tcPr>
+          <w:p>
+            <w:r>
+              <w:t>2</w:t>
+            </w:r>
+          </w:p>
+        </w:tc>
+        <w:tc>
+          <w:tcPr>
+            <w:tcW w:type="dxa" w:w="3408"/>
+          </w:tcPr>
+          <w:p>
+            <w:r>
+              <w:t>4</w:t>
+            </w:r>
+          </w:p>
+        </w:tc>
+      </w:tr>
+    </w:tbl>
+    <w:p>
+      <w:pPr>
+        <w:spacing w:line="336" w:lineRule="auto" w:after="180"/>
+      </w:pPr>
+      <w:r>
+        <w:rPr>
+          <w:b w:val="0"/>
+        </w:rPr>
+        <w:t xml:space="preserve">From w = 0 to w = 1, the loss changes by -3 while w changes by 1. The average </w:t>
+      </w:r>
+      <w:r>
+        <w:rPr>
+          <w:b/>
+        </w:rPr>
+        <w:t>slope</w:t>
+      </w:r>
+      <w:r>
+        <w:rPr>
+          <w:b w:val="0"/>
+        </w:rPr>
+        <w:t xml:space="preserve"> is -3. From w = 1 to w = 2 it is -1. The curve does not have one fixed </w:t>
+      </w:r>
+      <w:r>
+        <w:rPr>
+          <w:b/>
+        </w:rPr>
+        <w:t>slope</w:t>
+      </w:r>
+      <w:r>
+        <w:rPr>
+          <w:b w:val="0"/>
+        </w:rPr>
+        <w:t xml:space="preserve"> everywhere.</w:t>
       </w:r>
     </w:p>
     <w:p>
@@ -1958,7 +2231,7 @@
         <w:rPr>
           <w:b w:val="0"/>
         </w:rPr>
-        <w:t>2. Loss becomes9, exceeding the starting4.</w:t>
+        <w:t>2. Loss becomes 9, exceeding the starting 4.</w:t>
       </w:r>
     </w:p>
     <w:p>
@@ -2055,7 +2328,7 @@
         <w:rPr>
           <w:b w:val="0"/>
         </w:rPr>
-        <w:t xml:space="preserve">After your attempt, compare with the supported explanation: Loss becomes9, exceeding the starting4. A negative local </w:t>
+        <w:t xml:space="preserve">After your attempt, compare with the supported explanation: Loss becomes 9, exceeding the starting 4. A negative local </w:t>
       </w:r>
       <w:r>
         <w:rPr>
@@ -2715,7 +2988,7 @@
         <w:drawing>
           <wp:inline xmlns:a="http://schemas.openxmlformats.org/drawingml/2006/main" xmlns:pic="http://schemas.openxmlformats.org/drawingml/2006/picture">
             <wp:extent cx="5486400" cy="3179064"/>
-            <wp:docPr id="5" name="Picture 5" descr="Original case: Move to a = 0.25: loss 3.0625, below starting loss 4. Changed condition: Move from 0 all the way to5. Expected result: Loss becomes9, exceeding the starting4. Reason: A negative local slope suggests increasing a locally, not that every positive jump decreases loss."/>
+            <wp:docPr id="5" name="Picture 5" descr="Original case: Move to a = 0.25: loss 3.0625, below starting loss 4. Changed condition: Move from 0 all the way to5. Expected result: Loss becomes 9, exceeding the starting 4. Reason: A negative local slope suggests increasing a locally, not that every positive jump decreases loss."/>
             <wp:cNvGraphicFramePr>
               <a:graphicFrameLocks noChangeAspect="1"/>
             </wp:cNvGraphicFramePr>
@@ -2754,7 +3027,7 @@
         <w:rPr>
           <w:b w:val="0"/>
         </w:rPr>
-        <w:t>Original case: Move to a = 0.25: loss 3.0625, below starting loss 4. Changed condition: Move from 0 all the way to5. Expected result: Loss becomes9, exceeding the starting4.</w:t>
+        <w:t>Original case: Move to a = 0.25: loss 3.0625, below starting loss 4. Changed condition: Move from 0 all the way to5. Expected result: Loss becomes 9, exceeding the starting 4.</w:t>
       </w:r>
     </w:p>
     <w:p>

--- a/downloads/workbook/ai-5-week-09.docx
+++ b/downloads/workbook/ai-5-week-09.docx
@@ -25,22 +25,45 @@
         <w:pStyle w:val="Heading1"/>
       </w:pPr>
       <w:r>
-        <w:t>01. Recall and choose your starting point</w:t>
-      </w:r>
-    </w:p>
-    <w:p>
-      <w:r>
-        <w:t>Record your starting explanation for Slopes and local change before opening notes. Show any later correction separately.</w:t>
-      </w:r>
-    </w:p>
-    <w:p>
-      <w:pPr>
-        <w:spacing w:line="336" w:lineRule="auto" w:after="180"/>
-      </w:pPr>
-      <w:r>
-        <w:rPr>
-          <w:b w:val="0"/>
-        </w:rPr>
+        <w:t>One readable local-change and checked-move record.</w:t>
+      </w:r>
+    </w:p>
+    <w:p>
+      <w:r>
+        <w:t>Calculate slopes,repair spacing errors and explain why a local clue has limits.</w:t>
+      </w:r>
+    </w:p>
+    <w:p>
+      <w:r>
+        <w:t>W1–W3/W5 → selected new curve → project local-change ledger → changed-case return.</w:t>
+      </w:r>
+    </w:p>
+    <w:p>
+      <w:pPr>
+        <w:pStyle w:val="Heading1"/>
+      </w:pPr>
+      <w:r>
+        <w:t>01. Recall · Retrieve before notes</w:t>
+      </w:r>
+    </w:p>
+    <w:p>
+      <w:r>
+        <w:t>Keep this task’s inputs,rule and response together.</w:t>
+      </w:r>
+    </w:p>
+    <w:p>
+      <w:pPr>
+        <w:pStyle w:val="Heading2"/>
+      </w:pPr>
+      <w:r>
+        <w:t>Complete task and evidence</w:t>
+      </w:r>
+    </w:p>
+    <w:p>
+      <w:pPr>
+        <w:pStyle w:val="ListBullet"/>
+      </w:pPr>
+      <w:r>
         <w:t>Try the recall before opening notes. Then use a different colour or a labelled second line to correct your explanation.</w:t>
       </w:r>
     </w:p>
@@ -54,12 +77,9 @@
     </w:p>
     <w:p>
       <w:pPr>
-        <w:spacing w:line="336" w:lineRule="auto" w:after="180"/>
-      </w:pPr>
-      <w:r>
-        <w:rPr>
-          <w:b w:val="0"/>
-        </w:rPr>
+        <w:pStyle w:val="ListBullet"/>
+      </w:pPr>
+      <w:r>
         <w:t>Without opening the old lesson, explain one key idea from Loss functions. Give an example and a mistake that the idea helps you avoid.</w:t>
       </w:r>
     </w:p>
@@ -96,12 +116,9 @@
     </w:p>
     <w:p>
       <w:pPr>
-        <w:spacing w:line="336" w:lineRule="auto" w:after="180"/>
-      </w:pPr>
-      <w:r>
-        <w:rPr>
-          <w:b w:val="0"/>
-        </w:rPr>
+        <w:pStyle w:val="ListBullet"/>
+      </w:pPr>
+      <w:r>
         <w:t>Without opening the old lesson, explain one key idea from Forward passes by hand. Give an example and a mistake that the idea helps you avoid.</w:t>
       </w:r>
     </w:p>
@@ -138,12 +155,9 @@
     </w:p>
     <w:p>
       <w:pPr>
-        <w:spacing w:line="336" w:lineRule="auto" w:after="180"/>
-      </w:pPr>
-      <w:r>
-        <w:rPr>
-          <w:b w:val="0"/>
-        </w:rPr>
+        <w:pStyle w:val="ListBullet"/>
+      </w:pPr>
+      <w:r>
         <w:t>Without opening the old lesson, explain one key idea from Bias terms and decision boundaries. Give an example and a mistake that the idea helps you avoid.</w:t>
       </w:r>
     </w:p>
@@ -180,24 +194,17 @@
     </w:p>
     <w:p>
       <w:pPr>
-        <w:spacing w:line="336" w:lineRule="auto" w:after="180"/>
-        <w:shd w:fill="F1F6F8"/>
-      </w:pPr>
-      <w:r>
-        <w:rPr>
-          <w:b w:val="0"/>
-        </w:rPr>
+        <w:pStyle w:val="ListBullet"/>
+      </w:pPr>
+      <w:r>
         <w:t>Use this reference for the original W1–W3 and W5 exercises. The separately named independent case supplies its own changed facts; use those facts for that attempt before feedback.</w:t>
       </w:r>
     </w:p>
     <w:p>
       <w:pPr>
-        <w:spacing w:line="336" w:lineRule="auto" w:after="180"/>
-      </w:pPr>
-      <w:r>
-        <w:rPr>
-          <w:b w:val="0"/>
-        </w:rPr>
+        <w:pStyle w:val="ListBullet"/>
+      </w:pPr>
+      <w:r>
         <w:t>Let a one-example model predict w and let its target be 2. Its squared loss is L(w) = (w - 2) squared. Here w is the parameter we vary, not a new data example. L is a nonnegative function of that parameter.</w:t>
       </w:r>
     </w:p>
@@ -410,37 +417,10 @@
     </w:tbl>
     <w:p>
       <w:pPr>
-        <w:spacing w:line="336" w:lineRule="auto" w:after="180"/>
-      </w:pPr>
-      <w:r>
-        <w:rPr>
-          <w:b w:val="0"/>
-        </w:rPr>
-        <w:t xml:space="preserve">From w = 0 to w = 1, the loss changes by -3 while w changes by 1. The average </w:t>
-      </w:r>
-      <w:r>
-        <w:rPr>
-          <w:b/>
-        </w:rPr>
-        <w:t>slope</w:t>
-      </w:r>
-      <w:r>
-        <w:rPr>
-          <w:b w:val="0"/>
-        </w:rPr>
-        <w:t xml:space="preserve"> is -3. From w = 1 to w = 2 it is -1. The curve does not have one fixed </w:t>
-      </w:r>
-      <w:r>
-        <w:rPr>
-          <w:b/>
-        </w:rPr>
-        <w:t>slope</w:t>
-      </w:r>
-      <w:r>
-        <w:rPr>
-          <w:b w:val="0"/>
-        </w:rPr>
-        <w:t xml:space="preserve"> everywhere.</w:t>
+        <w:pStyle w:val="ListBullet"/>
+      </w:pPr>
+      <w:r>
+        <w:t>From w = 0 to w = 1, the loss changes by -3 while w changes by 1. The average slope is -3. From w = 1 to w = 2 it is -1. The curve does not have one fixed slope everywhere.</w:t>
       </w:r>
     </w:p>
     <w:p>
@@ -448,147 +428,44 @@
         <w:pStyle w:val="Heading1"/>
       </w:pPr>
       <w:r>
-        <w:t>02. Practise with fading help</w:t>
-      </w:r>
-    </w:p>
-    <w:p>
-      <w:r>
-        <w:t>Complete the supported Slopes and local change trace and record the first step you can explain without help.</w:t>
-      </w:r>
-    </w:p>
-    <w:p>
-      <w:pPr>
-        <w:spacing w:line="336" w:lineRule="auto" w:after="180"/>
-      </w:pPr>
-      <w:r>
-        <w:rPr>
-          <w:b w:val="0"/>
-        </w:rPr>
-        <w:t xml:space="preserve">Use W2: Check a symmetric estimate for </w:t>
-      </w:r>
-      <w:r>
-        <w:rPr>
-          <w:b/>
-        </w:rPr>
-        <w:t>Slope</w:t>
-      </w:r>
-      <w:r>
-        <w:rPr>
-          <w:b w:val="0"/>
-        </w:rPr>
-        <w:t xml:space="preserve">s and </w:t>
-      </w:r>
-      <w:r>
-        <w:rPr>
-          <w:b/>
-        </w:rPr>
-        <w:t>local change</w:t>
-      </w:r>
-      <w:r>
-        <w:rPr>
-          <w:b w:val="0"/>
-        </w:rPr>
-        <w:t>. Record the answer once; the lesson and workbook refer to the same attempt.</w:t>
-      </w:r>
-    </w:p>
-    <w:tbl>
-      <w:tblPr>
-        <w:tblStyle w:val="LightShading-Accent1"/>
-        <w:tblW w:type="auto" w:w="0"/>
-        <w:tblLook w:firstColumn="1" w:firstRow="1" w:lastColumn="0" w:lastRow="0" w:noHBand="0" w:noVBand="1" w:val="04A0"/>
-      </w:tblPr>
-      <w:tblGrid>
-        <w:gridCol w:w="2556"/>
-        <w:gridCol w:w="2556"/>
-        <w:gridCol w:w="2556"/>
-        <w:gridCol w:w="2556"/>
-      </w:tblGrid>
-      <w:tr>
-        <w:trPr>
-          <w:tblHeader/>
-        </w:trPr>
-        <w:tc>
-          <w:tcPr>
-            <w:tcW w:type="dxa" w:w="2556"/>
-          </w:tcPr>
-          <w:p>
-            <w:r>
-              <w:t>Given inputs</w:t>
-            </w:r>
-          </w:p>
-        </w:tc>
-        <w:tc>
-          <w:tcPr>
-            <w:tcW w:type="dxa" w:w="2556"/>
-          </w:tcPr>
-          <w:p>
-            <w:r>
-              <w:t>Procedure I chose</w:t>
-            </w:r>
-          </w:p>
-        </w:tc>
-        <w:tc>
-          <w:tcPr>
-            <w:tcW w:type="dxa" w:w="2556"/>
-          </w:tcPr>
-          <w:p>
-            <w:r>
-              <w:t>Middle steps</w:t>
-            </w:r>
-          </w:p>
-        </w:tc>
-        <w:tc>
-          <w:tcPr>
-            <w:tcW w:type="dxa" w:w="2556"/>
-          </w:tcPr>
-          <w:p>
-            <w:r>
-              <w:t>Result and check</w:t>
-            </w:r>
-          </w:p>
-        </w:tc>
-      </w:tr>
-      <w:tr>
-        <w:tc>
-          <w:tcPr>
-            <w:tcW w:type="dxa" w:w="2556"/>
-          </w:tcPr>
-          <w:p>
-            <w:r/>
-          </w:p>
-        </w:tc>
-        <w:tc>
-          <w:tcPr>
-            <w:tcW w:type="dxa" w:w="2556"/>
-          </w:tcPr>
-          <w:p>
-            <w:r/>
-          </w:p>
-        </w:tc>
-        <w:tc>
-          <w:tcPr>
-            <w:tcW w:type="dxa" w:w="2556"/>
-          </w:tcPr>
-          <w:p>
-            <w:r/>
-          </w:p>
-        </w:tc>
-        <w:tc>
-          <w:tcPr>
-            <w:tcW w:type="dxa" w:w="2556"/>
-          </w:tcPr>
-          <w:p>
-            <w:r/>
-          </w:p>
-        </w:tc>
-      </w:tr>
-    </w:tbl>
+        <w:t>05. W1 · Explain the current example</w:t>
+      </w:r>
+    </w:p>
+    <w:p>
+      <w:r>
+        <w:t>Keep this task’s inputs,rule and response together.</w:t>
+      </w:r>
+    </w:p>
+    <w:p>
+      <w:pPr>
+        <w:pStyle w:val="Heading2"/>
+      </w:pPr>
+      <w:r>
+        <w:t>Complete task and evidence</w:t>
+      </w:r>
+    </w:p>
+    <w:p>
+      <w:pPr>
+        <w:pStyle w:val="ListBullet"/>
+      </w:pPr>
+      <w:r>
+        <w:t>Main L(w)=(w−2)²; w0/1/2/3/4 loss4/1/0/1/4. Average0→1 slope−3, 1→2 slope−1. Symmetric estimate[L(w+h)−L(w−h)]/(2h). Centre1, h.1:loss 1.21/.81, gap.2, slope−2; centre 3 slope2; centre 2 slope0. W2 centre0, h.5 loss6.25/2.25, gap 1, slope−4. Small1→1.1 loss1→.81; large 1→4 loss4. Pictured0→.25 loss4→3.0625, but 0→5 loss9. CounterexampleF(w)=(w²−1)²haszero slope at0 butloss1→.9801at.1. Positive spacing required; finite-number assumptions remain. The independent J(a)=(a+1)²uses different values.</w:t>
+      </w:r>
+    </w:p>
+    <w:p>
+      <w:pPr>
+        <w:pStyle w:val="ListBullet"/>
+      </w:pPr>
+      <w:r>
+        <w:t>For L(w) = (w - 2) squared, calculate the average slope from w = 0 to w = 2. Compare it with the local slope at w = 2.</w:t>
+      </w:r>
+    </w:p>
     <w:p>
       <w:pPr>
         <w:pStyle w:val="Heading3"/>
       </w:pPr>
       <w:r>
-        <w:t>The step I completed without help, and the hint I needed</w:t>
+        <w:t>My reasoning and evidence</w:t>
       </w:r>
     </w:p>
     <w:p>
@@ -607,51 +484,55 @@
       </w:r>
     </w:p>
     <w:p>
+      <w:r>
+        <w:t>________________________________________________________________</w:t>
+      </w:r>
+    </w:p>
+    <w:p>
+      <w:r>
+        <w:t>________________________________________________________________</w:t>
+      </w:r>
+    </w:p>
+    <w:p>
+      <w:r>
+        <w:t>________________________________________________________________</w:t>
+      </w:r>
+    </w:p>
+    <w:p>
       <w:pPr>
         <w:pStyle w:val="Heading1"/>
       </w:pPr>
       <w:r>
-        <w:t>03. Individual reasoning check</w:t>
-      </w:r>
-    </w:p>
-    <w:p>
-      <w:r>
-        <w:t>Check the proposed Slopes and local change explanation against the supplied facts before discussing it.</w:t>
-      </w:r>
-    </w:p>
-    <w:p>
-      <w:pPr>
-        <w:spacing w:line="336" w:lineRule="auto" w:after="180"/>
-      </w:pPr>
-      <w:r>
-        <w:rPr>
-          <w:b w:val="0"/>
-        </w:rPr>
-        <w:t xml:space="preserve">Use the worked case for </w:t>
-      </w:r>
-      <w:r>
-        <w:rPr>
-          <w:b/>
-        </w:rPr>
-        <w:t>Slope</w:t>
-      </w:r>
-      <w:r>
-        <w:rPr>
-          <w:b w:val="0"/>
-        </w:rPr>
-        <w:t xml:space="preserve">s and </w:t>
-      </w:r>
-      <w:r>
-        <w:rPr>
-          <w:b/>
-        </w:rPr>
-        <w:t>local change</w:t>
-      </w:r>
-      <w:r>
-        <w:rPr>
-          <w:b w:val="0"/>
-        </w:rPr>
-        <w:t>. Proposed explanation: “Divide by the step only”. Decide whether this explanation is supported. Point to the step or supplied fact that decides; explain your repair if needed.</w:t>
+        <w:t>06. W2 · Trace the calculation</w:t>
+      </w:r>
+    </w:p>
+    <w:p>
+      <w:r>
+        <w:t>Keep this task’s inputs,rule and response together.</w:t>
+      </w:r>
+    </w:p>
+    <w:p>
+      <w:pPr>
+        <w:pStyle w:val="Heading2"/>
+      </w:pPr>
+      <w:r>
+        <w:t>Complete task and evidence</w:t>
+      </w:r>
+    </w:p>
+    <w:p>
+      <w:pPr>
+        <w:pStyle w:val="ListBullet"/>
+      </w:pPr>
+      <w:r>
+        <w:t>Main L(w)=(w−2)²; w0/1/2/3/4 loss4/1/0/1/4. Average0→1 slope−3, 1→2 slope−1. Symmetric estimate[L(w+h)−L(w−h)]/(2h). Centre1, h.1:loss 1.21/.81, gap.2, slope−2; centre 3 slope2; centre 2 slope0. W2 centre0, h.5 loss6.25/2.25, gap 1, slope−4. Small1→1.1 loss1→.81; large 1→4 loss4. Pictured0→.25 loss4→3.0625, but 0→5 loss9. CounterexampleF(w)=(w²−1)²haszero slope at0 butloss1→.9801at.1. Positive spacing required; finite-number assumptions remain. The independent J(a)=(a+1)²uses different values.</w:t>
+      </w:r>
+    </w:p>
+    <w:p>
+      <w:pPr>
+        <w:pStyle w:val="ListBullet"/>
+      </w:pPr>
+      <w:r>
+        <w:t>At centre w = 0, use step 0.5. Calculate L(-0.5), L(0.5) and the symmetric slope.</w:t>
       </w:r>
     </w:p>
     <w:p>
@@ -659,7 +540,7 @@
         <w:pStyle w:val="Heading3"/>
       </w:pPr>
       <w:r>
-        <w:t>My explanation before partner discussion</w:t>
+        <w:t>My reasoning and evidence</w:t>
       </w:r>
     </w:p>
     <w:p>
@@ -683,16 +564,50 @@
       </w:r>
     </w:p>
     <w:p>
+      <w:r>
+        <w:t>________________________________________________________________</w:t>
+      </w:r>
+    </w:p>
+    <w:p>
+      <w:r>
+        <w:t>________________________________________________________________</w:t>
+      </w:r>
+    </w:p>
+    <w:p>
       <w:pPr>
         <w:pStyle w:val="Heading1"/>
       </w:pPr>
       <w:r>
-        <w:t>04. Independent transfer case</w:t>
-      </w:r>
-    </w:p>
-    <w:p>
-      <w:r>
-        <w:t>Write one first attempt at the reserved independent case before feedback. Repeated copies of that case refer to the same recorded attempt.</w:t>
+        <w:t>07. W3 · Repair a misconception</w:t>
+      </w:r>
+    </w:p>
+    <w:p>
+      <w:r>
+        <w:t>Keep this task’s inputs,rule and response together.</w:t>
+      </w:r>
+    </w:p>
+    <w:p>
+      <w:pPr>
+        <w:pStyle w:val="Heading2"/>
+      </w:pPr>
+      <w:r>
+        <w:t>Complete task and evidence</w:t>
+      </w:r>
+    </w:p>
+    <w:p>
+      <w:pPr>
+        <w:pStyle w:val="ListBullet"/>
+      </w:pPr>
+      <w:r>
+        <w:t>Main L(w)=(w−2)²; w0/1/2/3/4 loss4/1/0/1/4. Average0→1 slope−3, 1→2 slope−1. Symmetric estimate[L(w+h)−L(w−h)]/(2h). Centre1, h.1:loss 1.21/.81, gap.2, slope−2; centre 3 slope2; centre 2 slope0. W2 centre0, h.5 loss6.25/2.25, gap 1, slope−4. Small1→1.1 loss1→.81; large 1→4 loss4. Pictured0→.25 loss4→3.0625, but 0→5 loss9. CounterexampleF(w)=(w²−1)²haszero slope at0 butloss1→.9801at.1. Positive spacing required; finite-number assumptions remain. The independent J(a)=(a+1)²uses different values.</w:t>
+      </w:r>
+    </w:p>
+    <w:p>
+      <w:pPr>
+        <w:pStyle w:val="ListBullet"/>
+      </w:pPr>
+      <w:r>
+        <w:t>Starting at w = 3, compare loss after moving to 2.9 and after moving to -1. Both moves decrease w.</w:t>
       </w:r>
     </w:p>
     <w:p>
@@ -700,42 +615,149 @@
         <w:pStyle w:val="Heading3"/>
       </w:pPr>
       <w:r>
+        <w:t>My reasoning and evidence</w:t>
+      </w:r>
+    </w:p>
+    <w:p>
+      <w:r>
+        <w:t>________________________________________________________________</w:t>
+      </w:r>
+    </w:p>
+    <w:p>
+      <w:r>
+        <w:t>________________________________________________________________</w:t>
+      </w:r>
+    </w:p>
+    <w:p>
+      <w:r>
+        <w:t>________________________________________________________________</w:t>
+      </w:r>
+    </w:p>
+    <w:p>
+      <w:r>
+        <w:t>________________________________________________________________</w:t>
+      </w:r>
+    </w:p>
+    <w:p>
+      <w:r>
+        <w:t>________________________________________________________________</w:t>
+      </w:r>
+    </w:p>
+    <w:p>
+      <w:r>
+        <w:t>________________________________________________________________</w:t>
+      </w:r>
+    </w:p>
+    <w:p>
+      <w:pPr>
+        <w:pStyle w:val="Heading1"/>
+      </w:pPr>
+      <w:r>
+        <w:t>09. W5 · Explain the limitation</w:t>
+      </w:r>
+    </w:p>
+    <w:p>
+      <w:r>
+        <w:t>Keep this task’s inputs,rule and response together.</w:t>
+      </w:r>
+    </w:p>
+    <w:p>
+      <w:pPr>
+        <w:pStyle w:val="Heading2"/>
+      </w:pPr>
+      <w:r>
+        <w:t>Complete task and evidence</w:t>
+      </w:r>
+    </w:p>
+    <w:p>
+      <w:pPr>
+        <w:pStyle w:val="ListBullet"/>
+      </w:pPr>
+      <w:r>
+        <w:t>Main L(w)=(w−2)²; w0/1/2/3/4 loss4/1/0/1/4. Average0→1 slope−3, 1→2 slope−1. Symmetric estimate[L(w+h)−L(w−h)]/(2h). Centre1, h.1:loss 1.21/.81, gap.2, slope−2; centre 3 slope2; centre 2 slope0. W2 centre0, h.5 loss6.25/2.25, gap 1, slope−4. Small1→1.1 loss1→.81; large 1→4 loss4. Pictured0→.25 loss4→3.0625, but 0→5 loss9. CounterexampleF(w)=(w²−1)²haszero slope at0 butloss1→.9801at.1. Positive spacing required; finite-number assumptions remain. The independent J(a)=(a+1)²uses different values.</w:t>
+      </w:r>
+    </w:p>
+    <w:p>
+      <w:pPr>
+        <w:pStyle w:val="ListBullet"/>
+      </w:pPr>
+      <w:r>
+        <w:t>For F(w) = (w squared - 1) squared, compare F(0) and F(0.1). Does zero local slope at zero prove a minimum?</w:t>
+      </w:r>
+    </w:p>
+    <w:p>
+      <w:pPr>
+        <w:pStyle w:val="Heading3"/>
+      </w:pPr>
+      <w:r>
+        <w:t>My reasoning and evidence</w:t>
+      </w:r>
+    </w:p>
+    <w:p>
+      <w:r>
+        <w:t>________________________________________________________________</w:t>
+      </w:r>
+    </w:p>
+    <w:p>
+      <w:r>
+        <w:t>________________________________________________________________</w:t>
+      </w:r>
+    </w:p>
+    <w:p>
+      <w:r>
+        <w:t>________________________________________________________________</w:t>
+      </w:r>
+    </w:p>
+    <w:p>
+      <w:r>
+        <w:t>________________________________________________________________</w:t>
+      </w:r>
+    </w:p>
+    <w:p>
+      <w:r>
+        <w:t>________________________________________________________________</w:t>
+      </w:r>
+    </w:p>
+    <w:p>
+      <w:r>
+        <w:t>________________________________________________________________</w:t>
+      </w:r>
+    </w:p>
+    <w:p>
+      <w:pPr>
+        <w:pStyle w:val="Heading1"/>
+      </w:pPr>
+      <w:r>
+        <w:t>04. Try alone · Selected transfer</w:t>
+      </w:r>
+    </w:p>
+    <w:p>
+      <w:r>
+        <w:t>Keep this task’s inputs,rule and response together.</w:t>
+      </w:r>
+    </w:p>
+    <w:p>
+      <w:pPr>
+        <w:pStyle w:val="Heading2"/>
+      </w:pPr>
+      <w:r>
+        <w:t>Complete task and evidence</w:t>
+      </w:r>
+    </w:p>
+    <w:p>
+      <w:pPr>
+        <w:pStyle w:val="Heading3"/>
+      </w:pPr>
+      <w:r>
         <w:t>Independent case: Estimate a new curve independently</w:t>
       </w:r>
     </w:p>
     <w:p>
       <w:pPr>
-        <w:spacing w:line="336" w:lineRule="auto" w:after="180"/>
-      </w:pPr>
-      <w:r>
-        <w:rPr>
-          <w:b w:val="0"/>
-        </w:rPr>
-        <w:t xml:space="preserve">Let J(a) = (a + 1) squared. At a = 1 use step 0.25 to find the symmetric </w:t>
-      </w:r>
-      <w:r>
-        <w:rPr>
-          <w:b/>
-        </w:rPr>
-        <w:t>slope</w:t>
-      </w:r>
-      <w:r>
-        <w:rPr>
-          <w:b w:val="0"/>
-        </w:rPr>
-        <w:t xml:space="preserve">. Compare J(1) with J(0.9), then explain why moving to -4 does not follow safely from the </w:t>
-      </w:r>
-      <w:r>
-        <w:rPr>
-          <w:b/>
-        </w:rPr>
-        <w:t>slope</w:t>
-      </w:r>
-      <w:r>
-        <w:rPr>
-          <w:b w:val="0"/>
-        </w:rPr>
-        <w:t xml:space="preserve"> clue.</w:t>
+        <w:pStyle w:val="ListBullet"/>
+      </w:pPr>
+      <w:r>
+        <w:t>Let J(a) = (a + 1) squared. At a = 1 use step 0.25 to find the symmetric slope. Compare J(1) with J(0.9), then explain why moving to -4 does not follow safely from the slope clue.</w:t>
       </w:r>
     </w:p>
     <w:p>
@@ -783,12 +805,9 @@
     </w:p>
     <w:p>
       <w:pPr>
-        <w:spacing w:line="336" w:lineRule="auto" w:after="180"/>
-      </w:pPr>
-      <w:r>
-        <w:rPr>
-          <w:b w:val="0"/>
-        </w:rPr>
+        <w:pStyle w:val="ListBullet"/>
+      </w:pPr>
+      <w:r>
         <w:t>Attempt this case before feedback. Record any help. Earlier examples below are further practice; a case already practised with feedback cannot establish fresh transfer.</w:t>
       </w:r>
     </w:p>
@@ -797,47 +816,28 @@
         <w:pStyle w:val="Heading1"/>
       </w:pPr>
       <w:r>
-        <w:t>05. W1 Measure an interval slope</w:t>
-      </w:r>
-    </w:p>
-    <w:p>
-      <w:r>
-        <w:t>Measure an interval slope. Apply the supplied Slopes and local change facts and keep your reasoning.</w:t>
-      </w:r>
-    </w:p>
-    <w:p>
-      <w:pPr>
-        <w:spacing w:line="336" w:lineRule="auto" w:after="180"/>
-      </w:pPr>
-      <w:r>
-        <w:rPr>
-          <w:b w:val="0"/>
-        </w:rPr>
-        <w:t xml:space="preserve">For L(w) = (w - 2) squared, calculate the average </w:t>
-      </w:r>
-      <w:r>
-        <w:rPr>
-          <w:b/>
-        </w:rPr>
-        <w:t>slope</w:t>
-      </w:r>
-      <w:r>
-        <w:rPr>
-          <w:b w:val="0"/>
-        </w:rPr>
-        <w:t xml:space="preserve"> from w = 0 to w = 2. Compare it with the local </w:t>
-      </w:r>
-      <w:r>
-        <w:rPr>
-          <w:b/>
-        </w:rPr>
-        <w:t>slope</w:t>
-      </w:r>
-      <w:r>
-        <w:rPr>
-          <w:b w:val="0"/>
-        </w:rPr>
-        <w:t xml:space="preserve"> at w = 2.</w:t>
+        <w:t>10. Project · Keep the mathematical evidence</w:t>
+      </w:r>
+    </w:p>
+    <w:p>
+      <w:r>
+        <w:t>Keep this task’s inputs,rule and response together.</w:t>
+      </w:r>
+    </w:p>
+    <w:p>
+      <w:pPr>
+        <w:pStyle w:val="Heading2"/>
+      </w:pPr>
+      <w:r>
+        <w:t>Complete task and evidence</w:t>
+      </w:r>
+    </w:p>
+    <w:p>
+      <w:pPr>
+        <w:pStyle w:val="ListBullet"/>
+      </w:pPr>
+      <w:r>
+        <w:t>Add a labelled slopes and local change evidence sheet to Image-pattern Network Investigation. Show how you can calculate an average rate of change over a stated interval. Use the supplied fictional case and keep its inputs, intermediate steps, calculation or prediction, and limitation. Connect this record to last week’s record; a matching answer without a trace is insufficient.</w:t>
       </w:r>
     </w:p>
     <w:p>
@@ -845,7 +845,7 @@
         <w:pStyle w:val="Heading3"/>
       </w:pPr>
       <w:r>
-        <w:t>My reasoning and evidence</w:t>
+        <w:t>My project change, supporting evidence and remaining limit</w:t>
       </w:r>
     </w:p>
     <w:p>
@@ -883,452 +883,20 @@
         <w:pStyle w:val="Heading1"/>
       </w:pPr>
       <w:r>
-        <w:t>06. W2 Check a symmetric estimate</w:t>
-      </w:r>
-    </w:p>
-    <w:p>
-      <w:r>
-        <w:t>Check a symmetric estimate. Apply the supplied Slopes and local change facts and keep your reasoning.</w:t>
-      </w:r>
-    </w:p>
-    <w:p>
-      <w:pPr>
-        <w:spacing w:line="336" w:lineRule="auto" w:after="180"/>
-      </w:pPr>
-      <w:r>
-        <w:rPr>
-          <w:b w:val="0"/>
-        </w:rPr>
-        <w:t xml:space="preserve">At centre w = 0, use step 0.5. Calculate L(-0.5), L(0.5) and the symmetric </w:t>
-      </w:r>
-      <w:r>
-        <w:rPr>
-          <w:b/>
-        </w:rPr>
-        <w:t>slope</w:t>
-      </w:r>
-      <w:r>
-        <w:rPr>
-          <w:b w:val="0"/>
-        </w:rPr>
-        <w:t>.</w:t>
-      </w:r>
-    </w:p>
-    <w:p>
-      <w:pPr>
-        <w:pStyle w:val="Heading3"/>
-      </w:pPr>
-      <w:r>
-        <w:t>My reasoning and evidence</w:t>
-      </w:r>
-    </w:p>
-    <w:p>
-      <w:r>
-        <w:t>________________________________________________________________</w:t>
-      </w:r>
-    </w:p>
-    <w:p>
-      <w:r>
-        <w:t>________________________________________________________________</w:t>
-      </w:r>
-    </w:p>
-    <w:p>
-      <w:r>
-        <w:t>________________________________________________________________</w:t>
-      </w:r>
-    </w:p>
-    <w:p>
-      <w:r>
-        <w:t>________________________________________________________________</w:t>
-      </w:r>
-    </w:p>
-    <w:p>
-      <w:r>
-        <w:t>________________________________________________________________</w:t>
-      </w:r>
-    </w:p>
-    <w:p>
-      <w:r>
-        <w:t>________________________________________________________________</w:t>
-      </w:r>
-    </w:p>
-    <w:p>
-      <w:pPr>
-        <w:pStyle w:val="Heading1"/>
-      </w:pPr>
-      <w:r>
-        <w:t>07. W3 Challenge a large step</w:t>
-      </w:r>
-    </w:p>
-    <w:p>
-      <w:r>
-        <w:t>Challenge a large step. Apply the supplied Slopes and local change facts and keep your reasoning.</w:t>
-      </w:r>
-    </w:p>
-    <w:p>
-      <w:pPr>
-        <w:spacing w:line="336" w:lineRule="auto" w:after="180"/>
-      </w:pPr>
-      <w:r>
-        <w:rPr>
-          <w:b w:val="0"/>
-        </w:rPr>
-        <w:t>Starting at w = 3, compare loss after moving to 2.9 and after moving to -1. Both moves decrease w.</w:t>
-      </w:r>
-    </w:p>
-    <w:p>
-      <w:pPr>
-        <w:pStyle w:val="Heading3"/>
-      </w:pPr>
-      <w:r>
-        <w:t>My reasoning and evidence</w:t>
-      </w:r>
-    </w:p>
-    <w:p>
-      <w:r>
-        <w:t>________________________________________________________________</w:t>
-      </w:r>
-    </w:p>
-    <w:p>
-      <w:r>
-        <w:t>________________________________________________________________</w:t>
-      </w:r>
-    </w:p>
-    <w:p>
-      <w:r>
-        <w:t>________________________________________________________________</w:t>
-      </w:r>
-    </w:p>
-    <w:p>
-      <w:r>
-        <w:t>________________________________________________________________</w:t>
-      </w:r>
-    </w:p>
-    <w:p>
-      <w:r>
-        <w:t>________________________________________________________________</w:t>
-      </w:r>
-    </w:p>
-    <w:p>
-      <w:r>
-        <w:t>________________________________________________________________</w:t>
-      </w:r>
-    </w:p>
-    <w:p>
-      <w:pPr>
-        <w:pStyle w:val="Heading1"/>
-      </w:pPr>
-      <w:r>
-        <w:t>08. W4 Estimate a new curve independently</w:t>
-      </w:r>
-    </w:p>
-    <w:p>
-      <w:r>
-        <w:t>Attempt before feedback. If this repeats the selected independent case, reuse that first attempt; otherwise keep a separate record. Estimate a new curve independently. Apply the supplied Slopes and local change facts and keep your reasoning.</w:t>
-      </w:r>
-    </w:p>
-    <w:p>
-      <w:pPr>
-        <w:spacing w:line="336" w:lineRule="auto" w:after="180"/>
-      </w:pPr>
-      <w:r>
-        <w:rPr>
-          <w:b w:val="0"/>
-        </w:rPr>
-        <w:t xml:space="preserve">Let J(a) = (a + 1) squared. At a = 1 use step 0.25 to find the symmetric </w:t>
-      </w:r>
-      <w:r>
-        <w:rPr>
-          <w:b/>
-        </w:rPr>
-        <w:t>slope</w:t>
-      </w:r>
-      <w:r>
-        <w:rPr>
-          <w:b w:val="0"/>
-        </w:rPr>
-        <w:t xml:space="preserve">. Compare J(1) with J(0.9), then explain why moving to -4 does not follow safely from the </w:t>
-      </w:r>
-      <w:r>
-        <w:rPr>
-          <w:b/>
-        </w:rPr>
-        <w:t>slope</w:t>
-      </w:r>
-      <w:r>
-        <w:rPr>
-          <w:b w:val="0"/>
-        </w:rPr>
-        <w:t xml:space="preserve"> clue.</w:t>
-      </w:r>
-    </w:p>
-    <w:p>
-      <w:pPr>
-        <w:pStyle w:val="Heading3"/>
-      </w:pPr>
-      <w:r>
-        <w:t>My reasoning and evidence</w:t>
-      </w:r>
-    </w:p>
-    <w:p>
-      <w:r>
-        <w:t>________________________________________________________________</w:t>
-      </w:r>
-    </w:p>
-    <w:p>
-      <w:r>
-        <w:t>________________________________________________________________</w:t>
-      </w:r>
-    </w:p>
-    <w:p>
-      <w:r>
-        <w:t>________________________________________________________________</w:t>
-      </w:r>
-    </w:p>
-    <w:p>
-      <w:r>
-        <w:t>________________________________________________________________</w:t>
-      </w:r>
-    </w:p>
-    <w:p>
-      <w:r>
-        <w:t>________________________________________________________________</w:t>
-      </w:r>
-    </w:p>
-    <w:p>
-      <w:r>
-        <w:t>________________________________________________________________</w:t>
-      </w:r>
-    </w:p>
-    <w:p>
-      <w:r>
-        <w:t>________________________________________________________________</w:t>
-      </w:r>
-    </w:p>
-    <w:p>
-      <w:r>
-        <w:t>________________________________________________________________</w:t>
-      </w:r>
-    </w:p>
-    <w:p>
-      <w:pPr>
-        <w:pStyle w:val="Heading1"/>
-      </w:pPr>
-      <w:r>
-        <w:t>09. W5 Limit zero slope evidence</w:t>
-      </w:r>
-    </w:p>
-    <w:p>
-      <w:r>
-        <w:t>Limit zero slope evidence. Apply the supplied Slopes and local change facts and keep your reasoning.</w:t>
-      </w:r>
-    </w:p>
-    <w:p>
-      <w:pPr>
-        <w:spacing w:line="336" w:lineRule="auto" w:after="180"/>
-        <w:shd w:fill="F5F1FB"/>
-      </w:pPr>
-      <w:r>
-        <w:rPr>
-          <w:b w:val="0"/>
-        </w:rPr>
-        <w:t xml:space="preserve">For F(w) = (w squared - 1) squared, compare F(0) and F(0.1). Does zero local </w:t>
-      </w:r>
-      <w:r>
-        <w:rPr>
-          <w:b/>
-        </w:rPr>
-        <w:t>slope</w:t>
-      </w:r>
-      <w:r>
-        <w:rPr>
-          <w:b w:val="0"/>
-        </w:rPr>
-        <w:t xml:space="preserve"> at zero prove a minimum?</w:t>
-      </w:r>
-    </w:p>
-    <w:p>
-      <w:pPr>
-        <w:pStyle w:val="Heading3"/>
-      </w:pPr>
-      <w:r>
-        <w:t>My reasoning and evidence</w:t>
-      </w:r>
-    </w:p>
-    <w:p>
-      <w:r>
-        <w:t>________________________________________________________________</w:t>
-      </w:r>
-    </w:p>
-    <w:p>
-      <w:r>
-        <w:t>________________________________________________________________</w:t>
-      </w:r>
-    </w:p>
-    <w:p>
-      <w:r>
-        <w:t>________________________________________________________________</w:t>
-      </w:r>
-    </w:p>
-    <w:p>
-      <w:r>
-        <w:t>________________________________________________________________</w:t>
-      </w:r>
-    </w:p>
-    <w:p>
-      <w:r>
-        <w:t>________________________________________________________________</w:t>
-      </w:r>
-    </w:p>
-    <w:p>
-      <w:r>
-        <w:t>________________________________________________________________</w:t>
-      </w:r>
-    </w:p>
-    <w:p>
-      <w:pPr>
-        <w:pStyle w:val="Heading1"/>
-      </w:pPr>
-      <w:r>
-        <w:t>10. Project checkpoint and reflection</w:t>
-      </w:r>
-    </w:p>
-    <w:p>
-      <w:r>
-        <w:t>Connect Slopes and local change to Image-pattern Network Investigation, identify a limit and choose the next useful test.</w:t>
-      </w:r>
-    </w:p>
-    <w:p>
-      <w:pPr>
-        <w:spacing w:line="336" w:lineRule="auto" w:after="180"/>
-      </w:pPr>
-      <w:r>
-        <w:rPr>
-          <w:b w:val="0"/>
-        </w:rPr>
-        <w:t xml:space="preserve">Add a labelled </w:t>
-      </w:r>
-      <w:r>
-        <w:rPr>
-          <w:b/>
-        </w:rPr>
-        <w:t>slope</w:t>
-      </w:r>
-      <w:r>
-        <w:rPr>
-          <w:b w:val="0"/>
-        </w:rPr>
-        <w:t xml:space="preserve">s and </w:t>
-      </w:r>
-      <w:r>
-        <w:rPr>
-          <w:b/>
-        </w:rPr>
-        <w:t>local change</w:t>
-      </w:r>
-      <w:r>
-        <w:rPr>
-          <w:b w:val="0"/>
-        </w:rPr>
-        <w:t xml:space="preserve"> </w:t>
-      </w:r>
-      <w:r>
-        <w:rPr>
-          <w:b/>
-        </w:rPr>
-        <w:t>evidence</w:t>
-      </w:r>
-      <w:r>
-        <w:rPr>
-          <w:b w:val="0"/>
-        </w:rPr>
-        <w:t xml:space="preserve"> sheet to Image-pattern Network Investigation. Show how you can calculate an average rate of change over a stated interval.</w:t>
-      </w:r>
-    </w:p>
-    <w:p>
-      <w:pPr>
-        <w:spacing w:line="336" w:lineRule="auto" w:after="180"/>
-      </w:pPr>
-      <w:r>
-        <w:rPr>
-          <w:b w:val="0"/>
-        </w:rPr>
-        <w:t xml:space="preserve">Use the supplied fictional case and keep its </w:t>
-      </w:r>
-      <w:r>
-        <w:rPr>
-          <w:b/>
-        </w:rPr>
-        <w:t>input</w:t>
-      </w:r>
-      <w:r>
-        <w:rPr>
-          <w:b w:val="0"/>
-        </w:rPr>
-        <w:t xml:space="preserve">s, intermediate steps, calculation or </w:t>
-      </w:r>
-      <w:r>
-        <w:rPr>
-          <w:b/>
-        </w:rPr>
-        <w:t>prediction</w:t>
-      </w:r>
-      <w:r>
-        <w:rPr>
-          <w:b w:val="0"/>
-        </w:rPr>
-        <w:t>, and limitation. Connect this record to last week’s record; a matching answer without a trace is insufficient.</w:t>
-      </w:r>
-    </w:p>
-    <w:p>
-      <w:pPr>
-        <w:pStyle w:val="Heading3"/>
-      </w:pPr>
-      <w:r>
-        <w:t>My project change, supporting evidence and remaining limit</w:t>
-      </w:r>
-    </w:p>
-    <w:p>
-      <w:r>
-        <w:t>________________________________________________________________</w:t>
-      </w:r>
-    </w:p>
-    <w:p>
-      <w:r>
-        <w:t>________________________________________________________________</w:t>
-      </w:r>
-    </w:p>
-    <w:p>
-      <w:r>
-        <w:t>________________________________________________________________</w:t>
-      </w:r>
-    </w:p>
-    <w:p>
-      <w:r>
-        <w:t>________________________________________________________________</w:t>
-      </w:r>
-    </w:p>
-    <w:p>
-      <w:r>
-        <w:t>________________________________________________________________</w:t>
-      </w:r>
-    </w:p>
-    <w:p>
-      <w:r>
-        <w:t>________________________________________________________________</w:t>
-      </w:r>
-    </w:p>
-    <w:p>
-      <w:pPr>
-        <w:pStyle w:val="Heading1"/>
-      </w:pPr>
-      <w:r>
-        <w:t>11. Feedback, return check and learning record</w:t>
-      </w:r>
-    </w:p>
-    <w:p>
-      <w:r>
-        <w:t>Record the first repaired step and a different case to revisit after a delay.</w:t>
+        <w:t>11. Feedback · Repair and return</w:t>
+      </w:r>
+    </w:p>
+    <w:p>
+      <w:r>
+        <w:t>Keep this task’s inputs,rule and response together.</w:t>
+      </w:r>
+    </w:p>
+    <w:p>
+      <w:pPr>
+        <w:pStyle w:val="Heading2"/>
+      </w:pPr>
+      <w:r>
+        <w:t>Complete task and evidence</w:t>
       </w:r>
     </w:p>
     <w:tbl>
@@ -1469,12 +1037,9 @@
     </w:tbl>
     <w:p>
       <w:pPr>
-        <w:spacing w:line="336" w:lineRule="auto" w:after="180"/>
-      </w:pPr>
-      <w:r>
-        <w:rPr>
-          <w:b w:val="0"/>
-        </w:rPr>
+        <w:pStyle w:val="ListBullet"/>
+      </w:pPr>
+      <w:r>
         <w:t>Revisit this idea with your teacher after a delay. Familiarity is different from explaining and using it on a changed case.</w:t>
       </w:r>
     </w:p>
@@ -1483,69 +1048,330 @@
         <w:pStyle w:val="Heading1"/>
       </w:pPr>
       <w:r>
-        <w:t>12. Pictorial case practice: Slopes and local change</w:t>
-      </w:r>
-    </w:p>
-    <w:p>
-      <w:r>
-        <w:t>Use a local slope to propose a small move rather than claiming every move helps. Explain the labelled step before checking the changed condition.</w:t>
-      </w:r>
-    </w:p>
-    <w:p>
-      <w:pPr>
-        <w:spacing w:line="336" w:lineRule="auto" w:after="180"/>
-      </w:pPr>
-      <w:r>
-        <w:rPr>
-          <w:b w:val="0"/>
-        </w:rPr>
-        <w:t xml:space="preserve">Use a local </w:t>
-      </w:r>
-      <w:r>
-        <w:rPr>
-          <w:b/>
-        </w:rPr>
-        <w:t>slope</w:t>
-      </w:r>
-      <w:r>
-        <w:rPr>
-          <w:b w:val="0"/>
-        </w:rPr>
-        <w:t xml:space="preserve"> to propose a small move rather than claiming every move helps.</w:t>
-      </w:r>
-    </w:p>
-    <w:p>
-      <w:pPr>
-        <w:spacing w:line="336" w:lineRule="auto" w:after="180"/>
-      </w:pPr>
-      <w:r>
-        <w:rPr>
-          <w:b w:val="0"/>
-        </w:rPr>
+        <w:t>Reference bank and extra practice</w:t>
+      </w:r>
+    </w:p>
+    <w:p>
+      <w:pPr>
+        <w:pStyle w:val="Heading1"/>
+      </w:pPr>
+      <w:r>
+        <w:t>02. Reference · Supported W2 record</w:t>
+      </w:r>
+    </w:p>
+    <w:p>
+      <w:r>
+        <w:t>Keep this task’s inputs,rule and response together.</w:t>
+      </w:r>
+    </w:p>
+    <w:p>
+      <w:pPr>
+        <w:pStyle w:val="Heading2"/>
+      </w:pPr>
+      <w:r>
+        <w:t>Complete task and evidence</w:t>
+      </w:r>
+    </w:p>
+    <w:p>
+      <w:pPr>
+        <w:pStyle w:val="ListBullet"/>
+      </w:pPr>
+      <w:r>
+        <w:t>Use W2: Check a symmetric estimate for Slopes and local change. Record the answer once; the lesson and workbook refer to the same attempt.</w:t>
+      </w:r>
+    </w:p>
+    <w:tbl>
+      <w:tblPr>
+        <w:tblStyle w:val="LightShading-Accent1"/>
+        <w:tblW w:type="auto" w:w="0"/>
+        <w:tblLook w:firstColumn="1" w:firstRow="1" w:lastColumn="0" w:lastRow="0" w:noHBand="0" w:noVBand="1" w:val="04A0"/>
+      </w:tblPr>
+      <w:tblGrid>
+        <w:gridCol w:w="2556"/>
+        <w:gridCol w:w="2556"/>
+        <w:gridCol w:w="2556"/>
+        <w:gridCol w:w="2556"/>
+      </w:tblGrid>
+      <w:tr>
+        <w:trPr>
+          <w:tblHeader/>
+        </w:trPr>
+        <w:tc>
+          <w:tcPr>
+            <w:tcW w:type="dxa" w:w="2556"/>
+          </w:tcPr>
+          <w:p>
+            <w:r>
+              <w:t>Given inputs</w:t>
+            </w:r>
+          </w:p>
+        </w:tc>
+        <w:tc>
+          <w:tcPr>
+            <w:tcW w:type="dxa" w:w="2556"/>
+          </w:tcPr>
+          <w:p>
+            <w:r>
+              <w:t>Procedure I chose</w:t>
+            </w:r>
+          </w:p>
+        </w:tc>
+        <w:tc>
+          <w:tcPr>
+            <w:tcW w:type="dxa" w:w="2556"/>
+          </w:tcPr>
+          <w:p>
+            <w:r>
+              <w:t>Middle steps</w:t>
+            </w:r>
+          </w:p>
+        </w:tc>
+        <w:tc>
+          <w:tcPr>
+            <w:tcW w:type="dxa" w:w="2556"/>
+          </w:tcPr>
+          <w:p>
+            <w:r>
+              <w:t>Result and check</w:t>
+            </w:r>
+          </w:p>
+        </w:tc>
+      </w:tr>
+      <w:tr>
+        <w:tc>
+          <w:tcPr>
+            <w:tcW w:type="dxa" w:w="2556"/>
+          </w:tcPr>
+          <w:p>
+            <w:r/>
+          </w:p>
+        </w:tc>
+        <w:tc>
+          <w:tcPr>
+            <w:tcW w:type="dxa" w:w="2556"/>
+          </w:tcPr>
+          <w:p>
+            <w:r/>
+          </w:p>
+        </w:tc>
+        <w:tc>
+          <w:tcPr>
+            <w:tcW w:type="dxa" w:w="2556"/>
+          </w:tcPr>
+          <w:p>
+            <w:r/>
+          </w:p>
+        </w:tc>
+        <w:tc>
+          <w:tcPr>
+            <w:tcW w:type="dxa" w:w="2556"/>
+          </w:tcPr>
+          <w:p>
+            <w:r/>
+          </w:p>
+        </w:tc>
+      </w:tr>
+    </w:tbl>
+    <w:p>
+      <w:pPr>
+        <w:pStyle w:val="Heading3"/>
+      </w:pPr>
+      <w:r>
+        <w:t>The step I completed without help, and the hint I needed</w:t>
+      </w:r>
+    </w:p>
+    <w:p>
+      <w:r>
+        <w:t>________________________________________________________________</w:t>
+      </w:r>
+    </w:p>
+    <w:p>
+      <w:r>
+        <w:t>________________________________________________________________</w:t>
+      </w:r>
+    </w:p>
+    <w:p>
+      <w:r>
+        <w:t>________________________________________________________________</w:t>
+      </w:r>
+    </w:p>
+    <w:p>
+      <w:pPr>
+        <w:pStyle w:val="Heading1"/>
+      </w:pPr>
+      <w:r>
+        <w:t>03. Extra practice · Individual reasoning check</w:t>
+      </w:r>
+    </w:p>
+    <w:p>
+      <w:r>
+        <w:t>Keep this task’s inputs,rule and response together.</w:t>
+      </w:r>
+    </w:p>
+    <w:p>
+      <w:pPr>
+        <w:pStyle w:val="Heading2"/>
+      </w:pPr>
+      <w:r>
+        <w:t>Complete task and evidence</w:t>
+      </w:r>
+    </w:p>
+    <w:p>
+      <w:pPr>
+        <w:pStyle w:val="ListBullet"/>
+      </w:pPr>
+      <w:r>
+        <w:t>Use the worked case for Slopes and local change. Proposed explanation: “Divide by the step only”. Decide whether this explanation is supported. Point to the step or supplied fact that decides; explain your repair if needed.</w:t>
+      </w:r>
+    </w:p>
+    <w:p>
+      <w:pPr>
+        <w:pStyle w:val="Heading3"/>
+      </w:pPr>
+      <w:r>
+        <w:t>My explanation before partner discussion</w:t>
+      </w:r>
+    </w:p>
+    <w:p>
+      <w:r>
+        <w:t>________________________________________________________________</w:t>
+      </w:r>
+    </w:p>
+    <w:p>
+      <w:r>
+        <w:t>________________________________________________________________</w:t>
+      </w:r>
+    </w:p>
+    <w:p>
+      <w:r>
+        <w:t>________________________________________________________________</w:t>
+      </w:r>
+    </w:p>
+    <w:p>
+      <w:r>
+        <w:t>________________________________________________________________</w:t>
+      </w:r>
+    </w:p>
+    <w:p>
+      <w:pPr>
+        <w:pStyle w:val="Heading1"/>
+      </w:pPr>
+      <w:r>
+        <w:t>08. Reference · Earlier W4 response copy</w:t>
+      </w:r>
+    </w:p>
+    <w:p>
+      <w:r>
+        <w:t>Keep this task’s inputs,rule and response together.</w:t>
+      </w:r>
+    </w:p>
+    <w:p>
+      <w:pPr>
+        <w:pStyle w:val="Heading2"/>
+      </w:pPr>
+      <w:r>
+        <w:t>Complete task and evidence</w:t>
+      </w:r>
+    </w:p>
+    <w:p>
+      <w:pPr>
+        <w:pStyle w:val="ListBullet"/>
+      </w:pPr>
+      <w:r>
+        <w:t>Let J(a) = (a + 1) squared. At a = 1 use step 0.25 to find the symmetric slope. Compare J(1) with J(0.9), then explain why moving to -4 does not follow safely from the slope clue.</w:t>
+      </w:r>
+    </w:p>
+    <w:p>
+      <w:pPr>
+        <w:pStyle w:val="Heading3"/>
+      </w:pPr>
+      <w:r>
+        <w:t>My reasoning and evidence</w:t>
+      </w:r>
+    </w:p>
+    <w:p>
+      <w:r>
+        <w:t>________________________________________________________________</w:t>
+      </w:r>
+    </w:p>
+    <w:p>
+      <w:r>
+        <w:t>________________________________________________________________</w:t>
+      </w:r>
+    </w:p>
+    <w:p>
+      <w:r>
+        <w:t>________________________________________________________________</w:t>
+      </w:r>
+    </w:p>
+    <w:p>
+      <w:r>
+        <w:t>________________________________________________________________</w:t>
+      </w:r>
+    </w:p>
+    <w:p>
+      <w:r>
+        <w:t>________________________________________________________________</w:t>
+      </w:r>
+    </w:p>
+    <w:p>
+      <w:r>
+        <w:t>________________________________________________________________</w:t>
+      </w:r>
+    </w:p>
+    <w:p>
+      <w:r>
+        <w:t>________________________________________________________________</w:t>
+      </w:r>
+    </w:p>
+    <w:p>
+      <w:r>
+        <w:t>________________________________________________________________</w:t>
+      </w:r>
+    </w:p>
+    <w:p>
+      <w:pPr>
+        <w:pStyle w:val="Heading1"/>
+      </w:pPr>
+      <w:r>
+        <w:t>12. Extra practice · Pictured case</w:t>
+      </w:r>
+    </w:p>
+    <w:p>
+      <w:r>
+        <w:t>Keep this task’s inputs,rule and response together.</w:t>
+      </w:r>
+    </w:p>
+    <w:p>
+      <w:pPr>
+        <w:pStyle w:val="Heading2"/>
+      </w:pPr>
+      <w:r>
+        <w:t>Complete task and evidence</w:t>
+      </w:r>
+    </w:p>
+    <w:p>
+      <w:pPr>
+        <w:pStyle w:val="ListBullet"/>
+      </w:pPr>
+      <w:r>
+        <w:t>Use a local slope to propose a small move rather than claiming every move helps.</w:t>
+      </w:r>
+    </w:p>
+    <w:p>
+      <w:pPr>
+        <w:pStyle w:val="ListBullet"/>
+      </w:pPr>
+      <w:r>
         <w:t>Toy loss J(a)=(a-2)². At a = 0, use symmetric step 0.5.</w:t>
       </w:r>
     </w:p>
     <w:p>
       <w:pPr>
-        <w:spacing w:line="336" w:lineRule="auto" w:after="180"/>
-      </w:pPr>
-      <w:r>
-        <w:rPr>
-          <w:b w:val="0"/>
-        </w:rPr>
-        <w:t xml:space="preserve">All </w:t>
-      </w:r>
-      <w:r>
-        <w:rPr>
-          <w:b/>
-        </w:rPr>
-        <w:t>input</w:t>
-      </w:r>
-      <w:r>
-        <w:rPr>
-          <w:b w:val="0"/>
-        </w:rPr>
-        <w:t>s and outcomes in this worked example are invented classroom data; no real model run is claimed.</w:t>
+        <w:pStyle w:val="ListBullet"/>
+      </w:pPr>
+      <w:r>
+        <w:t>All inputs and outcomes in this worked example are invented classroom data; no real model run is claimed.</w:t>
       </w:r>
     </w:p>
     <w:p>
@@ -1586,25 +1412,10 @@
     </w:p>
     <w:p>
       <w:pPr>
-        <w:spacing w:line="336" w:lineRule="auto" w:after="180"/>
-      </w:pPr>
-      <w:r>
-        <w:rPr>
-          <w:b w:val="0"/>
-        </w:rPr>
-        <w:t xml:space="preserve">Which calculation disproves “any increase helps”? Point to the relevant step in the picture, then write the changed result and the rule or </w:t>
-      </w:r>
-      <w:r>
-        <w:rPr>
-          <w:b/>
-        </w:rPr>
-        <w:t>evidence</w:t>
-      </w:r>
-      <w:r>
-        <w:rPr>
-          <w:b w:val="0"/>
-        </w:rPr>
-        <w:t xml:space="preserve"> that supports it.</w:t>
+        <w:pStyle w:val="ListBullet"/>
+      </w:pPr>
+      <w:r>
+        <w:t>Which calculation disproves “any increase helps”? Point to the relevant step in the picture, then write the changed result and the rule or evidence that supports it.</w:t>
       </w:r>
     </w:p>
     <w:p>
@@ -1647,68 +1458,18 @@
     </w:p>
     <w:p>
       <w:pPr>
-        <w:pStyle w:val="Heading3"/>
-      </w:pPr>
-      <w:r>
-        <w:t>Record the help used</w:t>
-      </w:r>
-    </w:p>
-    <w:p>
-      <w:pPr>
-        <w:spacing w:line="336" w:lineRule="auto" w:after="180"/>
-        <w:shd w:fill="F1F6F8"/>
-      </w:pPr>
-      <w:r>
-        <w:rPr>
-          <w:b w:val="0"/>
-        </w:rPr>
-        <w:t xml:space="preserve">Support used: alone / hint / worked example. This record is practice </w:t>
-      </w:r>
-      <w:r>
-        <w:rPr>
-          <w:b/>
-        </w:rPr>
-        <w:t>evidence</w:t>
-      </w:r>
-      <w:r>
-        <w:rPr>
-          <w:b w:val="0"/>
-        </w:rPr>
-        <w:t>.</w:t>
-      </w:r>
-    </w:p>
-    <w:p>
-      <w:pPr>
-        <w:spacing w:line="336" w:lineRule="auto" w:after="180"/>
-      </w:pPr>
-      <w:r>
-        <w:rPr>
-          <w:b w:val="0"/>
-        </w:rPr>
-        <w:t xml:space="preserve">Project connection: For your Image-pattern Network Investigation, save the </w:t>
-      </w:r>
-      <w:r>
-        <w:rPr>
-          <w:b/>
-        </w:rPr>
-        <w:t>input</w:t>
-      </w:r>
-      <w:r>
-        <w:rPr>
-          <w:b w:val="0"/>
-        </w:rPr>
-        <w:t>, procedure, observed result and limitation of this check.</w:t>
-      </w:r>
-    </w:p>
-    <w:p>
-      <w:pPr>
-        <w:spacing w:line="336" w:lineRule="auto" w:after="180"/>
-      </w:pPr>
-      <w:r>
-        <w:rPr>
-          <w:b w:val="0"/>
-        </w:rPr>
-        <w:t>Label this worked example as practice; use a different, previously unreviewed case when checking independent understanding.</w:t>
+        <w:pStyle w:val="ListBullet"/>
+      </w:pPr>
+      <w:r>
+        <w:t>Support used: alone / hint / worked example. This record is practice evidence.</w:t>
+      </w:r>
+    </w:p>
+    <w:p>
+      <w:pPr>
+        <w:pStyle w:val="ListBullet"/>
+      </w:pPr>
+      <w:r>
+        <w:t>Project connection: For your Image-pattern Network Investigation, save the input, procedure, observed result and limitation of this check. Label this worked example as practice; use a different, previously unreviewed case when checking independent understanding.</w:t>
       </w:r>
     </w:p>
     <w:p>
@@ -1716,92 +1477,44 @@
         <w:pStyle w:val="Heading1"/>
       </w:pPr>
       <w:r>
-        <w:t>13. Project portfolio milestone</w:t>
-      </w:r>
-    </w:p>
-    <w:p>
-      <w:r>
-        <w:t>Keep this week’s input, deciding step, result and limit together in the Image-pattern Network Investigation record.</w:t>
-      </w:r>
-    </w:p>
-    <w:p>
-      <w:pPr>
-        <w:spacing w:line="336" w:lineRule="auto" w:after="180"/>
-      </w:pPr>
-      <w:r>
-        <w:rPr>
-          <w:b w:val="0"/>
-        </w:rPr>
+        <w:t>13. Reference · Project milestone</w:t>
+      </w:r>
+    </w:p>
+    <w:p>
+      <w:r>
+        <w:t>Keep this task’s inputs,rule and response together.</w:t>
+      </w:r>
+    </w:p>
+    <w:p>
+      <w:pPr>
+        <w:pStyle w:val="Heading2"/>
+      </w:pPr>
+      <w:r>
+        <w:t>Complete task and evidence</w:t>
+      </w:r>
+    </w:p>
+    <w:p>
+      <w:pPr>
+        <w:pStyle w:val="ListBullet"/>
+      </w:pPr>
+      <w:r>
         <w:t>Project: Image-pattern Network Investigation</w:t>
       </w:r>
     </w:p>
     <w:p>
       <w:pPr>
-        <w:spacing w:line="336" w:lineRule="auto" w:after="180"/>
-      </w:pPr>
-      <w:r>
-        <w:rPr>
-          <w:b w:val="0"/>
-        </w:rPr>
-        <w:t xml:space="preserve">Current milestone: Make a transparent first version. Keep a trace of how one </w:t>
-      </w:r>
-      <w:r>
-        <w:rPr>
-          <w:b/>
-        </w:rPr>
-        <w:t>input</w:t>
-      </w:r>
-      <w:r>
-        <w:rPr>
-          <w:b w:val="0"/>
-        </w:rPr>
-        <w:t xml:space="preserve"> becomes an </w:t>
-      </w:r>
-      <w:r>
-        <w:rPr>
-          <w:b/>
-        </w:rPr>
-        <w:t>output</w:t>
-      </w:r>
-      <w:r>
-        <w:rPr>
-          <w:b w:val="0"/>
-        </w:rPr>
-        <w:t>; explain the rule or learned component.</w:t>
-      </w:r>
-    </w:p>
-    <w:p>
-      <w:pPr>
-        <w:spacing w:line="336" w:lineRule="auto" w:after="180"/>
-      </w:pPr>
-      <w:r>
-        <w:rPr>
-          <w:b w:val="0"/>
-        </w:rPr>
-        <w:t xml:space="preserve">For your Image-pattern Network Investigation, save the </w:t>
-      </w:r>
-      <w:r>
-        <w:rPr>
-          <w:b/>
-        </w:rPr>
-        <w:t>input</w:t>
-      </w:r>
-      <w:r>
-        <w:rPr>
-          <w:b w:val="0"/>
-        </w:rPr>
-        <w:t>, procedure, observed result and limitation of this check.</w:t>
-      </w:r>
-    </w:p>
-    <w:p>
-      <w:pPr>
-        <w:spacing w:line="336" w:lineRule="auto" w:after="180"/>
-      </w:pPr>
-      <w:r>
-        <w:rPr>
-          <w:b w:val="0"/>
-        </w:rPr>
-        <w:t>Label this worked example as practice; use a different, previously unreviewed case when checking independent understanding.</w:t>
+        <w:pStyle w:val="ListBullet"/>
+      </w:pPr>
+      <w:r>
+        <w:t>Current milestone: Make a transparent first version. Keep a trace of how one input becomes an output; explain the rule or learned component.</w:t>
+      </w:r>
+    </w:p>
+    <w:p>
+      <w:pPr>
+        <w:pStyle w:val="ListBullet"/>
+      </w:pPr>
+      <w:r>
+        <w:t>For your Image-pattern Network Investigation, save the input, procedure, observed result and limitation of this check. Label this worked example as practice; use a different, previously unreviewed case when checking independent understanding.</w:t>
       </w:r>
     </w:p>
     <w:tbl>
@@ -1958,12 +1671,525 @@
         <w:pStyle w:val="Heading1"/>
       </w:pPr>
       <w:r>
-        <w:t>14. Supported practice and learning evidence</w:t>
-      </w:r>
-    </w:p>
-    <w:p>
-      <w:r>
-        <w:t>Try the supported questions before comparing with hints and feedback. Record what you repaired and the evidence you retained.</w:t>
+        <w:t>14. Extra practice · Predict,check and repair</w:t>
+      </w:r>
+    </w:p>
+    <w:p>
+      <w:r>
+        <w:t>Keep supported feedback separate from the independent case.</w:t>
+      </w:r>
+    </w:p>
+    <w:p>
+      <w:pPr>
+        <w:pStyle w:val="Heading2"/>
+      </w:pPr>
+      <w:r>
+        <w:t>First supported question and optional hint</w:t>
+      </w:r>
+    </w:p>
+    <w:p>
+      <w:pPr>
+        <w:pStyle w:val="ListBullet"/>
+      </w:pPr>
+      <w:r>
+        <w:t>Use a local slope to propose a small move rather than claiming every move helps.</w:t>
+      </w:r>
+    </w:p>
+    <w:p>
+      <w:pPr>
+        <w:pStyle w:val="Heading3"/>
+      </w:pPr>
+      <w:r>
+        <w:t>Practice 1: explain the deciding evidence</w:t>
+      </w:r>
+    </w:p>
+    <w:p>
+      <w:pPr>
+        <w:pStyle w:val="ListBullet"/>
+      </w:pPr>
+      <w:r>
+        <w:t>Which labelled step matches this detail? Move to a = 0.25: loss 3.0625, below starting loss 4.</w:t>
+      </w:r>
+    </w:p>
+    <w:p>
+      <w:pPr>
+        <w:pStyle w:val="ListBullet"/>
+      </w:pPr>
+      <w:r>
+        <w:t>1. Check small move</w:t>
+      </w:r>
+    </w:p>
+    <w:p>
+      <w:pPr>
+        <w:pStyle w:val="ListBullet"/>
+      </w:pPr>
+      <w:r>
+        <w:t>2. Estimate slope</w:t>
+      </w:r>
+    </w:p>
+    <w:p>
+      <w:pPr>
+        <w:pStyle w:val="ListBullet"/>
+      </w:pPr>
+      <w:r>
+        <w:t>3. Evaluate nearby points</w:t>
+      </w:r>
+    </w:p>
+    <w:p>
+      <w:pPr>
+        <w:pStyle w:val="Heading3"/>
+      </w:pPr>
+      <w:r>
+        <w:t>My selected conclusion, deciding fact and explanation</w:t>
+      </w:r>
+    </w:p>
+    <w:p>
+      <w:r>
+        <w:t>________________________________________________________________</w:t>
+      </w:r>
+    </w:p>
+    <w:p>
+      <w:r>
+        <w:t>________________________________________________________________</w:t>
+      </w:r>
+    </w:p>
+    <w:p>
+      <w:r>
+        <w:t>________________________________________________________________</w:t>
+      </w:r>
+    </w:p>
+    <w:p>
+      <w:r>
+        <w:t>________________________________________________________________</w:t>
+      </w:r>
+    </w:p>
+    <w:p>
+      <w:r>
+        <w:t>________________________________________________________________</w:t>
+      </w:r>
+    </w:p>
+    <w:p>
+      <w:pPr>
+        <w:pStyle w:val="ListBullet"/>
+      </w:pPr>
+      <w:r>
+        <w:t>Hint if needed: Read the steps in the pictorial case. Match the supplied detail to the stage that performs or records it.</w:t>
+      </w:r>
+    </w:p>
+    <w:p>
+      <w:pPr>
+        <w:pStyle w:val="Heading2"/>
+      </w:pPr>
+      <w:r>
+        <w:t>Check after the first attempt · reference / check after trying</w:t>
+      </w:r>
+    </w:p>
+    <w:p>
+      <w:pPr>
+        <w:spacing w:line="336" w:lineRule="auto" w:after="180"/>
+      </w:pPr>
+      <w:r>
+        <w:rPr>
+          <w:b w:val="0"/>
+        </w:rPr>
+        <w:t xml:space="preserve">After your attempt, compare with the supported explanation: Check small move Move to a = 0.25: loss 3.0625, below starting loss 4. A </w:t>
+      </w:r>
+      <w:r>
+        <w:rPr>
+          <w:b/>
+        </w:rPr>
+        <w:t>slope</w:t>
+      </w:r>
+      <w:r>
+        <w:rPr>
+          <w:b w:val="0"/>
+        </w:rPr>
+        <w:t xml:space="preserve"> describes how the loss changes near the current parameter.</w:t>
+      </w:r>
+    </w:p>
+    <w:p>
+      <w:pPr>
+        <w:spacing w:line="336" w:lineRule="auto" w:after="180"/>
+      </w:pPr>
+      <w:r>
+        <w:rPr>
+          <w:b w:val="0"/>
+        </w:rPr>
+        <w:t>The symmetric calculation compares equal small moves on either side. Its negative result suggests a small increase may help at zero.</w:t>
+      </w:r>
+    </w:p>
+    <w:p>
+      <w:pPr>
+        <w:spacing w:line="336" w:lineRule="auto" w:after="180"/>
+      </w:pPr>
+      <w:r>
+        <w:rPr>
+          <w:b w:val="0"/>
+        </w:rPr>
+        <w:t>It does not promise every increase helps: jumping to five passes the optimum at two and produces a larger loss. Check the new loss after each proposed step.</w:t>
+      </w:r>
+    </w:p>
+    <w:p>
+      <w:pPr>
+        <w:pStyle w:val="Heading2"/>
+      </w:pPr>
+      <w:r>
+        <w:t>Changed-case question and optional hint</w:t>
+      </w:r>
+    </w:p>
+    <w:p>
+      <w:pPr>
+        <w:pStyle w:val="Heading3"/>
+      </w:pPr>
+      <w:r>
+        <w:t>Practice 2: explain the deciding evidence</w:t>
+      </w:r>
+    </w:p>
+    <w:p>
+      <w:pPr>
+        <w:pStyle w:val="ListBullet"/>
+      </w:pPr>
+      <w:r>
+        <w:t>Changed-case practice: Move from 0 all the way to5. Which conclusion is supported by the supplied facts?</w:t>
+      </w:r>
+    </w:p>
+    <w:p>
+      <w:pPr>
+        <w:pStyle w:val="ListBullet"/>
+      </w:pPr>
+      <w:r>
+        <w:t>1. We can decide the result without examining the changed input or the procedure.</w:t>
+      </w:r>
+    </w:p>
+    <w:p>
+      <w:pPr>
+        <w:pStyle w:val="ListBullet"/>
+      </w:pPr>
+      <w:r>
+        <w:t>2. Loss becomes 9, exceeding the starting 4.</w:t>
+      </w:r>
+    </w:p>
+    <w:p>
+      <w:pPr>
+        <w:pStyle w:val="ListBullet"/>
+      </w:pPr>
+      <w:r>
+        <w:t>3. This one example guarantees correct results for every future input.</w:t>
+      </w:r>
+    </w:p>
+    <w:p>
+      <w:pPr>
+        <w:pStyle w:val="Heading3"/>
+      </w:pPr>
+      <w:r>
+        <w:t>My selected conclusion, deciding fact and explanation</w:t>
+      </w:r>
+    </w:p>
+    <w:p>
+      <w:r>
+        <w:t>________________________________________________________________</w:t>
+      </w:r>
+    </w:p>
+    <w:p>
+      <w:r>
+        <w:t>________________________________________________________________</w:t>
+      </w:r>
+    </w:p>
+    <w:p>
+      <w:r>
+        <w:t>________________________________________________________________</w:t>
+      </w:r>
+    </w:p>
+    <w:p>
+      <w:r>
+        <w:t>________________________________________________________________</w:t>
+      </w:r>
+    </w:p>
+    <w:p>
+      <w:r>
+        <w:t>________________________________________________________________</w:t>
+      </w:r>
+    </w:p>
+    <w:p>
+      <w:pPr>
+        <w:pStyle w:val="ListBullet"/>
+      </w:pPr>
+      <w:r>
+        <w:t>Hint if needed: Use the changed condition and the deciding step in the pictorial trace. The answer must say what follows from those facts.</w:t>
+      </w:r>
+    </w:p>
+    <w:p>
+      <w:pPr>
+        <w:pStyle w:val="Heading2"/>
+      </w:pPr>
+      <w:r>
+        <w:t>Check after the changed attempt · reference / check after trying</w:t>
+      </w:r>
+    </w:p>
+    <w:p>
+      <w:pPr>
+        <w:spacing w:line="336" w:lineRule="auto" w:after="180"/>
+      </w:pPr>
+      <w:r>
+        <w:rPr>
+          <w:b w:val="0"/>
+        </w:rPr>
+        <w:t xml:space="preserve">After your attempt, compare with the supported explanation: Loss becomes 9, exceeding the starting 4. A negative local </w:t>
+      </w:r>
+      <w:r>
+        <w:rPr>
+          <w:b/>
+        </w:rPr>
+        <w:t>slope</w:t>
+      </w:r>
+      <w:r>
+        <w:rPr>
+          <w:b w:val="0"/>
+        </w:rPr>
+        <w:t xml:space="preserve"> suggests increasing a locally, not that every positive jump decreases loss.</w:t>
+      </w:r>
+    </w:p>
+    <w:p>
+      <w:pPr>
+        <w:pStyle w:val="Heading2"/>
+      </w:pPr>
+      <w:r>
+        <w:t>Repair and retain the record</w:t>
+      </w:r>
+    </w:p>
+    <w:p>
+      <w:pPr>
+        <w:spacing w:line="336" w:lineRule="auto" w:after="180"/>
+      </w:pPr>
+      <w:r>
+        <w:rPr>
+          <w:b w:val="0"/>
+        </w:rPr>
+        <w:t>Review Loss functions (ai-5/8). Goal: Calculate per-example squared error and mean squared error. Short practice: Why must the report name the chosen loss?</w:t>
+      </w:r>
+    </w:p>
+    <w:p>
+      <w:pPr>
+        <w:spacing w:line="336" w:lineRule="auto" w:after="180"/>
+      </w:pPr>
+      <w:r>
+        <w:rPr>
+          <w:b w:val="0"/>
+        </w:rPr>
+        <w:t xml:space="preserve">Point to the relevant step in the picture, then write the changed result and the rule or </w:t>
+      </w:r>
+      <w:r>
+        <w:rPr>
+          <w:b/>
+        </w:rPr>
+        <w:t>evidence</w:t>
+      </w:r>
+      <w:r>
+        <w:rPr>
+          <w:b w:val="0"/>
+        </w:rPr>
+        <w:t xml:space="preserve"> that supports it.. Return to this week and explain what you changed.</w:t>
+      </w:r>
+    </w:p>
+    <w:p>
+      <w:pPr>
+        <w:spacing w:line="336" w:lineRule="auto" w:after="180"/>
+      </w:pPr>
+      <w:r>
+        <w:rPr>
+          <w:b w:val="0"/>
+        </w:rPr>
+        <w:t>Review Forward passes by hand (ai-5/6). Goal: Record scores and activations in dependency order. Short practice: Why should feedback identify h before correcting only y?</w:t>
+      </w:r>
+    </w:p>
+    <w:p>
+      <w:pPr>
+        <w:spacing w:line="336" w:lineRule="auto" w:after="180"/>
+      </w:pPr>
+      <w:r>
+        <w:rPr>
+          <w:b w:val="0"/>
+        </w:rPr>
+        <w:t xml:space="preserve">Point to the relevant step in the picture, then write the changed result and the rule or </w:t>
+      </w:r>
+      <w:r>
+        <w:rPr>
+          <w:b/>
+        </w:rPr>
+        <w:t>evidence</w:t>
+      </w:r>
+      <w:r>
+        <w:rPr>
+          <w:b w:val="0"/>
+        </w:rPr>
+        <w:t xml:space="preserve"> that supports it.. Return to this week and explain what you changed.</w:t>
+      </w:r>
+    </w:p>
+    <w:p>
+      <w:pPr>
+        <w:spacing w:line="336" w:lineRule="auto" w:after="180"/>
+      </w:pPr>
+      <w:r>
+        <w:rPr>
+          <w:b w:val="0"/>
+        </w:rPr>
+        <w:t>Review Bias terms and decision boundaries (ai-5/3). Goal: Calculate a weighted score with a bias term. Short practice: Is B positive under the original or changed model?</w:t>
+      </w:r>
+    </w:p>
+    <w:p>
+      <w:pPr>
+        <w:spacing w:line="336" w:lineRule="auto" w:after="180"/>
+      </w:pPr>
+      <w:r>
+        <w:rPr>
+          <w:b w:val="0"/>
+        </w:rPr>
+        <w:t xml:space="preserve">Point to the relevant step in the picture, then write the changed result and the rule or </w:t>
+      </w:r>
+      <w:r>
+        <w:rPr>
+          <w:b/>
+        </w:rPr>
+        <w:t>evidence</w:t>
+      </w:r>
+      <w:r>
+        <w:rPr>
+          <w:b w:val="0"/>
+        </w:rPr>
+        <w:t xml:space="preserve"> that supports it.. Return to this week and explain what you changed.</w:t>
+      </w:r>
+    </w:p>
+    <w:p>
+      <w:pPr>
+        <w:spacing w:line="336" w:lineRule="auto" w:after="180"/>
+      </w:pPr>
+      <w:r>
+        <w:rPr>
+          <w:b w:val="0"/>
+        </w:rPr>
+        <w:t xml:space="preserve">The browser lab lets you edit the supported Python examples already included in this lesson. Predict first, run, inspect the actual </w:t>
+      </w:r>
+      <w:r>
+        <w:rPr>
+          <w:b/>
+        </w:rPr>
+        <w:t>output</w:t>
+      </w:r>
+      <w:r>
+        <w:rPr>
+          <w:b w:val="0"/>
+        </w:rPr>
+        <w:t xml:space="preserve"> or error, change one </w:t>
+      </w:r>
+      <w:r>
+        <w:rPr>
+          <w:b/>
+        </w:rPr>
+        <w:t>input</w:t>
+      </w:r>
+      <w:r>
+        <w:rPr>
+          <w:b w:val="0"/>
+        </w:rPr>
+        <w:t>, then run again.</w:t>
+      </w:r>
+    </w:p>
+    <w:p>
+      <w:pPr>
+        <w:spacing w:line="336" w:lineRule="auto" w:after="180"/>
+      </w:pPr>
+      <w:r>
+        <w:rPr>
+          <w:b w:val="0"/>
+        </w:rPr>
+        <w:t xml:space="preserve">Keep code, </w:t>
+      </w:r>
+      <w:r>
+        <w:rPr>
+          <w:b/>
+        </w:rPr>
+        <w:t>prediction</w:t>
+      </w:r>
+      <w:r>
+        <w:rPr>
+          <w:b w:val="0"/>
+        </w:rPr>
+        <w:t>s, actual results and a reasoned revision together. On paper, label your result as a trace rather than an execution.</w:t>
+      </w:r>
+    </w:p>
+    <w:p>
+      <w:pPr>
+        <w:spacing w:line="336" w:lineRule="auto" w:after="180"/>
+      </w:pPr>
+      <w:r>
+        <w:rPr>
+          <w:b w:val="0"/>
+        </w:rPr>
+        <w:t xml:space="preserve">Use Download completed work in the hosted lesson to export your answers, reflections, practice feedback and code-run </w:t>
+      </w:r>
+      <w:r>
+        <w:rPr>
+          <w:b/>
+        </w:rPr>
+        <w:t>evidence</w:t>
+      </w:r>
+      <w:r>
+        <w:rPr>
+          <w:b w:val="0"/>
+        </w:rPr>
+        <w:t>. Open the HTML copy to read or print it.</w:t>
+      </w:r>
+    </w:p>
+    <w:p>
+      <w:pPr>
+        <w:spacing w:line="336" w:lineRule="auto" w:after="180"/>
+      </w:pPr>
+      <w:r>
+        <w:rPr>
+          <w:b w:val="0"/>
+        </w:rPr>
+        <w:t>Drafts stay in this browser when storage is available; clear drafts on a shared device.</w:t>
+      </w:r>
+    </w:p>
+    <w:p>
+      <w:pPr>
+        <w:pStyle w:val="Heading3"/>
+      </w:pPr>
+      <w:r>
+        <w:t>What I repaired, the evidence I kept and the next test</w:t>
+      </w:r>
+    </w:p>
+    <w:p>
+      <w:r>
+        <w:t>________________________________________________________________</w:t>
+      </w:r>
+    </w:p>
+    <w:p>
+      <w:r>
+        <w:t>________________________________________________________________</w:t>
+      </w:r>
+    </w:p>
+    <w:p>
+      <w:r>
+        <w:t>________________________________________________________________</w:t>
+      </w:r>
+    </w:p>
+    <w:p>
+      <w:r>
+        <w:t>________________________________________________________________</w:t>
+      </w:r>
+    </w:p>
+    <w:p>
+      <w:r>
+        <w:t>________________________________________________________________</w:t>
+      </w:r>
+    </w:p>
+    <w:p>
+      <w:pPr>
+        <w:pStyle w:val="Heading2"/>
+      </w:pPr>
+      <w:r>
+        <w:t>Earlier wording, alternatives and picture transcripts · reference / check after trying</w:t>
       </w:r>
     </w:p>
     <w:p>
@@ -1979,86 +2205,10 @@
     </w:p>
     <w:p>
       <w:pPr>
-        <w:spacing w:line="336" w:lineRule="auto" w:after="180"/>
-      </w:pPr>
-      <w:r>
-        <w:rPr>
-          <w:b w:val="0"/>
-        </w:rPr>
-        <w:t xml:space="preserve">Use a local </w:t>
-      </w:r>
-      <w:r>
-        <w:rPr>
-          <w:b/>
-        </w:rPr>
-        <w:t>slope</w:t>
-      </w:r>
-      <w:r>
-        <w:rPr>
-          <w:b w:val="0"/>
-        </w:rPr>
-        <w:t xml:space="preserve"> to propose a small move rather than claiming every move helps.</w:t>
-      </w:r>
-    </w:p>
-    <w:p>
-      <w:pPr>
         <w:pStyle w:val="Heading3"/>
       </w:pPr>
       <w:r>
-        <w:t>Practice 1: explain the deciding evidence</w:t>
-      </w:r>
-    </w:p>
-    <w:p>
-      <w:pPr>
-        <w:spacing w:line="336" w:lineRule="auto" w:after="180"/>
-      </w:pPr>
-      <w:r>
-        <w:rPr>
-          <w:b w:val="0"/>
-        </w:rPr>
-        <w:t>Which labelled step matches this detail? Move to a = 0.25: loss 3.0625, below starting loss 4.</w:t>
-      </w:r>
-    </w:p>
-    <w:p>
-      <w:pPr>
-        <w:spacing w:line="336" w:lineRule="auto" w:after="180"/>
-        <w:shd w:fill="F4F9FC"/>
-      </w:pPr>
-      <w:r>
-        <w:rPr>
-          <w:b w:val="0"/>
-        </w:rPr>
-        <w:t>1. Check small move</w:t>
-      </w:r>
-    </w:p>
-    <w:p>
-      <w:pPr>
-        <w:spacing w:line="336" w:lineRule="auto" w:after="180"/>
-        <w:shd w:fill="F4F9FC"/>
-      </w:pPr>
-      <w:r>
-        <w:rPr>
-          <w:b w:val="0"/>
-        </w:rPr>
-        <w:t xml:space="preserve">2. Estimate </w:t>
-      </w:r>
-      <w:r>
-        <w:rPr>
-          <w:b/>
-        </w:rPr>
-        <w:t>slope</w:t>
-      </w:r>
-    </w:p>
-    <w:p>
-      <w:pPr>
-        <w:spacing w:line="336" w:lineRule="auto" w:after="180"/>
-        <w:shd w:fill="F4F9FC"/>
-      </w:pPr>
-      <w:r>
-        <w:rPr>
-          <w:b w:val="0"/>
-        </w:rPr>
-        <w:t>3. Evaluate nearby points</w:t>
+        <w:t>Repair a missing building block</w:t>
       </w:r>
     </w:p>
     <w:p>
@@ -2066,32 +2216,7 @@
         <w:pStyle w:val="Heading3"/>
       </w:pPr>
       <w:r>
-        <w:t>My selected conclusion, deciding fact and explanation</w:t>
-      </w:r>
-    </w:p>
-    <w:p>
-      <w:r>
-        <w:t>________________________________________________________________</w:t>
-      </w:r>
-    </w:p>
-    <w:p>
-      <w:r>
-        <w:t>________________________________________________________________</w:t>
-      </w:r>
-    </w:p>
-    <w:p>
-      <w:r>
-        <w:t>________________________________________________________________</w:t>
-      </w:r>
-    </w:p>
-    <w:p>
-      <w:r>
-        <w:t>________________________________________________________________</w:t>
-      </w:r>
-    </w:p>
-    <w:p>
-      <w:r>
-        <w:t>________________________________________________________________</w:t>
+        <w:t>Predict, run and debug</w:t>
       </w:r>
     </w:p>
     <w:p>
@@ -2099,517 +2224,25 @@
         <w:pStyle w:val="Heading3"/>
       </w:pPr>
       <w:r>
-        <w:t>Hint · try first</w:t>
-      </w:r>
-    </w:p>
-    <w:p>
-      <w:pPr>
-        <w:spacing w:line="336" w:lineRule="auto" w:after="180"/>
-        <w:shd w:fill="F1F6F8"/>
-      </w:pPr>
-      <w:r>
-        <w:rPr>
-          <w:b w:val="0"/>
-        </w:rPr>
-        <w:t>Hint if needed: Read the steps in the pictorial case. Match the supplied detail to the stage that performs or records it.</w:t>
-      </w:r>
-    </w:p>
-    <w:p>
-      <w:pPr>
-        <w:pStyle w:val="Heading3"/>
-      </w:pPr>
-      <w:r>
-        <w:t>Feedback · compare after trying</w:t>
-      </w:r>
-    </w:p>
-    <w:p>
-      <w:pPr>
-        <w:spacing w:line="336" w:lineRule="auto" w:after="180"/>
-        <w:shd w:fill="F1F6FC"/>
-      </w:pPr>
-      <w:r>
-        <w:rPr>
-          <w:b w:val="0"/>
-        </w:rPr>
-        <w:t xml:space="preserve">After your attempt, compare with the supported explanation: Check small move Move to a = 0.25: loss 3.0625, below starting loss 4. A </w:t>
-      </w:r>
-      <w:r>
-        <w:rPr>
-          <w:b/>
-        </w:rPr>
-        <w:t>slope</w:t>
-      </w:r>
-      <w:r>
-        <w:rPr>
-          <w:b w:val="0"/>
-        </w:rPr>
-        <w:t xml:space="preserve"> describes how the loss changes near the current parameter.</w:t>
-      </w:r>
-    </w:p>
-    <w:p>
-      <w:pPr>
-        <w:spacing w:line="336" w:lineRule="auto" w:after="180"/>
-        <w:shd w:fill="F1F6FC"/>
-      </w:pPr>
-      <w:r>
-        <w:rPr>
-          <w:b w:val="0"/>
-        </w:rPr>
-        <w:t>The symmetric calculation compares equal small moves on either side. Its negative result suggests a small increase may help at zero.</w:t>
-      </w:r>
-    </w:p>
-    <w:p>
-      <w:pPr>
-        <w:spacing w:line="336" w:lineRule="auto" w:after="180"/>
-        <w:shd w:fill="F1F6FC"/>
-      </w:pPr>
-      <w:r>
-        <w:rPr>
-          <w:b w:val="0"/>
-        </w:rPr>
-        <w:t>It does not promise every increase helps: jumping to five passes the optimum at two and produces a larger loss. Check the new loss after each proposed step.</w:t>
-      </w:r>
-    </w:p>
-    <w:p>
-      <w:pPr>
-        <w:pStyle w:val="Heading3"/>
-      </w:pPr>
-      <w:r>
-        <w:t>Practice 2: explain the deciding evidence</w:t>
-      </w:r>
-    </w:p>
-    <w:p>
-      <w:pPr>
-        <w:pStyle w:val="Heading3"/>
-      </w:pPr>
-      <w:r>
-        <w:t>Changed case · predict first</w:t>
-      </w:r>
-    </w:p>
-    <w:p>
-      <w:pPr>
-        <w:spacing w:line="336" w:lineRule="auto" w:after="180"/>
-        <w:shd w:fill="F5F1FB"/>
-      </w:pPr>
-      <w:r>
-        <w:rPr>
-          <w:b w:val="0"/>
-        </w:rPr>
-        <w:t>Changed-case practice: Move from 0 all the way to5. Which conclusion is supported by the supplied facts?</w:t>
-      </w:r>
-    </w:p>
-    <w:p>
-      <w:pPr>
-        <w:spacing w:line="336" w:lineRule="auto" w:after="180"/>
-        <w:shd w:fill="F4F9FC"/>
-      </w:pPr>
-      <w:r>
-        <w:rPr>
-          <w:b w:val="0"/>
-        </w:rPr>
-        <w:t xml:space="preserve">1. We can decide the result without examining the changed </w:t>
-      </w:r>
-      <w:r>
-        <w:rPr>
-          <w:b/>
-        </w:rPr>
-        <w:t>input</w:t>
-      </w:r>
-      <w:r>
-        <w:rPr>
-          <w:b w:val="0"/>
-        </w:rPr>
-        <w:t xml:space="preserve"> or the procedure.</w:t>
-      </w:r>
-    </w:p>
-    <w:p>
-      <w:pPr>
-        <w:spacing w:line="336" w:lineRule="auto" w:after="180"/>
-        <w:shd w:fill="F4F9FC"/>
-      </w:pPr>
-      <w:r>
-        <w:rPr>
-          <w:b w:val="0"/>
-        </w:rPr>
-        <w:t>2. Loss becomes 9, exceeding the starting 4.</w:t>
-      </w:r>
-    </w:p>
-    <w:p>
-      <w:pPr>
-        <w:spacing w:line="336" w:lineRule="auto" w:after="180"/>
-        <w:shd w:fill="F4F9FC"/>
-      </w:pPr>
-      <w:r>
-        <w:rPr>
-          <w:b w:val="0"/>
-        </w:rPr>
-        <w:t xml:space="preserve">3. This one example guarantees correct results for every future </w:t>
-      </w:r>
-      <w:r>
-        <w:rPr>
-          <w:b/>
-        </w:rPr>
-        <w:t>input</w:t>
-      </w:r>
-      <w:r>
-        <w:rPr>
-          <w:b w:val="0"/>
-        </w:rPr>
-        <w:t>.</w:t>
-      </w:r>
-    </w:p>
-    <w:p>
-      <w:pPr>
-        <w:pStyle w:val="Heading3"/>
-      </w:pPr>
-      <w:r>
-        <w:t>My selected conclusion, deciding fact and explanation</w:t>
-      </w:r>
-    </w:p>
-    <w:p>
-      <w:r>
-        <w:t>________________________________________________________________</w:t>
-      </w:r>
-    </w:p>
-    <w:p>
-      <w:r>
-        <w:t>________________________________________________________________</w:t>
-      </w:r>
-    </w:p>
-    <w:p>
-      <w:r>
-        <w:t>________________________________________________________________</w:t>
-      </w:r>
-    </w:p>
-    <w:p>
-      <w:r>
-        <w:t>________________________________________________________________</w:t>
-      </w:r>
-    </w:p>
-    <w:p>
-      <w:r>
-        <w:t>________________________________________________________________</w:t>
-      </w:r>
-    </w:p>
-    <w:p>
-      <w:pPr>
-        <w:pStyle w:val="Heading3"/>
-      </w:pPr>
-      <w:r>
-        <w:t>Hint · try first</w:t>
-      </w:r>
-    </w:p>
-    <w:p>
-      <w:pPr>
-        <w:spacing w:line="336" w:lineRule="auto" w:after="180"/>
-        <w:shd w:fill="F1F6F8"/>
-      </w:pPr>
-      <w:r>
-        <w:rPr>
-          <w:b w:val="0"/>
-        </w:rPr>
-        <w:t>Hint if needed: Use the changed condition and the deciding step in the pictorial trace. The answer must say what follows from those facts.</w:t>
-      </w:r>
-    </w:p>
-    <w:p>
-      <w:pPr>
-        <w:pStyle w:val="Heading3"/>
-      </w:pPr>
-      <w:r>
-        <w:t>Feedback · compare after trying</w:t>
-      </w:r>
-    </w:p>
-    <w:p>
-      <w:pPr>
-        <w:spacing w:line="336" w:lineRule="auto" w:after="180"/>
-        <w:shd w:fill="F1F6FC"/>
-      </w:pPr>
-      <w:r>
-        <w:rPr>
-          <w:b w:val="0"/>
-        </w:rPr>
-        <w:t xml:space="preserve">After your attempt, compare with the supported explanation: Loss becomes 9, exceeding the starting 4. A negative local </w:t>
-      </w:r>
-      <w:r>
-        <w:rPr>
-          <w:b/>
-        </w:rPr>
-        <w:t>slope</w:t>
-      </w:r>
-      <w:r>
-        <w:rPr>
-          <w:b w:val="0"/>
-        </w:rPr>
-        <w:t xml:space="preserve"> suggests increasing a locally, not that every positive jump decreases loss.</w:t>
-      </w:r>
-    </w:p>
-    <w:p>
-      <w:pPr>
-        <w:pStyle w:val="Heading3"/>
-      </w:pPr>
-      <w:r>
-        <w:t>Repair a missing building block</w:t>
-      </w:r>
-    </w:p>
-    <w:p>
-      <w:pPr>
-        <w:spacing w:line="336" w:lineRule="auto" w:after="180"/>
-      </w:pPr>
-      <w:r>
-        <w:rPr>
-          <w:b w:val="0"/>
-        </w:rPr>
-        <w:t>Review Loss functions (ai-5/8). Goal: Calculate per-example squared error and mean squared error. Short practice: Why must the report name the chosen loss?</w:t>
-      </w:r>
-    </w:p>
-    <w:p>
-      <w:pPr>
-        <w:spacing w:line="336" w:lineRule="auto" w:after="180"/>
-      </w:pPr>
-      <w:r>
-        <w:rPr>
-          <w:b w:val="0"/>
-        </w:rPr>
-        <w:t xml:space="preserve">Point to the relevant step in the picture, then write the changed result and the rule or </w:t>
-      </w:r>
-      <w:r>
-        <w:rPr>
-          <w:b/>
-        </w:rPr>
-        <w:t>evidence</w:t>
-      </w:r>
-      <w:r>
-        <w:rPr>
-          <w:b w:val="0"/>
-        </w:rPr>
-        <w:t xml:space="preserve"> that supports it.. Return to this week and explain what you changed.</w:t>
-      </w:r>
-    </w:p>
-    <w:p>
-      <w:pPr>
-        <w:spacing w:line="336" w:lineRule="auto" w:after="180"/>
-      </w:pPr>
-      <w:r>
-        <w:rPr>
-          <w:b w:val="0"/>
-        </w:rPr>
-        <w:t>Review Forward passes by hand (ai-5/6). Goal: Record scores and activations in dependency order. Short practice: Why should feedback identify h before correcting only y?</w:t>
-      </w:r>
-    </w:p>
-    <w:p>
-      <w:pPr>
-        <w:spacing w:line="336" w:lineRule="auto" w:after="180"/>
-      </w:pPr>
-      <w:r>
-        <w:rPr>
-          <w:b w:val="0"/>
-        </w:rPr>
-        <w:t xml:space="preserve">Point to the relevant step in the picture, then write the changed result and the rule or </w:t>
-      </w:r>
-      <w:r>
-        <w:rPr>
-          <w:b/>
-        </w:rPr>
-        <w:t>evidence</w:t>
-      </w:r>
-      <w:r>
-        <w:rPr>
-          <w:b w:val="0"/>
-        </w:rPr>
-        <w:t xml:space="preserve"> that supports it.. Return to this week and explain what you changed.</w:t>
-      </w:r>
-    </w:p>
-    <w:p>
-      <w:pPr>
-        <w:spacing w:line="336" w:lineRule="auto" w:after="180"/>
-      </w:pPr>
-      <w:r>
-        <w:rPr>
-          <w:b w:val="0"/>
-        </w:rPr>
-        <w:t>Review Bias terms and decision boundaries (ai-5/3). Goal: Calculate a weighted score with a bias term. Short practice: Is B positive under the original or changed model?</w:t>
-      </w:r>
-    </w:p>
-    <w:p>
-      <w:pPr>
-        <w:spacing w:line="336" w:lineRule="auto" w:after="180"/>
-      </w:pPr>
-      <w:r>
-        <w:rPr>
-          <w:b w:val="0"/>
-        </w:rPr>
-        <w:t xml:space="preserve">Point to the relevant step in the picture, then write the changed result and the rule or </w:t>
-      </w:r>
-      <w:r>
-        <w:rPr>
-          <w:b/>
-        </w:rPr>
-        <w:t>evidence</w:t>
-      </w:r>
-      <w:r>
-        <w:rPr>
-          <w:b w:val="0"/>
-        </w:rPr>
-        <w:t xml:space="preserve"> that supports it.. Return to this week and explain what you changed.</w:t>
-      </w:r>
-    </w:p>
-    <w:p>
-      <w:pPr>
-        <w:pStyle w:val="Heading3"/>
-      </w:pPr>
-      <w:r>
-        <w:t>Predict, run and debug</w:t>
-      </w:r>
-    </w:p>
-    <w:p>
-      <w:pPr>
-        <w:spacing w:line="336" w:lineRule="auto" w:after="180"/>
-      </w:pPr>
-      <w:r>
-        <w:rPr>
-          <w:b w:val="0"/>
-        </w:rPr>
-        <w:t xml:space="preserve">The browser lab lets you edit the supported Python examples already included in this lesson. Predict first, run, inspect the actual </w:t>
-      </w:r>
-      <w:r>
-        <w:rPr>
-          <w:b/>
-        </w:rPr>
-        <w:t>output</w:t>
-      </w:r>
-      <w:r>
-        <w:rPr>
-          <w:b w:val="0"/>
-        </w:rPr>
-        <w:t xml:space="preserve"> or error, change one </w:t>
-      </w:r>
-      <w:r>
-        <w:rPr>
-          <w:b/>
-        </w:rPr>
-        <w:t>input</w:t>
-      </w:r>
-      <w:r>
-        <w:rPr>
-          <w:b w:val="0"/>
-        </w:rPr>
-        <w:t>, then run again.</w:t>
-      </w:r>
-    </w:p>
-    <w:p>
-      <w:pPr>
-        <w:spacing w:line="336" w:lineRule="auto" w:after="180"/>
-      </w:pPr>
-      <w:r>
-        <w:rPr>
-          <w:b w:val="0"/>
-        </w:rPr>
-        <w:t xml:space="preserve">Keep code, </w:t>
-      </w:r>
-      <w:r>
-        <w:rPr>
-          <w:b/>
-        </w:rPr>
-        <w:t>prediction</w:t>
-      </w:r>
-      <w:r>
-        <w:rPr>
-          <w:b w:val="0"/>
-        </w:rPr>
-        <w:t>s, actual results and a reasoned revision together. On paper, label your result as a trace rather than an execution.</w:t>
-      </w:r>
-    </w:p>
-    <w:p>
-      <w:pPr>
-        <w:pStyle w:val="Heading3"/>
-      </w:pPr>
-      <w:r>
         <w:t>Keep your completed work</w:t>
       </w:r>
     </w:p>
     <w:p>
       <w:pPr>
-        <w:spacing w:line="336" w:lineRule="auto" w:after="180"/>
-      </w:pPr>
-      <w:r>
-        <w:rPr>
-          <w:b w:val="0"/>
-        </w:rPr>
-        <w:t xml:space="preserve">Use Download completed work in the hosted lesson to export your answers, reflections, practice feedback and code-run </w:t>
-      </w:r>
-      <w:r>
-        <w:rPr>
-          <w:b/>
-        </w:rPr>
-        <w:t>evidence</w:t>
-      </w:r>
-      <w:r>
-        <w:rPr>
-          <w:b w:val="0"/>
-        </w:rPr>
-        <w:t>. Open the HTML copy to read or print it.</w:t>
-      </w:r>
-    </w:p>
-    <w:p>
-      <w:pPr>
-        <w:spacing w:line="336" w:lineRule="auto" w:after="180"/>
-      </w:pPr>
-      <w:r>
-        <w:rPr>
-          <w:b w:val="0"/>
-        </w:rPr>
-        <w:t>Drafts stay in this browser when storage is available; clear drafts on a shared device.</w:t>
-      </w:r>
-    </w:p>
-    <w:p>
-      <w:pPr>
-        <w:pStyle w:val="Heading3"/>
-      </w:pPr>
-      <w:r>
-        <w:t>What I repaired, the evidence I kept and the next test</w:t>
-      </w:r>
-    </w:p>
-    <w:p>
-      <w:r>
-        <w:t>________________________________________________________________</w:t>
-      </w:r>
-    </w:p>
-    <w:p>
-      <w:r>
-        <w:t>________________________________________________________________</w:t>
-      </w:r>
-    </w:p>
-    <w:p>
-      <w:r>
-        <w:t>________________________________________________________________</w:t>
-      </w:r>
-    </w:p>
-    <w:p>
-      <w:r>
-        <w:t>________________________________________________________________</w:t>
-      </w:r>
-    </w:p>
-    <w:p>
-      <w:r>
-        <w:t>________________________________________________________________</w:t>
-      </w:r>
-    </w:p>
-    <w:p>
-      <w:pPr>
         <w:pStyle w:val="Heading1"/>
       </w:pPr>
       <w:r>
-        <w:t>15. Visual concept journey</w:t>
-      </w:r>
-    </w:p>
-    <w:p>
-      <w:r>
-        <w:t>Explain each Slopes and local change picture from its labels, then record a relevant limit.</w:t>
-      </w:r>
-    </w:p>
-    <w:p>
-      <w:pPr>
-        <w:pStyle w:val="Heading3"/>
+        <w:t>15. Reference · Six-picture response sheets</w:t>
+      </w:r>
+    </w:p>
+    <w:p>
+      <w:r>
+        <w:t>Choose the picture that helps explain the current step.</w:t>
+      </w:r>
+    </w:p>
+    <w:p>
+      <w:pPr>
+        <w:pStyle w:val="Heading2"/>
       </w:pPr>
       <w:r>
         <w:t>01. Slopes and local change: the case</w:t>
@@ -2700,7 +2333,6 @@
     <w:p>
       <w:pPr>
         <w:spacing w:line="336" w:lineRule="auto" w:after="180"/>
-        <w:shd w:fill="F5F1FB"/>
       </w:pPr>
       <w:r>
         <w:rPr>
@@ -2739,7 +2371,7 @@
     </w:p>
     <w:p>
       <w:pPr>
-        <w:pStyle w:val="Heading3"/>
+        <w:pStyle w:val="Heading2"/>
       </w:pPr>
       <w:r>
         <w:t>02. Follow the deciding steps</w:t>
@@ -2819,7 +2451,6 @@
     <w:p>
       <w:pPr>
         <w:spacing w:line="336" w:lineRule="auto" w:after="180"/>
-        <w:shd w:fill="F5F1FB"/>
       </w:pPr>
       <w:r>
         <w:rPr>
@@ -2870,7 +2501,7 @@
     </w:p>
     <w:p>
       <w:pPr>
-        <w:pStyle w:val="Heading3"/>
+        <w:pStyle w:val="Heading2"/>
       </w:pPr>
       <w:r>
         <w:t>03. Compare slope clues on the same loss curve</w:t>
@@ -2938,7 +2569,6 @@
     <w:p>
       <w:pPr>
         <w:spacing w:line="336" w:lineRule="auto" w:after="180"/>
-        <w:shd w:fill="F5F1FB"/>
       </w:pPr>
       <w:r>
         <w:rPr>
@@ -2977,7 +2607,7 @@
     </w:p>
     <w:p>
       <w:pPr>
-        <w:pStyle w:val="Heading3"/>
+        <w:pStyle w:val="Heading2"/>
       </w:pPr>
       <w:r>
         <w:t>04. Change one thing. Trace what follows.</w:t>
@@ -3056,7 +2686,6 @@
     <w:p>
       <w:pPr>
         <w:spacing w:line="336" w:lineRule="auto" w:after="180"/>
-        <w:shd w:fill="F5F1FB"/>
       </w:pPr>
       <w:r>
         <w:rPr>
@@ -3095,7 +2724,7 @@
     </w:p>
     <w:p>
       <w:pPr>
-        <w:pStyle w:val="Heading3"/>
+        <w:pStyle w:val="Heading2"/>
       </w:pPr>
       <w:r>
         <w:t>05. Connect the explanation to its limit</w:t>
@@ -3197,7 +2826,6 @@
     <w:p>
       <w:pPr>
         <w:spacing w:line="336" w:lineRule="auto" w:after="180"/>
-        <w:shd w:fill="F5F1FB"/>
       </w:pPr>
       <w:r>
         <w:rPr>
@@ -3236,7 +2864,7 @@
     </w:p>
     <w:p>
       <w:pPr>
-        <w:pStyle w:val="Heading3"/>
+        <w:pStyle w:val="Heading2"/>
       </w:pPr>
       <w:r>
         <w:t>06. Make the idea visible in your project</w:t>
@@ -3350,7 +2978,6 @@
     <w:p>
       <w:pPr>
         <w:spacing w:line="336" w:lineRule="auto" w:after="180"/>
-        <w:shd w:fill="F5F1FB"/>
       </w:pPr>
       <w:r>
         <w:rPr>
@@ -3397,6 +3024,62 @@
     <w:p>
       <w:r>
         <w:t>________________________________________________________________</w:t>
+      </w:r>
+    </w:p>
+    <w:p>
+      <w:pPr>
+        <w:pStyle w:val="Heading2"/>
+      </w:pPr>
+      <w:r>
+        <w:t>Earlier wording, alternatives and picture transcripts · reference / check after trying</w:t>
+      </w:r>
+    </w:p>
+    <w:p>
+      <w:pPr>
+        <w:pStyle w:val="Heading3"/>
+      </w:pPr>
+      <w:r>
+        <w:t>01. Slopes and local change: the case</w:t>
+      </w:r>
+    </w:p>
+    <w:p>
+      <w:pPr>
+        <w:pStyle w:val="Heading3"/>
+      </w:pPr>
+      <w:r>
+        <w:t>02. Follow the deciding steps</w:t>
+      </w:r>
+    </w:p>
+    <w:p>
+      <w:pPr>
+        <w:pStyle w:val="Heading3"/>
+      </w:pPr>
+      <w:r>
+        <w:t>03. Compare slope clues on the same loss curve</w:t>
+      </w:r>
+    </w:p>
+    <w:p>
+      <w:pPr>
+        <w:pStyle w:val="Heading3"/>
+      </w:pPr>
+      <w:r>
+        <w:t>04. Change one thing. Trace what follows.</w:t>
+      </w:r>
+    </w:p>
+    <w:p>
+      <w:pPr>
+        <w:pStyle w:val="Heading3"/>
+      </w:pPr>
+      <w:r>
+        <w:t>05. Connect the explanation to its limit</w:t>
+      </w:r>
+    </w:p>
+    <w:p>
+      <w:pPr>
+        <w:pStyle w:val="Heading3"/>
+      </w:pPr>
+      <w:r>
+        <w:t>06. Make the idea visible in your project</w:t>
       </w:r>
     </w:p>
     <w:sectPr>
